--- a/CSHSE/server/src/assets/reader-report-templates/baccalaureate.docx
+++ b/CSHSE/server/src/assets/reader-report-templates/baccalaureate.docx
@@ -41,88 +41,9 @@
       </w:pPr>
       <w:r>
         <w:rPr>
-          <w:rFonts w:ascii="Times New Roman" w:eastAsia="Times New Roman" w:hAnsi="Times New Roman" w:cs="Times New Roman"/>
           <w:b/>
         </w:rPr>
-        <w:t>Reader</w:t>
-      </w:r>
-      <w:r>
-        <w:rPr>
-          <w:rFonts w:ascii="Times New Roman" w:eastAsia="Times New Roman" w:hAnsi="Times New Roman" w:cs="Times New Roman"/>
-          <w:b/>
-        </w:rPr>
-        <w:t>’s</w:t>
-      </w:r>
-      <w:r>
-        <w:rPr>
-          <w:rFonts w:ascii="Times New Roman" w:eastAsia="Times New Roman" w:hAnsi="Times New Roman" w:cs="Times New Roman"/>
-          <w:b/>
-        </w:rPr>
-        <w:t xml:space="preserve"> </w:t>
-      </w:r>
-      <w:r>
-        <w:rPr>
-          <w:rFonts w:ascii="Times New Roman" w:eastAsia="Times New Roman" w:hAnsi="Times New Roman" w:cs="Times New Roman"/>
-          <w:b/>
-        </w:rPr>
-        <w:t>N</w:t>
-      </w:r>
-      <w:r>
-        <w:rPr>
-          <w:rFonts w:ascii="Times New Roman" w:eastAsia="Times New Roman" w:hAnsi="Times New Roman" w:cs="Times New Roman"/>
-          <w:b/>
-        </w:rPr>
-        <w:t>ame</w:t>
-      </w:r>
-      <w:r>
-        <w:rPr>
-          <w:rFonts w:ascii="Times New Roman" w:eastAsia="Times New Roman" w:hAnsi="Times New Roman" w:cs="Times New Roman"/>
-          <w:b/>
-        </w:rPr>
-        <w:t xml:space="preserve"> and </w:t>
-      </w:r>
-      <w:r>
-        <w:rPr>
-          <w:rFonts w:ascii="Times New Roman" w:eastAsia="Times New Roman" w:hAnsi="Times New Roman" w:cs="Times New Roman"/>
-          <w:b/>
-        </w:rPr>
-        <w:t>Credential</w:t>
-      </w:r>
-      <w:r>
-        <w:rPr>
-          <w:rFonts w:ascii="Times New Roman" w:eastAsia="Times New Roman" w:hAnsi="Times New Roman" w:cs="Times New Roman"/>
-          <w:b/>
-        </w:rPr>
-        <w:t xml:space="preserve">: </w:t>
-      </w:r>
-      <w:r>
-        <w:rPr>
-          <w:rFonts w:ascii="Times New Roman" w:eastAsia="Times New Roman" w:hAnsi="Times New Roman" w:cs="Times New Roman"/>
-          <w:u w:val="single"/>
-        </w:rPr>
-        <w:t>___________________________________________________</w:t>
-      </w:r>
-      <w:r>
-        <w:rPr>
-          <w:rFonts w:ascii="Times New Roman" w:eastAsia="Times New Roman" w:hAnsi="Times New Roman" w:cs="Times New Roman"/>
-        </w:rPr>
-        <w:t xml:space="preserve"> </w:t>
-      </w:r>
-      <w:r>
-        <w:rPr>
-          <w:rFonts w:ascii="Times New Roman" w:eastAsia="Times New Roman" w:hAnsi="Times New Roman" w:cs="Times New Roman"/>
-          <w:b/>
-          <w:bCs/>
-        </w:rPr>
-        <w:t xml:space="preserve">Date: </w:t>
-      </w:r>
-      <w:r>
-        <w:rPr>
-          <w:rFonts w:ascii="Times New Roman" w:eastAsia="Times New Roman" w:hAnsi="Times New Roman" w:cs="Times New Roman"/>
-          <w:bCs/>
-          <w:u w:val="single"/>
-        </w:rPr>
-        <w:t>_______________________________</w:t>
+        <w:t>Reader’s Name and Credential: {{reader_name}}     Date: {{report_date}}</w:t>
       </w:r>
     </w:p>
     <w:p>
@@ -3399,6 +3320,12 @@
                 <w:rFonts w:ascii="Times New Roman" w:eastAsia="Times New Roman" w:hAnsi="Times New Roman" w:cs="Times New Roman"/>
               </w:rPr>
             </w:pPr>
+            <w:r>
+              <w:rPr>
+                <w:sz w:val="22"/>
+              </w:rPr>
+              <w:t>{{c_1_a}}</w:t>
+            </w:r>
           </w:p>
         </w:tc>
         <w:tc>
@@ -3412,6 +3339,12 @@
                 <w:rFonts w:ascii="Times New Roman" w:eastAsia="Times New Roman" w:hAnsi="Times New Roman" w:cs="Times New Roman"/>
               </w:rPr>
             </w:pPr>
+            <w:r>
+              <w:rPr>
+                <w:sz w:val="22"/>
+              </w:rPr>
+              <w:t>{{n_1_a}}</w:t>
+            </w:r>
           </w:p>
         </w:tc>
         <w:tc>
@@ -3425,6 +3358,12 @@
                 <w:rFonts w:ascii="Times New Roman" w:eastAsia="Times New Roman" w:hAnsi="Times New Roman" w:cs="Times New Roman"/>
               </w:rPr>
             </w:pPr>
+            <w:r>
+              <w:rPr>
+                <w:sz w:val="16"/>
+              </w:rPr>
+              <w:t>{{cm_1_a}}</w:t>
+            </w:r>
           </w:p>
         </w:tc>
       </w:tr>
@@ -3488,6 +3427,12 @@
                 <w:rFonts w:ascii="Times New Roman" w:eastAsia="Times New Roman" w:hAnsi="Times New Roman" w:cs="Times New Roman"/>
               </w:rPr>
             </w:pPr>
+            <w:r>
+              <w:rPr>
+                <w:sz w:val="22"/>
+              </w:rPr>
+              <w:t>{{c_1_b}}</w:t>
+            </w:r>
           </w:p>
         </w:tc>
         <w:tc>
@@ -3501,6 +3446,12 @@
                 <w:rFonts w:ascii="Times New Roman" w:eastAsia="Times New Roman" w:hAnsi="Times New Roman" w:cs="Times New Roman"/>
               </w:rPr>
             </w:pPr>
+            <w:r>
+              <w:rPr>
+                <w:sz w:val="22"/>
+              </w:rPr>
+              <w:t>{{n_1_b}}</w:t>
+            </w:r>
           </w:p>
         </w:tc>
         <w:tc>
@@ -3514,6 +3465,12 @@
                 <w:rFonts w:ascii="Times New Roman" w:eastAsia="Times New Roman" w:hAnsi="Times New Roman" w:cs="Times New Roman"/>
               </w:rPr>
             </w:pPr>
+            <w:r>
+              <w:rPr>
+                <w:sz w:val="16"/>
+              </w:rPr>
+              <w:t>{{cm_1_b}}</w:t>
+            </w:r>
           </w:p>
         </w:tc>
       </w:tr>
@@ -3559,6 +3516,12 @@
                 <w:rFonts w:ascii="Times New Roman" w:eastAsia="Times New Roman" w:hAnsi="Times New Roman" w:cs="Times New Roman"/>
               </w:rPr>
             </w:pPr>
+            <w:r>
+              <w:rPr>
+                <w:sz w:val="22"/>
+              </w:rPr>
+              <w:t>{{c_1_c}}</w:t>
+            </w:r>
           </w:p>
         </w:tc>
         <w:tc>
@@ -3573,6 +3536,12 @@
                 <w:rFonts w:ascii="Times New Roman" w:eastAsia="Times New Roman" w:hAnsi="Times New Roman" w:cs="Times New Roman"/>
               </w:rPr>
             </w:pPr>
+            <w:r>
+              <w:rPr>
+                <w:sz w:val="22"/>
+              </w:rPr>
+              <w:t>{{n_1_c}}</w:t>
+            </w:r>
           </w:p>
         </w:tc>
         <w:tc>
@@ -3587,6 +3556,12 @@
                 <w:rFonts w:ascii="Times New Roman" w:eastAsia="Times New Roman" w:hAnsi="Times New Roman" w:cs="Times New Roman"/>
               </w:rPr>
             </w:pPr>
+            <w:r>
+              <w:rPr>
+                <w:sz w:val="16"/>
+              </w:rPr>
+              <w:t>{{cm_1_c}}</w:t>
+            </w:r>
           </w:p>
         </w:tc>
       </w:tr>
@@ -3632,6 +3607,12 @@
                 <w:rFonts w:ascii="Times New Roman" w:eastAsia="Times New Roman" w:hAnsi="Times New Roman" w:cs="Times New Roman"/>
               </w:rPr>
             </w:pPr>
+            <w:r>
+              <w:rPr>
+                <w:sz w:val="22"/>
+              </w:rPr>
+              <w:t>{{c_1_d}}</w:t>
+            </w:r>
           </w:p>
         </w:tc>
         <w:tc>
@@ -3646,6 +3627,12 @@
                 <w:rFonts w:ascii="Times New Roman" w:eastAsia="Times New Roman" w:hAnsi="Times New Roman" w:cs="Times New Roman"/>
               </w:rPr>
             </w:pPr>
+            <w:r>
+              <w:rPr>
+                <w:sz w:val="22"/>
+              </w:rPr>
+              <w:t>{{n_1_d}}</w:t>
+            </w:r>
           </w:p>
         </w:tc>
         <w:tc>
@@ -3660,6 +3647,12 @@
                 <w:rFonts w:ascii="Times New Roman" w:eastAsia="Times New Roman" w:hAnsi="Times New Roman" w:cs="Times New Roman"/>
               </w:rPr>
             </w:pPr>
+            <w:r>
+              <w:rPr>
+                <w:sz w:val="16"/>
+              </w:rPr>
+              <w:t>{{cm_1_d}}</w:t>
+            </w:r>
           </w:p>
         </w:tc>
       </w:tr>
@@ -3705,6 +3698,12 @@
                 <w:rFonts w:ascii="Times New Roman" w:eastAsia="Times New Roman" w:hAnsi="Times New Roman" w:cs="Times New Roman"/>
               </w:rPr>
             </w:pPr>
+            <w:r>
+              <w:rPr>
+                <w:sz w:val="22"/>
+              </w:rPr>
+              <w:t>{{c_1_e}}</w:t>
+            </w:r>
           </w:p>
         </w:tc>
         <w:tc>
@@ -3719,6 +3718,12 @@
                 <w:rFonts w:ascii="Times New Roman" w:eastAsia="Times New Roman" w:hAnsi="Times New Roman" w:cs="Times New Roman"/>
               </w:rPr>
             </w:pPr>
+            <w:r>
+              <w:rPr>
+                <w:sz w:val="22"/>
+              </w:rPr>
+              <w:t>{{n_1_e}}</w:t>
+            </w:r>
           </w:p>
         </w:tc>
         <w:tc>
@@ -3733,6 +3738,12 @@
                 <w:rFonts w:ascii="Times New Roman" w:eastAsia="Times New Roman" w:hAnsi="Times New Roman" w:cs="Times New Roman"/>
               </w:rPr>
             </w:pPr>
+            <w:r>
+              <w:rPr>
+                <w:sz w:val="16"/>
+              </w:rPr>
+              <w:t>{{cm_1_e}}</w:t>
+            </w:r>
           </w:p>
         </w:tc>
       </w:tr>
@@ -3826,6 +3837,12 @@
                 <w:rFonts w:ascii="Times New Roman" w:eastAsia="Times New Roman" w:hAnsi="Times New Roman" w:cs="Times New Roman"/>
               </w:rPr>
             </w:pPr>
+            <w:r>
+              <w:rPr>
+                <w:sz w:val="22"/>
+              </w:rPr>
+              <w:t>{{c_1_f}}</w:t>
+            </w:r>
           </w:p>
         </w:tc>
         <w:tc>
@@ -3840,6 +3857,12 @@
                 <w:rFonts w:ascii="Times New Roman" w:eastAsia="Times New Roman" w:hAnsi="Times New Roman" w:cs="Times New Roman"/>
               </w:rPr>
             </w:pPr>
+            <w:r>
+              <w:rPr>
+                <w:sz w:val="22"/>
+              </w:rPr>
+              <w:t>{{n_1_f}}</w:t>
+            </w:r>
           </w:p>
         </w:tc>
         <w:tc>
@@ -3854,6 +3877,12 @@
                 <w:rFonts w:ascii="Times New Roman" w:eastAsia="Times New Roman" w:hAnsi="Times New Roman" w:cs="Times New Roman"/>
               </w:rPr>
             </w:pPr>
+            <w:r>
+              <w:rPr>
+                <w:sz w:val="16"/>
+              </w:rPr>
+              <w:t>{{cm_1_f}}</w:t>
+            </w:r>
           </w:p>
         </w:tc>
       </w:tr>
@@ -4127,6 +4156,12 @@
                 <w:rFonts w:ascii="Times New Roman" w:eastAsia="Times New Roman" w:hAnsi="Times New Roman" w:cs="Times New Roman"/>
               </w:rPr>
             </w:pPr>
+            <w:r>
+              <w:rPr>
+                <w:sz w:val="22"/>
+              </w:rPr>
+              <w:t>{{c_2_a}}</w:t>
+            </w:r>
           </w:p>
         </w:tc>
         <w:tc>
@@ -4140,6 +4175,12 @@
                 <w:rFonts w:ascii="Times New Roman" w:eastAsia="Times New Roman" w:hAnsi="Times New Roman" w:cs="Times New Roman"/>
               </w:rPr>
             </w:pPr>
+            <w:r>
+              <w:rPr>
+                <w:sz w:val="22"/>
+              </w:rPr>
+              <w:t>{{n_2_a}}</w:t>
+            </w:r>
           </w:p>
         </w:tc>
         <w:tc>
@@ -4153,6 +4194,12 @@
                 <w:rFonts w:ascii="Times New Roman" w:eastAsia="Times New Roman" w:hAnsi="Times New Roman" w:cs="Times New Roman"/>
               </w:rPr>
             </w:pPr>
+            <w:r>
+              <w:rPr>
+                <w:sz w:val="16"/>
+              </w:rPr>
+              <w:t>{{cm_2_a}}</w:t>
+            </w:r>
           </w:p>
         </w:tc>
       </w:tr>
@@ -4195,6 +4242,12 @@
                 <w:rFonts w:ascii="Times New Roman" w:eastAsia="Times New Roman" w:hAnsi="Times New Roman" w:cs="Times New Roman"/>
               </w:rPr>
             </w:pPr>
+            <w:r>
+              <w:rPr>
+                <w:sz w:val="22"/>
+              </w:rPr>
+              <w:t>{{c_2_b}}</w:t>
+            </w:r>
           </w:p>
         </w:tc>
         <w:tc>
@@ -4208,6 +4261,12 @@
                 <w:rFonts w:ascii="Times New Roman" w:eastAsia="Times New Roman" w:hAnsi="Times New Roman" w:cs="Times New Roman"/>
               </w:rPr>
             </w:pPr>
+            <w:r>
+              <w:rPr>
+                <w:sz w:val="22"/>
+              </w:rPr>
+              <w:t>{{n_2_b}}</w:t>
+            </w:r>
           </w:p>
         </w:tc>
         <w:tc>
@@ -4221,6 +4280,12 @@
                 <w:rFonts w:ascii="Times New Roman" w:eastAsia="Times New Roman" w:hAnsi="Times New Roman" w:cs="Times New Roman"/>
               </w:rPr>
             </w:pPr>
+            <w:r>
+              <w:rPr>
+                <w:sz w:val="16"/>
+              </w:rPr>
+              <w:t>{{cm_2_b}}</w:t>
+            </w:r>
           </w:p>
         </w:tc>
       </w:tr>
@@ -4266,6 +4331,12 @@
                 <w:rFonts w:ascii="Times New Roman" w:eastAsia="Times New Roman" w:hAnsi="Times New Roman" w:cs="Times New Roman"/>
               </w:rPr>
             </w:pPr>
+            <w:r>
+              <w:rPr>
+                <w:sz w:val="22"/>
+              </w:rPr>
+              <w:t>{{c_2_c}}</w:t>
+            </w:r>
           </w:p>
         </w:tc>
         <w:tc>
@@ -4279,6 +4350,12 @@
                 <w:rFonts w:ascii="Times New Roman" w:eastAsia="Times New Roman" w:hAnsi="Times New Roman" w:cs="Times New Roman"/>
               </w:rPr>
             </w:pPr>
+            <w:r>
+              <w:rPr>
+                <w:sz w:val="22"/>
+              </w:rPr>
+              <w:t>{{n_2_c}}</w:t>
+            </w:r>
           </w:p>
         </w:tc>
         <w:tc>
@@ -4292,6 +4369,12 @@
                 <w:rFonts w:ascii="Times New Roman" w:eastAsia="Times New Roman" w:hAnsi="Times New Roman" w:cs="Times New Roman"/>
               </w:rPr>
             </w:pPr>
+            <w:r>
+              <w:rPr>
+                <w:sz w:val="16"/>
+              </w:rPr>
+              <w:t>{{cm_2_c}}</w:t>
+            </w:r>
           </w:p>
         </w:tc>
       </w:tr>
@@ -4348,6 +4431,12 @@
                 <w:rFonts w:ascii="Times New Roman" w:eastAsia="Times New Roman" w:hAnsi="Times New Roman" w:cs="Times New Roman"/>
               </w:rPr>
             </w:pPr>
+            <w:r>
+              <w:rPr>
+                <w:sz w:val="22"/>
+              </w:rPr>
+              <w:t>{{c_2_d}}</w:t>
+            </w:r>
           </w:p>
         </w:tc>
         <w:tc>
@@ -4361,6 +4450,12 @@
                 <w:rFonts w:ascii="Times New Roman" w:eastAsia="Times New Roman" w:hAnsi="Times New Roman" w:cs="Times New Roman"/>
               </w:rPr>
             </w:pPr>
+            <w:r>
+              <w:rPr>
+                <w:sz w:val="22"/>
+              </w:rPr>
+              <w:t>{{n_2_d}}</w:t>
+            </w:r>
           </w:p>
         </w:tc>
         <w:tc>
@@ -4374,6 +4469,12 @@
                 <w:rFonts w:ascii="Times New Roman" w:eastAsia="Times New Roman" w:hAnsi="Times New Roman" w:cs="Times New Roman"/>
               </w:rPr>
             </w:pPr>
+            <w:r>
+              <w:rPr>
+                <w:sz w:val="16"/>
+              </w:rPr>
+              <w:t>{{cm_2_d}}</w:t>
+            </w:r>
           </w:p>
         </w:tc>
       </w:tr>
@@ -4499,6 +4600,12 @@
                 <w:rFonts w:ascii="Times New Roman" w:eastAsia="Times New Roman" w:hAnsi="Times New Roman" w:cs="Times New Roman"/>
               </w:rPr>
             </w:pPr>
+            <w:r>
+              <w:rPr>
+                <w:sz w:val="22"/>
+              </w:rPr>
+              <w:t>{{c_2_e}}</w:t>
+            </w:r>
           </w:p>
         </w:tc>
         <w:tc>
@@ -4512,6 +4619,12 @@
                 <w:rFonts w:ascii="Times New Roman" w:eastAsia="Times New Roman" w:hAnsi="Times New Roman" w:cs="Times New Roman"/>
               </w:rPr>
             </w:pPr>
+            <w:r>
+              <w:rPr>
+                <w:sz w:val="22"/>
+              </w:rPr>
+              <w:t>{{n_2_e}}</w:t>
+            </w:r>
           </w:p>
         </w:tc>
         <w:tc>
@@ -4525,6 +4638,12 @@
                 <w:rFonts w:ascii="Times New Roman" w:eastAsia="Times New Roman" w:hAnsi="Times New Roman" w:cs="Times New Roman"/>
               </w:rPr>
             </w:pPr>
+            <w:r>
+              <w:rPr>
+                <w:sz w:val="16"/>
+              </w:rPr>
+              <w:t>{{cm_2_e}}</w:t>
+            </w:r>
           </w:p>
         </w:tc>
       </w:tr>
@@ -4814,6 +4933,12 @@
                 <w:szCs w:val="24"/>
               </w:rPr>
             </w:pPr>
+            <w:r>
+              <w:rPr>
+                <w:sz w:val="22"/>
+              </w:rPr>
+              <w:t>{{c_3_a}}</w:t>
+            </w:r>
           </w:p>
         </w:tc>
         <w:tc>
@@ -4832,6 +4957,12 @@
                 <w:szCs w:val="24"/>
               </w:rPr>
             </w:pPr>
+            <w:r>
+              <w:rPr>
+                <w:sz w:val="22"/>
+              </w:rPr>
+              <w:t>{{n_3_a}}</w:t>
+            </w:r>
           </w:p>
         </w:tc>
         <w:tc>
@@ -4850,6 +4981,12 @@
                 <w:szCs w:val="24"/>
               </w:rPr>
             </w:pPr>
+            <w:r>
+              <w:rPr>
+                <w:sz w:val="16"/>
+              </w:rPr>
+              <w:t>{{cm_3_a}}</w:t>
+            </w:r>
           </w:p>
         </w:tc>
       </w:tr>
@@ -4895,6 +5032,12 @@
                 <w:rFonts w:ascii="Times New Roman" w:eastAsia="Times New Roman" w:hAnsi="Times New Roman" w:cs="Times New Roman"/>
               </w:rPr>
             </w:pPr>
+            <w:r>
+              <w:rPr>
+                <w:sz w:val="22"/>
+              </w:rPr>
+              <w:t>{{c_3_b}}</w:t>
+            </w:r>
           </w:p>
         </w:tc>
         <w:tc>
@@ -4908,6 +5051,12 @@
                 <w:rFonts w:ascii="Times New Roman" w:eastAsia="Times New Roman" w:hAnsi="Times New Roman" w:cs="Times New Roman"/>
               </w:rPr>
             </w:pPr>
+            <w:r>
+              <w:rPr>
+                <w:sz w:val="22"/>
+              </w:rPr>
+              <w:t>{{n_3_b}}</w:t>
+            </w:r>
           </w:p>
         </w:tc>
         <w:tc>
@@ -4921,6 +5070,12 @@
                 <w:rFonts w:ascii="Times New Roman" w:eastAsia="Times New Roman" w:hAnsi="Times New Roman" w:cs="Times New Roman"/>
               </w:rPr>
             </w:pPr>
+            <w:r>
+              <w:rPr>
+                <w:sz w:val="16"/>
+              </w:rPr>
+              <w:t>{{cm_3_b}}</w:t>
+            </w:r>
           </w:p>
         </w:tc>
       </w:tr>
@@ -5192,6 +5347,12 @@
                 <w:rFonts w:ascii="Times New Roman" w:eastAsia="Times New Roman" w:hAnsi="Times New Roman" w:cs="Times New Roman"/>
               </w:rPr>
             </w:pPr>
+            <w:r>
+              <w:rPr>
+                <w:sz w:val="22"/>
+              </w:rPr>
+              <w:t>{{c_3_c}}</w:t>
+            </w:r>
           </w:p>
         </w:tc>
         <w:tc>
@@ -5205,6 +5366,12 @@
                 <w:rFonts w:ascii="Times New Roman" w:eastAsia="Times New Roman" w:hAnsi="Times New Roman" w:cs="Times New Roman"/>
               </w:rPr>
             </w:pPr>
+            <w:r>
+              <w:rPr>
+                <w:sz w:val="22"/>
+              </w:rPr>
+              <w:t>{{n_3_c}}</w:t>
+            </w:r>
           </w:p>
         </w:tc>
         <w:tc>
@@ -5218,6 +5385,12 @@
                 <w:rFonts w:ascii="Times New Roman" w:eastAsia="Times New Roman" w:hAnsi="Times New Roman" w:cs="Times New Roman"/>
               </w:rPr>
             </w:pPr>
+            <w:r>
+              <w:rPr>
+                <w:sz w:val="16"/>
+              </w:rPr>
+              <w:t>{{cm_3_c}}</w:t>
+            </w:r>
           </w:p>
         </w:tc>
       </w:tr>
@@ -5533,6 +5706,12 @@
                 <w:rFonts w:ascii="Times New Roman" w:eastAsia="Times New Roman" w:hAnsi="Times New Roman" w:cs="Times New Roman"/>
               </w:rPr>
             </w:pPr>
+            <w:r>
+              <w:rPr>
+                <w:sz w:val="22"/>
+              </w:rPr>
+              <w:t>{{c_4_a}}</w:t>
+            </w:r>
           </w:p>
         </w:tc>
         <w:tc>
@@ -5547,6 +5726,12 @@
                 <w:rFonts w:ascii="Times New Roman" w:eastAsia="Times New Roman" w:hAnsi="Times New Roman" w:cs="Times New Roman"/>
               </w:rPr>
             </w:pPr>
+            <w:r>
+              <w:rPr>
+                <w:sz w:val="22"/>
+              </w:rPr>
+              <w:t>{{n_4_a}}</w:t>
+            </w:r>
           </w:p>
         </w:tc>
         <w:tc>
@@ -5561,6 +5746,12 @@
                 <w:rFonts w:ascii="Times New Roman" w:eastAsia="Times New Roman" w:hAnsi="Times New Roman" w:cs="Times New Roman"/>
               </w:rPr>
             </w:pPr>
+            <w:r>
+              <w:rPr>
+                <w:sz w:val="16"/>
+              </w:rPr>
+              <w:t>{{cm_4_a}}</w:t>
+            </w:r>
           </w:p>
         </w:tc>
       </w:tr>
@@ -6241,6 +6432,12 @@
                 <w:rFonts w:ascii="Times New Roman" w:eastAsia="Times New Roman" w:hAnsi="Times New Roman" w:cs="Times New Roman"/>
               </w:rPr>
             </w:pPr>
+            <w:r>
+              <w:rPr>
+                <w:sz w:val="22"/>
+              </w:rPr>
+              <w:t>{{c_4_b}}</w:t>
+            </w:r>
           </w:p>
         </w:tc>
         <w:tc>
@@ -6255,6 +6452,12 @@
                 <w:rFonts w:ascii="Times New Roman" w:eastAsia="Times New Roman" w:hAnsi="Times New Roman" w:cs="Times New Roman"/>
               </w:rPr>
             </w:pPr>
+            <w:r>
+              <w:rPr>
+                <w:sz w:val="22"/>
+              </w:rPr>
+              <w:t>{{n_4_b}}</w:t>
+            </w:r>
           </w:p>
         </w:tc>
         <w:tc>
@@ -6269,6 +6472,12 @@
                 <w:rFonts w:ascii="Times New Roman" w:eastAsia="Times New Roman" w:hAnsi="Times New Roman" w:cs="Times New Roman"/>
               </w:rPr>
             </w:pPr>
+            <w:r>
+              <w:rPr>
+                <w:sz w:val="16"/>
+              </w:rPr>
+              <w:t>{{cm_4_b}}</w:t>
+            </w:r>
           </w:p>
         </w:tc>
       </w:tr>
@@ -6602,6 +6811,12 @@
                 <w:rFonts w:ascii="Times New Roman" w:eastAsia="Times New Roman" w:hAnsi="Times New Roman" w:cs="Times New Roman"/>
               </w:rPr>
             </w:pPr>
+            <w:r>
+              <w:rPr>
+                <w:sz w:val="22"/>
+              </w:rPr>
+              <w:t>{{c_4_c}}</w:t>
+            </w:r>
           </w:p>
         </w:tc>
         <w:tc>
@@ -6616,6 +6831,12 @@
                 <w:rFonts w:ascii="Times New Roman" w:eastAsia="Times New Roman" w:hAnsi="Times New Roman" w:cs="Times New Roman"/>
               </w:rPr>
             </w:pPr>
+            <w:r>
+              <w:rPr>
+                <w:sz w:val="22"/>
+              </w:rPr>
+              <w:t>{{n_4_c}}</w:t>
+            </w:r>
           </w:p>
         </w:tc>
         <w:tc>
@@ -6630,6 +6851,12 @@
                 <w:rFonts w:ascii="Times New Roman" w:eastAsia="Times New Roman" w:hAnsi="Times New Roman" w:cs="Times New Roman"/>
               </w:rPr>
             </w:pPr>
+            <w:r>
+              <w:rPr>
+                <w:sz w:val="16"/>
+              </w:rPr>
+              <w:t>{{cm_4_c}}</w:t>
+            </w:r>
           </w:p>
         </w:tc>
       </w:tr>
@@ -7080,6 +7307,12 @@
                 <w:rFonts w:ascii="Times New Roman" w:eastAsia="Times New Roman" w:hAnsi="Times New Roman" w:cs="Times New Roman"/>
               </w:rPr>
             </w:pPr>
+            <w:r>
+              <w:rPr>
+                <w:sz w:val="22"/>
+              </w:rPr>
+              <w:t>{{c_5_a}}</w:t>
+            </w:r>
           </w:p>
         </w:tc>
         <w:tc>
@@ -7093,6 +7326,12 @@
                 <w:rFonts w:ascii="Times New Roman" w:eastAsia="Times New Roman" w:hAnsi="Times New Roman" w:cs="Times New Roman"/>
               </w:rPr>
             </w:pPr>
+            <w:r>
+              <w:rPr>
+                <w:sz w:val="22"/>
+              </w:rPr>
+              <w:t>{{n_5_a}}</w:t>
+            </w:r>
           </w:p>
         </w:tc>
         <w:tc>
@@ -7106,6 +7345,12 @@
                 <w:rFonts w:ascii="Times New Roman" w:eastAsia="Times New Roman" w:hAnsi="Times New Roman" w:cs="Times New Roman"/>
               </w:rPr>
             </w:pPr>
+            <w:r>
+              <w:rPr>
+                <w:sz w:val="16"/>
+              </w:rPr>
+              <w:t>{{cm_5_a}}</w:t>
+            </w:r>
           </w:p>
         </w:tc>
       </w:tr>
@@ -7149,6 +7394,12 @@
                 <w:rFonts w:ascii="Times New Roman" w:eastAsia="Times New Roman" w:hAnsi="Times New Roman" w:cs="Times New Roman"/>
               </w:rPr>
             </w:pPr>
+            <w:r>
+              <w:rPr>
+                <w:sz w:val="22"/>
+              </w:rPr>
+              <w:t>{{c_5_b}}</w:t>
+            </w:r>
           </w:p>
         </w:tc>
         <w:tc>
@@ -7162,6 +7413,12 @@
                 <w:rFonts w:ascii="Times New Roman" w:eastAsia="Times New Roman" w:hAnsi="Times New Roman" w:cs="Times New Roman"/>
               </w:rPr>
             </w:pPr>
+            <w:r>
+              <w:rPr>
+                <w:sz w:val="22"/>
+              </w:rPr>
+              <w:t>{{n_5_b}}</w:t>
+            </w:r>
           </w:p>
         </w:tc>
         <w:tc>
@@ -7175,6 +7432,12 @@
                 <w:rFonts w:ascii="Times New Roman" w:eastAsia="Times New Roman" w:hAnsi="Times New Roman" w:cs="Times New Roman"/>
               </w:rPr>
             </w:pPr>
+            <w:r>
+              <w:rPr>
+                <w:sz w:val="16"/>
+              </w:rPr>
+              <w:t>{{cm_5_b}}</w:t>
+            </w:r>
           </w:p>
         </w:tc>
       </w:tr>
@@ -7221,6 +7484,12 @@
                 <w:rFonts w:ascii="Times New Roman" w:eastAsia="Times New Roman" w:hAnsi="Times New Roman" w:cs="Times New Roman"/>
               </w:rPr>
             </w:pPr>
+            <w:r>
+              <w:rPr>
+                <w:sz w:val="22"/>
+              </w:rPr>
+              <w:t>{{c_5_c}}</w:t>
+            </w:r>
           </w:p>
         </w:tc>
         <w:tc>
@@ -7234,6 +7503,12 @@
                 <w:rFonts w:ascii="Times New Roman" w:eastAsia="Times New Roman" w:hAnsi="Times New Roman" w:cs="Times New Roman"/>
               </w:rPr>
             </w:pPr>
+            <w:r>
+              <w:rPr>
+                <w:sz w:val="22"/>
+              </w:rPr>
+              <w:t>{{n_5_c}}</w:t>
+            </w:r>
           </w:p>
         </w:tc>
         <w:tc>
@@ -7247,6 +7522,12 @@
                 <w:rFonts w:ascii="Times New Roman" w:eastAsia="Times New Roman" w:hAnsi="Times New Roman" w:cs="Times New Roman"/>
               </w:rPr>
             </w:pPr>
+            <w:r>
+              <w:rPr>
+                <w:sz w:val="16"/>
+              </w:rPr>
+              <w:t>{{cm_5_c}}</w:t>
+            </w:r>
           </w:p>
         </w:tc>
       </w:tr>
@@ -7312,6 +7593,12 @@
                 <w:rFonts w:ascii="Times New Roman" w:eastAsia="Times New Roman" w:hAnsi="Times New Roman" w:cs="Times New Roman"/>
               </w:rPr>
             </w:pPr>
+            <w:r>
+              <w:rPr>
+                <w:sz w:val="22"/>
+              </w:rPr>
+              <w:t>{{c_5_d}}</w:t>
+            </w:r>
           </w:p>
         </w:tc>
         <w:tc>
@@ -7325,6 +7612,12 @@
                 <w:rFonts w:ascii="Times New Roman" w:eastAsia="Times New Roman" w:hAnsi="Times New Roman" w:cs="Times New Roman"/>
               </w:rPr>
             </w:pPr>
+            <w:r>
+              <w:rPr>
+                <w:sz w:val="22"/>
+              </w:rPr>
+              <w:t>{{n_5_d}}</w:t>
+            </w:r>
           </w:p>
         </w:tc>
         <w:tc>
@@ -7338,6 +7631,12 @@
                 <w:rFonts w:ascii="Times New Roman" w:eastAsia="Times New Roman" w:hAnsi="Times New Roman" w:cs="Times New Roman"/>
               </w:rPr>
             </w:pPr>
+            <w:r>
+              <w:rPr>
+                <w:sz w:val="16"/>
+              </w:rPr>
+              <w:t>{{cm_5_d}}</w:t>
+            </w:r>
           </w:p>
         </w:tc>
       </w:tr>
@@ -7634,6 +7933,12 @@
                 <w:rFonts w:ascii="Times New Roman" w:eastAsia="Times New Roman" w:hAnsi="Times New Roman" w:cs="Times New Roman"/>
               </w:rPr>
             </w:pPr>
+            <w:r>
+              <w:rPr>
+                <w:sz w:val="22"/>
+              </w:rPr>
+              <w:t>{{c_6_a}}</w:t>
+            </w:r>
           </w:p>
         </w:tc>
         <w:tc>
@@ -7647,6 +7952,12 @@
                 <w:rFonts w:ascii="Times New Roman" w:eastAsia="Times New Roman" w:hAnsi="Times New Roman" w:cs="Times New Roman"/>
               </w:rPr>
             </w:pPr>
+            <w:r>
+              <w:rPr>
+                <w:sz w:val="22"/>
+              </w:rPr>
+              <w:t>{{n_6_a}}</w:t>
+            </w:r>
           </w:p>
         </w:tc>
         <w:tc>
@@ -7660,6 +7971,12 @@
                 <w:rFonts w:ascii="Times New Roman" w:eastAsia="Times New Roman" w:hAnsi="Times New Roman" w:cs="Times New Roman"/>
               </w:rPr>
             </w:pPr>
+            <w:r>
+              <w:rPr>
+                <w:sz w:val="16"/>
+              </w:rPr>
+              <w:t>{{cm_6_a}}</w:t>
+            </w:r>
           </w:p>
         </w:tc>
       </w:tr>
@@ -8014,6 +8331,12 @@
                 <w:rFonts w:ascii="Times New Roman" w:eastAsia="Times New Roman" w:hAnsi="Times New Roman" w:cs="Times New Roman"/>
               </w:rPr>
             </w:pPr>
+            <w:r>
+              <w:rPr>
+                <w:sz w:val="22"/>
+              </w:rPr>
+              <w:t>{{c_7_a}}</w:t>
+            </w:r>
           </w:p>
         </w:tc>
         <w:tc>
@@ -8027,6 +8350,12 @@
                 <w:rFonts w:ascii="Times New Roman" w:eastAsia="Times New Roman" w:hAnsi="Times New Roman" w:cs="Times New Roman"/>
               </w:rPr>
             </w:pPr>
+            <w:r>
+              <w:rPr>
+                <w:sz w:val="22"/>
+              </w:rPr>
+              <w:t>{{n_7_a}}</w:t>
+            </w:r>
           </w:p>
         </w:tc>
         <w:tc>
@@ -8040,6 +8369,12 @@
                 <w:rFonts w:ascii="Times New Roman" w:eastAsia="Times New Roman" w:hAnsi="Times New Roman" w:cs="Times New Roman"/>
               </w:rPr>
             </w:pPr>
+            <w:r>
+              <w:rPr>
+                <w:sz w:val="16"/>
+              </w:rPr>
+              <w:t>{{cm_7_a}}</w:t>
+            </w:r>
           </w:p>
         </w:tc>
       </w:tr>
@@ -8105,6 +8440,12 @@
                 <w:rFonts w:ascii="Times New Roman" w:eastAsia="Times New Roman" w:hAnsi="Times New Roman" w:cs="Times New Roman"/>
               </w:rPr>
             </w:pPr>
+            <w:r>
+              <w:rPr>
+                <w:sz w:val="22"/>
+              </w:rPr>
+              <w:t>{{c_7_b}}</w:t>
+            </w:r>
           </w:p>
         </w:tc>
         <w:tc>
@@ -8119,6 +8460,12 @@
                 <w:rFonts w:ascii="Times New Roman" w:eastAsia="Times New Roman" w:hAnsi="Times New Roman" w:cs="Times New Roman"/>
               </w:rPr>
             </w:pPr>
+            <w:r>
+              <w:rPr>
+                <w:sz w:val="22"/>
+              </w:rPr>
+              <w:t>{{n_7_b}}</w:t>
+            </w:r>
           </w:p>
         </w:tc>
         <w:tc>
@@ -8133,6 +8480,12 @@
                 <w:rFonts w:ascii="Times New Roman" w:eastAsia="Times New Roman" w:hAnsi="Times New Roman" w:cs="Times New Roman"/>
               </w:rPr>
             </w:pPr>
+            <w:r>
+              <w:rPr>
+                <w:sz w:val="16"/>
+              </w:rPr>
+              <w:t>{{cm_7_b}}</w:t>
+            </w:r>
           </w:p>
         </w:tc>
       </w:tr>
@@ -8311,6 +8664,12 @@
                 <w:rFonts w:ascii="Times New Roman" w:eastAsia="Times New Roman" w:hAnsi="Times New Roman" w:cs="Times New Roman"/>
               </w:rPr>
             </w:pPr>
+            <w:r>
+              <w:rPr>
+                <w:sz w:val="22"/>
+              </w:rPr>
+              <w:t>{{c_7_c}}</w:t>
+            </w:r>
           </w:p>
         </w:tc>
         <w:tc>
@@ -8324,6 +8683,12 @@
                 <w:rFonts w:ascii="Times New Roman" w:eastAsia="Times New Roman" w:hAnsi="Times New Roman" w:cs="Times New Roman"/>
               </w:rPr>
             </w:pPr>
+            <w:r>
+              <w:rPr>
+                <w:sz w:val="22"/>
+              </w:rPr>
+              <w:t>{{n_7_c}}</w:t>
+            </w:r>
           </w:p>
         </w:tc>
         <w:tc>
@@ -8337,6 +8702,12 @@
                 <w:rFonts w:ascii="Times New Roman" w:eastAsia="Times New Roman" w:hAnsi="Times New Roman" w:cs="Times New Roman"/>
               </w:rPr>
             </w:pPr>
+            <w:r>
+              <w:rPr>
+                <w:sz w:val="16"/>
+              </w:rPr>
+              <w:t>{{cm_7_c}}</w:t>
+            </w:r>
           </w:p>
         </w:tc>
       </w:tr>
@@ -8392,6 +8763,12 @@
                 <w:rFonts w:ascii="Times New Roman" w:eastAsia="Times New Roman" w:hAnsi="Times New Roman" w:cs="Times New Roman"/>
               </w:rPr>
             </w:pPr>
+            <w:r>
+              <w:rPr>
+                <w:sz w:val="22"/>
+              </w:rPr>
+              <w:t>{{c_7_d}}</w:t>
+            </w:r>
           </w:p>
         </w:tc>
         <w:tc>
@@ -8405,6 +8782,12 @@
                 <w:rFonts w:ascii="Times New Roman" w:eastAsia="Times New Roman" w:hAnsi="Times New Roman" w:cs="Times New Roman"/>
               </w:rPr>
             </w:pPr>
+            <w:r>
+              <w:rPr>
+                <w:sz w:val="22"/>
+              </w:rPr>
+              <w:t>{{n_7_d}}</w:t>
+            </w:r>
           </w:p>
         </w:tc>
         <w:tc>
@@ -8418,6 +8801,12 @@
                 <w:rFonts w:ascii="Times New Roman" w:eastAsia="Times New Roman" w:hAnsi="Times New Roman" w:cs="Times New Roman"/>
               </w:rPr>
             </w:pPr>
+            <w:r>
+              <w:rPr>
+                <w:sz w:val="16"/>
+              </w:rPr>
+              <w:t>{{cm_7_d}}</w:t>
+            </w:r>
           </w:p>
         </w:tc>
       </w:tr>
@@ -8480,6 +8869,12 @@
                 <w:rFonts w:ascii="Times New Roman" w:eastAsia="Times New Roman" w:hAnsi="Times New Roman" w:cs="Times New Roman"/>
               </w:rPr>
             </w:pPr>
+            <w:r>
+              <w:rPr>
+                <w:sz w:val="22"/>
+              </w:rPr>
+              <w:t>{{c_7_e}}</w:t>
+            </w:r>
           </w:p>
         </w:tc>
         <w:tc>
@@ -8493,6 +8888,12 @@
                 <w:rFonts w:ascii="Times New Roman" w:eastAsia="Times New Roman" w:hAnsi="Times New Roman" w:cs="Times New Roman"/>
               </w:rPr>
             </w:pPr>
+            <w:r>
+              <w:rPr>
+                <w:sz w:val="22"/>
+              </w:rPr>
+              <w:t>{{n_7_e}}</w:t>
+            </w:r>
           </w:p>
         </w:tc>
         <w:tc>
@@ -8506,6 +8907,12 @@
                 <w:rFonts w:ascii="Times New Roman" w:eastAsia="Times New Roman" w:hAnsi="Times New Roman" w:cs="Times New Roman"/>
               </w:rPr>
             </w:pPr>
+            <w:r>
+              <w:rPr>
+                <w:sz w:val="16"/>
+              </w:rPr>
+              <w:t>{{cm_7_e}}</w:t>
+            </w:r>
           </w:p>
         </w:tc>
       </w:tr>
@@ -9169,6 +9576,12 @@
                 <w:rFonts w:ascii="Times New Roman" w:eastAsia="Times New Roman" w:hAnsi="Times New Roman" w:cs="Times New Roman"/>
               </w:rPr>
             </w:pPr>
+            <w:r>
+              <w:rPr>
+                <w:sz w:val="22"/>
+              </w:rPr>
+              <w:t>{{c_8_a}}</w:t>
+            </w:r>
           </w:p>
         </w:tc>
         <w:tc>
@@ -9182,6 +9595,12 @@
                 <w:rFonts w:ascii="Times New Roman" w:eastAsia="Times New Roman" w:hAnsi="Times New Roman" w:cs="Times New Roman"/>
               </w:rPr>
             </w:pPr>
+            <w:r>
+              <w:rPr>
+                <w:sz w:val="22"/>
+              </w:rPr>
+              <w:t>{{n_8_a}}</w:t>
+            </w:r>
           </w:p>
         </w:tc>
         <w:tc>
@@ -9195,6 +9614,12 @@
                 <w:rFonts w:ascii="Times New Roman" w:eastAsia="Times New Roman" w:hAnsi="Times New Roman" w:cs="Times New Roman"/>
               </w:rPr>
             </w:pPr>
+            <w:r>
+              <w:rPr>
+                <w:sz w:val="16"/>
+              </w:rPr>
+              <w:t>{{cm_8_a}}</w:t>
+            </w:r>
           </w:p>
         </w:tc>
       </w:tr>
@@ -9348,6 +9773,12 @@
                 <w:rFonts w:ascii="Times New Roman" w:eastAsia="Times New Roman" w:hAnsi="Times New Roman" w:cs="Times New Roman"/>
               </w:rPr>
             </w:pPr>
+            <w:r>
+              <w:rPr>
+                <w:sz w:val="22"/>
+              </w:rPr>
+              <w:t>{{c_8_b}}</w:t>
+            </w:r>
           </w:p>
         </w:tc>
         <w:tc>
@@ -9361,6 +9792,12 @@
                 <w:rFonts w:ascii="Times New Roman" w:eastAsia="Times New Roman" w:hAnsi="Times New Roman" w:cs="Times New Roman"/>
               </w:rPr>
             </w:pPr>
+            <w:r>
+              <w:rPr>
+                <w:sz w:val="22"/>
+              </w:rPr>
+              <w:t>{{n_8_b}}</w:t>
+            </w:r>
           </w:p>
         </w:tc>
         <w:tc>
@@ -9374,6 +9811,12 @@
                 <w:rFonts w:ascii="Times New Roman" w:eastAsia="Times New Roman" w:hAnsi="Times New Roman" w:cs="Times New Roman"/>
               </w:rPr>
             </w:pPr>
+            <w:r>
+              <w:rPr>
+                <w:sz w:val="16"/>
+              </w:rPr>
+              <w:t>{{cm_8_b}}</w:t>
+            </w:r>
           </w:p>
         </w:tc>
       </w:tr>
@@ -9742,6 +10185,12 @@
                 <w:rFonts w:ascii="Times New Roman" w:eastAsia="Times New Roman" w:hAnsi="Times New Roman" w:cs="Times New Roman"/>
               </w:rPr>
             </w:pPr>
+            <w:r>
+              <w:rPr>
+                <w:sz w:val="22"/>
+              </w:rPr>
+              <w:t>{{c_9_a}}</w:t>
+            </w:r>
           </w:p>
         </w:tc>
         <w:tc>
@@ -9755,6 +10204,12 @@
                 <w:rFonts w:ascii="Times New Roman" w:eastAsia="Times New Roman" w:hAnsi="Times New Roman" w:cs="Times New Roman"/>
               </w:rPr>
             </w:pPr>
+            <w:r>
+              <w:rPr>
+                <w:sz w:val="22"/>
+              </w:rPr>
+              <w:t>{{n_9_a}}</w:t>
+            </w:r>
           </w:p>
         </w:tc>
         <w:tc>
@@ -9768,6 +10223,12 @@
                 <w:rFonts w:ascii="Times New Roman" w:eastAsia="Times New Roman" w:hAnsi="Times New Roman" w:cs="Times New Roman"/>
               </w:rPr>
             </w:pPr>
+            <w:r>
+              <w:rPr>
+                <w:sz w:val="16"/>
+              </w:rPr>
+              <w:t>{{cm_9_a}}</w:t>
+            </w:r>
           </w:p>
         </w:tc>
       </w:tr>
@@ -9831,6 +10292,12 @@
                 <w:rFonts w:ascii="Times New Roman" w:eastAsia="Times New Roman" w:hAnsi="Times New Roman" w:cs="Times New Roman"/>
               </w:rPr>
             </w:pPr>
+            <w:r>
+              <w:rPr>
+                <w:sz w:val="22"/>
+              </w:rPr>
+              <w:t>{{c_9_b}}</w:t>
+            </w:r>
           </w:p>
         </w:tc>
         <w:tc>
@@ -9844,6 +10311,12 @@
                 <w:rFonts w:ascii="Times New Roman" w:eastAsia="Times New Roman" w:hAnsi="Times New Roman" w:cs="Times New Roman"/>
               </w:rPr>
             </w:pPr>
+            <w:r>
+              <w:rPr>
+                <w:sz w:val="22"/>
+              </w:rPr>
+              <w:t>{{n_9_b}}</w:t>
+            </w:r>
           </w:p>
         </w:tc>
         <w:tc>
@@ -9857,6 +10330,12 @@
                 <w:rFonts w:ascii="Times New Roman" w:eastAsia="Times New Roman" w:hAnsi="Times New Roman" w:cs="Times New Roman"/>
               </w:rPr>
             </w:pPr>
+            <w:r>
+              <w:rPr>
+                <w:sz w:val="16"/>
+              </w:rPr>
+              <w:t>{{cm_9_b}}</w:t>
+            </w:r>
           </w:p>
         </w:tc>
       </w:tr>
@@ -9899,6 +10378,12 @@
                 <w:rFonts w:ascii="Times New Roman" w:eastAsia="Times New Roman" w:hAnsi="Times New Roman" w:cs="Times New Roman"/>
               </w:rPr>
             </w:pPr>
+            <w:r>
+              <w:rPr>
+                <w:sz w:val="22"/>
+              </w:rPr>
+              <w:t>{{c_9_c}}</w:t>
+            </w:r>
           </w:p>
         </w:tc>
         <w:tc>
@@ -9912,6 +10397,12 @@
                 <w:rFonts w:ascii="Times New Roman" w:eastAsia="Times New Roman" w:hAnsi="Times New Roman" w:cs="Times New Roman"/>
               </w:rPr>
             </w:pPr>
+            <w:r>
+              <w:rPr>
+                <w:sz w:val="22"/>
+              </w:rPr>
+              <w:t>{{n_9_c}}</w:t>
+            </w:r>
           </w:p>
         </w:tc>
         <w:tc>
@@ -9925,6 +10416,12 @@
                 <w:rFonts w:ascii="Times New Roman" w:eastAsia="Times New Roman" w:hAnsi="Times New Roman" w:cs="Times New Roman"/>
               </w:rPr>
             </w:pPr>
+            <w:r>
+              <w:rPr>
+                <w:sz w:val="16"/>
+              </w:rPr>
+              <w:t>{{cm_9_c}}</w:t>
+            </w:r>
           </w:p>
         </w:tc>
       </w:tr>
@@ -9967,6 +10464,12 @@
                 <w:rFonts w:ascii="Times New Roman" w:eastAsia="Times New Roman" w:hAnsi="Times New Roman" w:cs="Times New Roman"/>
               </w:rPr>
             </w:pPr>
+            <w:r>
+              <w:rPr>
+                <w:sz w:val="22"/>
+              </w:rPr>
+              <w:t>{{c_9_d}}</w:t>
+            </w:r>
           </w:p>
         </w:tc>
         <w:tc>
@@ -9980,6 +10483,12 @@
                 <w:rFonts w:ascii="Times New Roman" w:eastAsia="Times New Roman" w:hAnsi="Times New Roman" w:cs="Times New Roman"/>
               </w:rPr>
             </w:pPr>
+            <w:r>
+              <w:rPr>
+                <w:sz w:val="22"/>
+              </w:rPr>
+              <w:t>{{n_9_d}}</w:t>
+            </w:r>
           </w:p>
         </w:tc>
         <w:tc>
@@ -9993,6 +10502,12 @@
                 <w:rFonts w:ascii="Times New Roman" w:eastAsia="Times New Roman" w:hAnsi="Times New Roman" w:cs="Times New Roman"/>
               </w:rPr>
             </w:pPr>
+            <w:r>
+              <w:rPr>
+                <w:sz w:val="16"/>
+              </w:rPr>
+              <w:t>{{cm_9_d}}</w:t>
+            </w:r>
           </w:p>
         </w:tc>
       </w:tr>
@@ -10056,6 +10571,12 @@
                 <w:rFonts w:ascii="Times New Roman" w:eastAsia="Times New Roman" w:hAnsi="Times New Roman" w:cs="Times New Roman"/>
               </w:rPr>
             </w:pPr>
+            <w:r>
+              <w:rPr>
+                <w:sz w:val="22"/>
+              </w:rPr>
+              <w:t>{{c_9_e}}</w:t>
+            </w:r>
           </w:p>
         </w:tc>
         <w:tc>
@@ -10069,6 +10590,12 @@
                 <w:rFonts w:ascii="Times New Roman" w:eastAsia="Times New Roman" w:hAnsi="Times New Roman" w:cs="Times New Roman"/>
               </w:rPr>
             </w:pPr>
+            <w:r>
+              <w:rPr>
+                <w:sz w:val="22"/>
+              </w:rPr>
+              <w:t>{{n_9_e}}</w:t>
+            </w:r>
           </w:p>
         </w:tc>
         <w:tc>
@@ -10082,6 +10609,12 @@
                 <w:rFonts w:ascii="Times New Roman" w:eastAsia="Times New Roman" w:hAnsi="Times New Roman" w:cs="Times New Roman"/>
               </w:rPr>
             </w:pPr>
+            <w:r>
+              <w:rPr>
+                <w:sz w:val="16"/>
+              </w:rPr>
+              <w:t>{{cm_9_e}}</w:t>
+            </w:r>
           </w:p>
         </w:tc>
       </w:tr>
@@ -10346,6 +10879,12 @@
                 <w:bCs/>
               </w:rPr>
             </w:pPr>
+            <w:r>
+              <w:rPr>
+                <w:sz w:val="22"/>
+              </w:rPr>
+              <w:t>{{c_10_a}}</w:t>
+            </w:r>
           </w:p>
         </w:tc>
         <w:tc>
@@ -10361,6 +10900,12 @@
                 <w:bCs/>
               </w:rPr>
             </w:pPr>
+            <w:r>
+              <w:rPr>
+                <w:sz w:val="22"/>
+              </w:rPr>
+              <w:t>{{n_10_a}}</w:t>
+            </w:r>
           </w:p>
         </w:tc>
         <w:tc>
@@ -10376,6 +10921,12 @@
                 <w:bCs/>
               </w:rPr>
             </w:pPr>
+            <w:r>
+              <w:rPr>
+                <w:sz w:val="16"/>
+              </w:rPr>
+              <w:t>{{cm_10_a}}</w:t>
+            </w:r>
           </w:p>
         </w:tc>
       </w:tr>
@@ -10420,6 +10971,12 @@
                 <w:bCs/>
               </w:rPr>
             </w:pPr>
+            <w:r>
+              <w:rPr>
+                <w:sz w:val="22"/>
+              </w:rPr>
+              <w:t>{{c_10_b}}</w:t>
+            </w:r>
           </w:p>
         </w:tc>
         <w:tc>
@@ -10435,6 +10992,12 @@
                 <w:bCs/>
               </w:rPr>
             </w:pPr>
+            <w:r>
+              <w:rPr>
+                <w:sz w:val="22"/>
+              </w:rPr>
+              <w:t>{{n_10_b}}</w:t>
+            </w:r>
           </w:p>
         </w:tc>
         <w:tc>
@@ -10450,6 +11013,12 @@
                 <w:bCs/>
               </w:rPr>
             </w:pPr>
+            <w:r>
+              <w:rPr>
+                <w:sz w:val="16"/>
+              </w:rPr>
+              <w:t>{{cm_10_b}}</w:t>
+            </w:r>
           </w:p>
         </w:tc>
       </w:tr>
@@ -10888,6 +11457,12 @@
                 <w:bCs/>
               </w:rPr>
             </w:pPr>
+            <w:r>
+              <w:rPr>
+                <w:sz w:val="22"/>
+              </w:rPr>
+              <w:t>{{c_11_a}}</w:t>
+            </w:r>
           </w:p>
         </w:tc>
         <w:tc>
@@ -10902,6 +11477,12 @@
                 <w:bCs/>
               </w:rPr>
             </w:pPr>
+            <w:r>
+              <w:rPr>
+                <w:sz w:val="22"/>
+              </w:rPr>
+              <w:t>{{n_11_a}}</w:t>
+            </w:r>
           </w:p>
         </w:tc>
         <w:tc>
@@ -10916,6 +11497,12 @@
                 <w:bCs/>
               </w:rPr>
             </w:pPr>
+            <w:r>
+              <w:rPr>
+                <w:sz w:val="16"/>
+              </w:rPr>
+              <w:t>{{cm_11_a}}</w:t>
+            </w:r>
           </w:p>
         </w:tc>
       </w:tr>
@@ -10977,6 +11564,12 @@
                 <w:bCs/>
               </w:rPr>
             </w:pPr>
+            <w:r>
+              <w:rPr>
+                <w:sz w:val="22"/>
+              </w:rPr>
+              <w:t>{{c_11_b}}</w:t>
+            </w:r>
           </w:p>
         </w:tc>
         <w:tc>
@@ -10991,6 +11584,12 @@
                 <w:bCs/>
               </w:rPr>
             </w:pPr>
+            <w:r>
+              <w:rPr>
+                <w:sz w:val="22"/>
+              </w:rPr>
+              <w:t>{{n_11_b}}</w:t>
+            </w:r>
           </w:p>
         </w:tc>
         <w:tc>
@@ -11005,6 +11604,12 @@
                 <w:bCs/>
               </w:rPr>
             </w:pPr>
+            <w:r>
+              <w:rPr>
+                <w:sz w:val="16"/>
+              </w:rPr>
+              <w:t>{{cm_11_b}}</w:t>
+            </w:r>
           </w:p>
         </w:tc>
       </w:tr>
@@ -11066,6 +11671,12 @@
                 <w:bCs/>
               </w:rPr>
             </w:pPr>
+            <w:r>
+              <w:rPr>
+                <w:sz w:val="22"/>
+              </w:rPr>
+              <w:t>{{c_11_c}}</w:t>
+            </w:r>
           </w:p>
         </w:tc>
         <w:tc>
@@ -11080,6 +11691,12 @@
                 <w:bCs/>
               </w:rPr>
             </w:pPr>
+            <w:r>
+              <w:rPr>
+                <w:sz w:val="22"/>
+              </w:rPr>
+              <w:t>{{n_11_c}}</w:t>
+            </w:r>
           </w:p>
         </w:tc>
         <w:tc>
@@ -11094,6 +11711,12 @@
                 <w:bCs/>
               </w:rPr>
             </w:pPr>
+            <w:r>
+              <w:rPr>
+                <w:sz w:val="16"/>
+              </w:rPr>
+              <w:t>{{cm_11_c}}</w:t>
+            </w:r>
           </w:p>
         </w:tc>
       </w:tr>
@@ -11156,6 +11779,12 @@
                 <w:bCs/>
               </w:rPr>
             </w:pPr>
+            <w:r>
+              <w:rPr>
+                <w:sz w:val="22"/>
+              </w:rPr>
+              <w:t>{{c_11_d}}</w:t>
+            </w:r>
           </w:p>
         </w:tc>
         <w:tc>
@@ -11170,6 +11799,12 @@
                 <w:bCs/>
               </w:rPr>
             </w:pPr>
+            <w:r>
+              <w:rPr>
+                <w:sz w:val="22"/>
+              </w:rPr>
+              <w:t>{{n_11_d}}</w:t>
+            </w:r>
           </w:p>
         </w:tc>
         <w:tc>
@@ -11184,6 +11819,12 @@
                 <w:bCs/>
               </w:rPr>
             </w:pPr>
+            <w:r>
+              <w:rPr>
+                <w:sz w:val="16"/>
+              </w:rPr>
+              <w:t>{{cm_11_d}}</w:t>
+            </w:r>
           </w:p>
         </w:tc>
       </w:tr>
@@ -11557,6 +12198,12 @@
                 <w:bCs/>
               </w:rPr>
             </w:pPr>
+            <w:r>
+              <w:rPr>
+                <w:sz w:val="22"/>
+              </w:rPr>
+              <w:t>{{c_12_a}}</w:t>
+            </w:r>
           </w:p>
         </w:tc>
         <w:tc>
@@ -11571,6 +12218,12 @@
                 <w:bCs/>
               </w:rPr>
             </w:pPr>
+            <w:r>
+              <w:rPr>
+                <w:sz w:val="22"/>
+              </w:rPr>
+              <w:t>{{n_12_a}}</w:t>
+            </w:r>
           </w:p>
         </w:tc>
         <w:tc>
@@ -11585,6 +12238,12 @@
                 <w:bCs/>
               </w:rPr>
             </w:pPr>
+            <w:r>
+              <w:rPr>
+                <w:sz w:val="16"/>
+              </w:rPr>
+              <w:t>{{cm_12_a}}</w:t>
+            </w:r>
           </w:p>
         </w:tc>
       </w:tr>
@@ -11668,6 +12327,12 @@
                 <w:bCs/>
               </w:rPr>
             </w:pPr>
+            <w:r>
+              <w:rPr>
+                <w:sz w:val="22"/>
+              </w:rPr>
+              <w:t>{{c_12_b}}</w:t>
+            </w:r>
           </w:p>
         </w:tc>
         <w:tc>
@@ -11682,6 +12347,12 @@
                 <w:bCs/>
               </w:rPr>
             </w:pPr>
+            <w:r>
+              <w:rPr>
+                <w:sz w:val="22"/>
+              </w:rPr>
+              <w:t>{{n_12_b}}</w:t>
+            </w:r>
           </w:p>
         </w:tc>
         <w:tc>
@@ -11696,6 +12367,12 @@
                 <w:bCs/>
               </w:rPr>
             </w:pPr>
+            <w:r>
+              <w:rPr>
+                <w:sz w:val="16"/>
+              </w:rPr>
+              <w:t>{{cm_12_b}}</w:t>
+            </w:r>
           </w:p>
         </w:tc>
       </w:tr>
@@ -11938,6 +12615,12 @@
                 <w:bCs/>
               </w:rPr>
             </w:pPr>
+            <w:r>
+              <w:rPr>
+                <w:sz w:val="22"/>
+              </w:rPr>
+              <w:t>{{c_12_c}}</w:t>
+            </w:r>
           </w:p>
         </w:tc>
         <w:tc>
@@ -11952,6 +12635,12 @@
                 <w:bCs/>
               </w:rPr>
             </w:pPr>
+            <w:r>
+              <w:rPr>
+                <w:sz w:val="22"/>
+              </w:rPr>
+              <w:t>{{n_12_c}}</w:t>
+            </w:r>
           </w:p>
         </w:tc>
         <w:tc>
@@ -11966,6 +12655,12 @@
                 <w:bCs/>
               </w:rPr>
             </w:pPr>
+            <w:r>
+              <w:rPr>
+                <w:sz w:val="16"/>
+              </w:rPr>
+              <w:t>{{cm_12_c}}</w:t>
+            </w:r>
           </w:p>
         </w:tc>
       </w:tr>
@@ -12028,6 +12723,12 @@
                 <w:bCs/>
               </w:rPr>
             </w:pPr>
+            <w:r>
+              <w:rPr>
+                <w:sz w:val="22"/>
+              </w:rPr>
+              <w:t>{{c_12_d}}</w:t>
+            </w:r>
           </w:p>
         </w:tc>
         <w:tc>
@@ -12042,6 +12743,12 @@
                 <w:bCs/>
               </w:rPr>
             </w:pPr>
+            <w:r>
+              <w:rPr>
+                <w:sz w:val="22"/>
+              </w:rPr>
+              <w:t>{{n_12_d}}</w:t>
+            </w:r>
           </w:p>
         </w:tc>
         <w:tc>
@@ -12056,6 +12763,12 @@
                 <w:bCs/>
               </w:rPr>
             </w:pPr>
+            <w:r>
+              <w:rPr>
+                <w:sz w:val="16"/>
+              </w:rPr>
+              <w:t>{{cm_12_d}}</w:t>
+            </w:r>
           </w:p>
         </w:tc>
       </w:tr>
@@ -12118,6 +12831,12 @@
                 <w:bCs/>
               </w:rPr>
             </w:pPr>
+            <w:r>
+              <w:rPr>
+                <w:sz w:val="22"/>
+              </w:rPr>
+              <w:t>{{c_12_e}}</w:t>
+            </w:r>
           </w:p>
         </w:tc>
         <w:tc>
@@ -12132,6 +12851,12 @@
                 <w:bCs/>
               </w:rPr>
             </w:pPr>
+            <w:r>
+              <w:rPr>
+                <w:sz w:val="22"/>
+              </w:rPr>
+              <w:t>{{n_12_e}}</w:t>
+            </w:r>
           </w:p>
         </w:tc>
         <w:tc>
@@ -12146,6 +12871,12 @@
                 <w:bCs/>
               </w:rPr>
             </w:pPr>
+            <w:r>
+              <w:rPr>
+                <w:sz w:val="16"/>
+              </w:rPr>
+              <w:t>{{cm_12_e}}</w:t>
+            </w:r>
           </w:p>
         </w:tc>
       </w:tr>
@@ -12209,6 +12940,12 @@
                 <w:bCs/>
               </w:rPr>
             </w:pPr>
+            <w:r>
+              <w:rPr>
+                <w:sz w:val="22"/>
+              </w:rPr>
+              <w:t>{{c_12_f}}</w:t>
+            </w:r>
           </w:p>
         </w:tc>
         <w:tc>
@@ -12223,6 +12960,12 @@
                 <w:bCs/>
               </w:rPr>
             </w:pPr>
+            <w:r>
+              <w:rPr>
+                <w:sz w:val="22"/>
+              </w:rPr>
+              <w:t>{{n_12_f}}</w:t>
+            </w:r>
           </w:p>
         </w:tc>
         <w:tc>
@@ -12237,6 +12980,12 @@
                 <w:bCs/>
               </w:rPr>
             </w:pPr>
+            <w:r>
+              <w:rPr>
+                <w:sz w:val="16"/>
+              </w:rPr>
+              <w:t>{{cm_12_f}}</w:t>
+            </w:r>
           </w:p>
         </w:tc>
       </w:tr>
@@ -12300,6 +13049,12 @@
                 <w:bCs/>
               </w:rPr>
             </w:pPr>
+            <w:r>
+              <w:rPr>
+                <w:sz w:val="22"/>
+              </w:rPr>
+              <w:t>{{c_12_g}}</w:t>
+            </w:r>
           </w:p>
         </w:tc>
         <w:tc>
@@ -12314,6 +13069,12 @@
                 <w:bCs/>
               </w:rPr>
             </w:pPr>
+            <w:r>
+              <w:rPr>
+                <w:sz w:val="22"/>
+              </w:rPr>
+              <w:t>{{n_12_g}}</w:t>
+            </w:r>
           </w:p>
         </w:tc>
         <w:tc>
@@ -12328,6 +13089,12 @@
                 <w:bCs/>
               </w:rPr>
             </w:pPr>
+            <w:r>
+              <w:rPr>
+                <w:sz w:val="16"/>
+              </w:rPr>
+              <w:t>{{cm_12_g}}</w:t>
+            </w:r>
           </w:p>
         </w:tc>
       </w:tr>
@@ -12391,6 +13158,12 @@
                 <w:bCs/>
               </w:rPr>
             </w:pPr>
+            <w:r>
+              <w:rPr>
+                <w:sz w:val="22"/>
+              </w:rPr>
+              <w:t>{{c_12_h}}</w:t>
+            </w:r>
           </w:p>
         </w:tc>
         <w:tc>
@@ -12405,6 +13178,12 @@
                 <w:bCs/>
               </w:rPr>
             </w:pPr>
+            <w:r>
+              <w:rPr>
+                <w:sz w:val="22"/>
+              </w:rPr>
+              <w:t>{{n_12_h}}</w:t>
+            </w:r>
           </w:p>
         </w:tc>
         <w:tc>
@@ -12419,6 +13198,12 @@
                 <w:bCs/>
               </w:rPr>
             </w:pPr>
+            <w:r>
+              <w:rPr>
+                <w:sz w:val="16"/>
+              </w:rPr>
+              <w:t>{{cm_12_h}}</w:t>
+            </w:r>
           </w:p>
         </w:tc>
       </w:tr>
@@ -12775,6 +13560,12 @@
                 <w:bCs/>
               </w:rPr>
             </w:pPr>
+            <w:r>
+              <w:rPr>
+                <w:sz w:val="22"/>
+              </w:rPr>
+              <w:t>{{c_13_a}}</w:t>
+            </w:r>
           </w:p>
         </w:tc>
         <w:tc>
@@ -12789,6 +13580,12 @@
                 <w:bCs/>
               </w:rPr>
             </w:pPr>
+            <w:r>
+              <w:rPr>
+                <w:sz w:val="22"/>
+              </w:rPr>
+              <w:t>{{n_13_a}}</w:t>
+            </w:r>
           </w:p>
         </w:tc>
         <w:tc>
@@ -12803,6 +13600,12 @@
                 <w:bCs/>
               </w:rPr>
             </w:pPr>
+            <w:r>
+              <w:rPr>
+                <w:sz w:val="16"/>
+              </w:rPr>
+              <w:t>{{cm_13_a}}</w:t>
+            </w:r>
           </w:p>
         </w:tc>
       </w:tr>
@@ -12877,6 +13680,12 @@
                 <w:bCs/>
               </w:rPr>
             </w:pPr>
+            <w:r>
+              <w:rPr>
+                <w:sz w:val="22"/>
+              </w:rPr>
+              <w:t>{{c_13_b}}</w:t>
+            </w:r>
           </w:p>
         </w:tc>
         <w:tc>
@@ -12891,6 +13700,12 @@
                 <w:bCs/>
               </w:rPr>
             </w:pPr>
+            <w:r>
+              <w:rPr>
+                <w:sz w:val="22"/>
+              </w:rPr>
+              <w:t>{{n_13_b}}</w:t>
+            </w:r>
           </w:p>
         </w:tc>
         <w:tc>
@@ -12905,6 +13720,12 @@
                 <w:bCs/>
               </w:rPr>
             </w:pPr>
+            <w:r>
+              <w:rPr>
+                <w:sz w:val="16"/>
+              </w:rPr>
+              <w:t>{{cm_13_b}}</w:t>
+            </w:r>
           </w:p>
         </w:tc>
       </w:tr>
@@ -12966,6 +13787,12 @@
                 <w:bCs/>
               </w:rPr>
             </w:pPr>
+            <w:r>
+              <w:rPr>
+                <w:sz w:val="22"/>
+              </w:rPr>
+              <w:t>{{c_13_c}}</w:t>
+            </w:r>
           </w:p>
         </w:tc>
         <w:tc>
@@ -12980,6 +13807,12 @@
                 <w:bCs/>
               </w:rPr>
             </w:pPr>
+            <w:r>
+              <w:rPr>
+                <w:sz w:val="22"/>
+              </w:rPr>
+              <w:t>{{n_13_c}}</w:t>
+            </w:r>
           </w:p>
         </w:tc>
         <w:tc>
@@ -12994,6 +13827,12 @@
                 <w:bCs/>
               </w:rPr>
             </w:pPr>
+            <w:r>
+              <w:rPr>
+                <w:sz w:val="16"/>
+              </w:rPr>
+              <w:t>{{cm_13_c}}</w:t>
+            </w:r>
           </w:p>
         </w:tc>
       </w:tr>
@@ -13055,6 +13894,12 @@
                 <w:bCs/>
               </w:rPr>
             </w:pPr>
+            <w:r>
+              <w:rPr>
+                <w:sz w:val="22"/>
+              </w:rPr>
+              <w:t>{{c_13_d}}</w:t>
+            </w:r>
           </w:p>
         </w:tc>
         <w:tc>
@@ -13069,6 +13914,12 @@
                 <w:bCs/>
               </w:rPr>
             </w:pPr>
+            <w:r>
+              <w:rPr>
+                <w:sz w:val="22"/>
+              </w:rPr>
+              <w:t>{{n_13_d}}</w:t>
+            </w:r>
           </w:p>
         </w:tc>
         <w:tc>
@@ -13083,6 +13934,12 @@
                 <w:bCs/>
               </w:rPr>
             </w:pPr>
+            <w:r>
+              <w:rPr>
+                <w:sz w:val="16"/>
+              </w:rPr>
+              <w:t>{{cm_13_d}}</w:t>
+            </w:r>
           </w:p>
         </w:tc>
       </w:tr>
@@ -13144,6 +14001,12 @@
                 <w:bCs/>
               </w:rPr>
             </w:pPr>
+            <w:r>
+              <w:rPr>
+                <w:sz w:val="22"/>
+              </w:rPr>
+              <w:t>{{c_13_e}}</w:t>
+            </w:r>
           </w:p>
         </w:tc>
         <w:tc>
@@ -13158,6 +14021,12 @@
                 <w:bCs/>
               </w:rPr>
             </w:pPr>
+            <w:r>
+              <w:rPr>
+                <w:sz w:val="22"/>
+              </w:rPr>
+              <w:t>{{n_13_e}}</w:t>
+            </w:r>
           </w:p>
         </w:tc>
         <w:tc>
@@ -13172,6 +14041,12 @@
                 <w:bCs/>
               </w:rPr>
             </w:pPr>
+            <w:r>
+              <w:rPr>
+                <w:sz w:val="16"/>
+              </w:rPr>
+              <w:t>{{cm_13_e}}</w:t>
+            </w:r>
           </w:p>
         </w:tc>
       </w:tr>
@@ -13233,6 +14108,12 @@
                 <w:bCs/>
               </w:rPr>
             </w:pPr>
+            <w:r>
+              <w:rPr>
+                <w:sz w:val="22"/>
+              </w:rPr>
+              <w:t>{{c_13_f}}</w:t>
+            </w:r>
           </w:p>
         </w:tc>
         <w:tc>
@@ -13247,6 +14128,12 @@
                 <w:bCs/>
               </w:rPr>
             </w:pPr>
+            <w:r>
+              <w:rPr>
+                <w:sz w:val="22"/>
+              </w:rPr>
+              <w:t>{{n_13_f}}</w:t>
+            </w:r>
           </w:p>
         </w:tc>
         <w:tc>
@@ -13261,6 +14148,12 @@
                 <w:bCs/>
               </w:rPr>
             </w:pPr>
+            <w:r>
+              <w:rPr>
+                <w:sz w:val="16"/>
+              </w:rPr>
+              <w:t>{{cm_13_f}}</w:t>
+            </w:r>
           </w:p>
         </w:tc>
       </w:tr>
@@ -13600,6 +14493,12 @@
                 <w:bCs/>
               </w:rPr>
             </w:pPr>
+            <w:r>
+              <w:rPr>
+                <w:sz w:val="22"/>
+              </w:rPr>
+              <w:t>{{c_14_a}}</w:t>
+            </w:r>
           </w:p>
         </w:tc>
         <w:tc>
@@ -13614,6 +14513,12 @@
                 <w:bCs/>
               </w:rPr>
             </w:pPr>
+            <w:r>
+              <w:rPr>
+                <w:sz w:val="22"/>
+              </w:rPr>
+              <w:t>{{n_14_a}}</w:t>
+            </w:r>
           </w:p>
         </w:tc>
         <w:tc>
@@ -13628,6 +14533,12 @@
                 <w:bCs/>
               </w:rPr>
             </w:pPr>
+            <w:r>
+              <w:rPr>
+                <w:sz w:val="16"/>
+              </w:rPr>
+              <w:t>{{cm_14_a}}</w:t>
+            </w:r>
           </w:p>
         </w:tc>
       </w:tr>
@@ -13702,6 +14613,12 @@
                 <w:bCs/>
               </w:rPr>
             </w:pPr>
+            <w:r>
+              <w:rPr>
+                <w:sz w:val="22"/>
+              </w:rPr>
+              <w:t>{{c_14_b}}</w:t>
+            </w:r>
           </w:p>
         </w:tc>
         <w:tc>
@@ -13716,6 +14633,12 @@
                 <w:bCs/>
               </w:rPr>
             </w:pPr>
+            <w:r>
+              <w:rPr>
+                <w:sz w:val="22"/>
+              </w:rPr>
+              <w:t>{{n_14_b}}</w:t>
+            </w:r>
           </w:p>
         </w:tc>
         <w:tc>
@@ -13730,6 +14653,12 @@
                 <w:bCs/>
               </w:rPr>
             </w:pPr>
+            <w:r>
+              <w:rPr>
+                <w:sz w:val="16"/>
+              </w:rPr>
+              <w:t>{{cm_14_b}}</w:t>
+            </w:r>
           </w:p>
         </w:tc>
       </w:tr>
@@ -13791,6 +14720,12 @@
                 <w:bCs/>
               </w:rPr>
             </w:pPr>
+            <w:r>
+              <w:rPr>
+                <w:sz w:val="22"/>
+              </w:rPr>
+              <w:t>{{c_14_c}}</w:t>
+            </w:r>
           </w:p>
         </w:tc>
         <w:tc>
@@ -13805,6 +14740,12 @@
                 <w:bCs/>
               </w:rPr>
             </w:pPr>
+            <w:r>
+              <w:rPr>
+                <w:sz w:val="22"/>
+              </w:rPr>
+              <w:t>{{n_14_c}}</w:t>
+            </w:r>
           </w:p>
         </w:tc>
         <w:tc>
@@ -13819,6 +14760,12 @@
                 <w:bCs/>
               </w:rPr>
             </w:pPr>
+            <w:r>
+              <w:rPr>
+                <w:sz w:val="16"/>
+              </w:rPr>
+              <w:t>{{cm_14_c}}</w:t>
+            </w:r>
           </w:p>
         </w:tc>
       </w:tr>
@@ -13911,6 +14858,12 @@
                 <w:bCs/>
               </w:rPr>
             </w:pPr>
+            <w:r>
+              <w:rPr>
+                <w:sz w:val="22"/>
+              </w:rPr>
+              <w:t>{{c_14_d}}</w:t>
+            </w:r>
           </w:p>
         </w:tc>
         <w:tc>
@@ -13925,6 +14878,12 @@
                 <w:bCs/>
               </w:rPr>
             </w:pPr>
+            <w:r>
+              <w:rPr>
+                <w:sz w:val="22"/>
+              </w:rPr>
+              <w:t>{{n_14_d}}</w:t>
+            </w:r>
           </w:p>
         </w:tc>
         <w:tc>
@@ -13939,6 +14898,12 @@
                 <w:bCs/>
               </w:rPr>
             </w:pPr>
+            <w:r>
+              <w:rPr>
+                <w:sz w:val="16"/>
+              </w:rPr>
+              <w:t>{{cm_14_d}}</w:t>
+            </w:r>
           </w:p>
         </w:tc>
       </w:tr>
@@ -14262,6 +15227,12 @@
                 <w:bCs/>
               </w:rPr>
             </w:pPr>
+            <w:r>
+              <w:rPr>
+                <w:sz w:val="22"/>
+              </w:rPr>
+              <w:t>{{c_15_a}}</w:t>
+            </w:r>
           </w:p>
         </w:tc>
         <w:tc>
@@ -14276,6 +15247,12 @@
                 <w:bCs/>
               </w:rPr>
             </w:pPr>
+            <w:r>
+              <w:rPr>
+                <w:sz w:val="22"/>
+              </w:rPr>
+              <w:t>{{n_15_a}}</w:t>
+            </w:r>
           </w:p>
         </w:tc>
         <w:tc>
@@ -14290,6 +15267,12 @@
                 <w:bCs/>
               </w:rPr>
             </w:pPr>
+            <w:r>
+              <w:rPr>
+                <w:sz w:val="16"/>
+              </w:rPr>
+              <w:t>{{cm_15_a}}</w:t>
+            </w:r>
           </w:p>
         </w:tc>
       </w:tr>
@@ -14364,6 +15347,12 @@
                 <w:bCs/>
               </w:rPr>
             </w:pPr>
+            <w:r>
+              <w:rPr>
+                <w:sz w:val="22"/>
+              </w:rPr>
+              <w:t>{{c_15_b}}</w:t>
+            </w:r>
           </w:p>
         </w:tc>
         <w:tc>
@@ -14378,6 +15367,12 @@
                 <w:bCs/>
               </w:rPr>
             </w:pPr>
+            <w:r>
+              <w:rPr>
+                <w:sz w:val="22"/>
+              </w:rPr>
+              <w:t>{{n_15_b}}</w:t>
+            </w:r>
           </w:p>
         </w:tc>
         <w:tc>
@@ -14392,6 +15387,12 @@
                 <w:bCs/>
               </w:rPr>
             </w:pPr>
+            <w:r>
+              <w:rPr>
+                <w:sz w:val="16"/>
+              </w:rPr>
+              <w:t>{{cm_15_b}}</w:t>
+            </w:r>
           </w:p>
         </w:tc>
       </w:tr>
@@ -14453,6 +15454,12 @@
                 <w:bCs/>
               </w:rPr>
             </w:pPr>
+            <w:r>
+              <w:rPr>
+                <w:sz w:val="22"/>
+              </w:rPr>
+              <w:t>{{c_15_c}}</w:t>
+            </w:r>
           </w:p>
         </w:tc>
         <w:tc>
@@ -14467,6 +15474,12 @@
                 <w:bCs/>
               </w:rPr>
             </w:pPr>
+            <w:r>
+              <w:rPr>
+                <w:sz w:val="22"/>
+              </w:rPr>
+              <w:t>{{n_15_c}}</w:t>
+            </w:r>
           </w:p>
         </w:tc>
         <w:tc>
@@ -14481,6 +15494,12 @@
                 <w:bCs/>
               </w:rPr>
             </w:pPr>
+            <w:r>
+              <w:rPr>
+                <w:sz w:val="16"/>
+              </w:rPr>
+              <w:t>{{cm_15_c}}</w:t>
+            </w:r>
           </w:p>
         </w:tc>
       </w:tr>
@@ -14822,6 +15841,12 @@
                 <w:bCs/>
               </w:rPr>
             </w:pPr>
+            <w:r>
+              <w:rPr>
+                <w:sz w:val="22"/>
+              </w:rPr>
+              <w:t>{{c_16_a}}</w:t>
+            </w:r>
           </w:p>
         </w:tc>
         <w:tc>
@@ -14836,6 +15861,12 @@
                 <w:bCs/>
               </w:rPr>
             </w:pPr>
+            <w:r>
+              <w:rPr>
+                <w:sz w:val="22"/>
+              </w:rPr>
+              <w:t>{{n_16_a}}</w:t>
+            </w:r>
           </w:p>
         </w:tc>
         <w:tc>
@@ -14850,6 +15881,12 @@
                 <w:bCs/>
               </w:rPr>
             </w:pPr>
+            <w:r>
+              <w:rPr>
+                <w:sz w:val="16"/>
+              </w:rPr>
+              <w:t>{{cm_16_a}}</w:t>
+            </w:r>
           </w:p>
         </w:tc>
       </w:tr>
@@ -14911,6 +15948,12 @@
                 <w:bCs/>
               </w:rPr>
             </w:pPr>
+            <w:r>
+              <w:rPr>
+                <w:sz w:val="22"/>
+              </w:rPr>
+              <w:t>{{c_16_b}}</w:t>
+            </w:r>
           </w:p>
         </w:tc>
         <w:tc>
@@ -14925,6 +15968,12 @@
                 <w:bCs/>
               </w:rPr>
             </w:pPr>
+            <w:r>
+              <w:rPr>
+                <w:sz w:val="22"/>
+              </w:rPr>
+              <w:t>{{n_16_b}}</w:t>
+            </w:r>
           </w:p>
         </w:tc>
         <w:tc>
@@ -14939,6 +15988,12 @@
                 <w:bCs/>
               </w:rPr>
             </w:pPr>
+            <w:r>
+              <w:rPr>
+                <w:sz w:val="16"/>
+              </w:rPr>
+              <w:t>{{cm_16_b}}</w:t>
+            </w:r>
           </w:p>
         </w:tc>
       </w:tr>
@@ -15002,6 +16057,12 @@
                 <w:bCs/>
               </w:rPr>
             </w:pPr>
+            <w:r>
+              <w:rPr>
+                <w:sz w:val="22"/>
+              </w:rPr>
+              <w:t>{{c_16_c}}</w:t>
+            </w:r>
           </w:p>
         </w:tc>
         <w:tc>
@@ -15017,6 +16078,12 @@
                 <w:bCs/>
               </w:rPr>
             </w:pPr>
+            <w:r>
+              <w:rPr>
+                <w:sz w:val="22"/>
+              </w:rPr>
+              <w:t>{{n_16_c}}</w:t>
+            </w:r>
           </w:p>
         </w:tc>
         <w:tc>
@@ -15032,6 +16099,12 @@
                 <w:bCs/>
               </w:rPr>
             </w:pPr>
+            <w:r>
+              <w:rPr>
+                <w:sz w:val="16"/>
+              </w:rPr>
+              <w:t>{{cm_16_c}}</w:t>
+            </w:r>
           </w:p>
         </w:tc>
       </w:tr>
@@ -15188,6 +16261,12 @@
                 <w:bCs/>
               </w:rPr>
             </w:pPr>
+            <w:r>
+              <w:rPr>
+                <w:sz w:val="22"/>
+              </w:rPr>
+              <w:t>{{c_16_d}}</w:t>
+            </w:r>
           </w:p>
         </w:tc>
         <w:tc>
@@ -15202,6 +16281,12 @@
                 <w:bCs/>
               </w:rPr>
             </w:pPr>
+            <w:r>
+              <w:rPr>
+                <w:sz w:val="22"/>
+              </w:rPr>
+              <w:t>{{n_16_d}}</w:t>
+            </w:r>
           </w:p>
         </w:tc>
         <w:tc>
@@ -15216,6 +16301,12 @@
                 <w:bCs/>
               </w:rPr>
             </w:pPr>
+            <w:r>
+              <w:rPr>
+                <w:sz w:val="16"/>
+              </w:rPr>
+              <w:t>{{cm_16_d}}</w:t>
+            </w:r>
           </w:p>
         </w:tc>
       </w:tr>
@@ -15281,6 +16372,12 @@
                 <w:bCs/>
               </w:rPr>
             </w:pPr>
+            <w:r>
+              <w:rPr>
+                <w:sz w:val="22"/>
+              </w:rPr>
+              <w:t>{{c_16_e}}</w:t>
+            </w:r>
           </w:p>
         </w:tc>
         <w:tc>
@@ -15295,6 +16392,12 @@
                 <w:bCs/>
               </w:rPr>
             </w:pPr>
+            <w:r>
+              <w:rPr>
+                <w:sz w:val="22"/>
+              </w:rPr>
+              <w:t>{{n_16_e}}</w:t>
+            </w:r>
           </w:p>
         </w:tc>
         <w:tc>
@@ -15309,6 +16412,12 @@
                 <w:bCs/>
               </w:rPr>
             </w:pPr>
+            <w:r>
+              <w:rPr>
+                <w:sz w:val="16"/>
+              </w:rPr>
+              <w:t>{{cm_16_e}}</w:t>
+            </w:r>
           </w:p>
         </w:tc>
       </w:tr>
@@ -15374,6 +16483,12 @@
                 <w:bCs/>
               </w:rPr>
             </w:pPr>
+            <w:r>
+              <w:rPr>
+                <w:sz w:val="22"/>
+              </w:rPr>
+              <w:t>{{c_16_f}}</w:t>
+            </w:r>
           </w:p>
         </w:tc>
         <w:tc>
@@ -15388,6 +16503,12 @@
                 <w:bCs/>
               </w:rPr>
             </w:pPr>
+            <w:r>
+              <w:rPr>
+                <w:sz w:val="22"/>
+              </w:rPr>
+              <w:t>{{n_16_f}}</w:t>
+            </w:r>
           </w:p>
         </w:tc>
         <w:tc>
@@ -15402,6 +16523,12 @@
                 <w:bCs/>
               </w:rPr>
             </w:pPr>
+            <w:r>
+              <w:rPr>
+                <w:sz w:val="16"/>
+              </w:rPr>
+              <w:t>{{cm_16_f}}</w:t>
+            </w:r>
           </w:p>
         </w:tc>
       </w:tr>
@@ -15900,6 +17027,12 @@
                 <w:bCs/>
               </w:rPr>
             </w:pPr>
+            <w:r>
+              <w:rPr>
+                <w:sz w:val="22"/>
+              </w:rPr>
+              <w:t>{{c_17_a}}</w:t>
+            </w:r>
           </w:p>
         </w:tc>
         <w:tc>
@@ -15914,6 +17047,12 @@
                 <w:bCs/>
               </w:rPr>
             </w:pPr>
+            <w:r>
+              <w:rPr>
+                <w:sz w:val="22"/>
+              </w:rPr>
+              <w:t>{{n_17_a}}</w:t>
+            </w:r>
           </w:p>
         </w:tc>
         <w:tc>
@@ -15928,6 +17067,12 @@
                 <w:bCs/>
               </w:rPr>
             </w:pPr>
+            <w:r>
+              <w:rPr>
+                <w:sz w:val="16"/>
+              </w:rPr>
+              <w:t>{{cm_17_a}}</w:t>
+            </w:r>
           </w:p>
         </w:tc>
       </w:tr>
@@ -15989,6 +17134,12 @@
                 <w:bCs/>
               </w:rPr>
             </w:pPr>
+            <w:r>
+              <w:rPr>
+                <w:sz w:val="22"/>
+              </w:rPr>
+              <w:t>{{c_17_b}}</w:t>
+            </w:r>
           </w:p>
         </w:tc>
         <w:tc>
@@ -16003,6 +17154,12 @@
                 <w:bCs/>
               </w:rPr>
             </w:pPr>
+            <w:r>
+              <w:rPr>
+                <w:sz w:val="22"/>
+              </w:rPr>
+              <w:t>{{n_17_b}}</w:t>
+            </w:r>
           </w:p>
         </w:tc>
         <w:tc>
@@ -16017,6 +17174,12 @@
                 <w:bCs/>
               </w:rPr>
             </w:pPr>
+            <w:r>
+              <w:rPr>
+                <w:sz w:val="16"/>
+              </w:rPr>
+              <w:t>{{cm_17_b}}</w:t>
+            </w:r>
           </w:p>
         </w:tc>
       </w:tr>
@@ -16078,6 +17241,12 @@
                 <w:bCs/>
               </w:rPr>
             </w:pPr>
+            <w:r>
+              <w:rPr>
+                <w:sz w:val="22"/>
+              </w:rPr>
+              <w:t>{{c_17_c}}</w:t>
+            </w:r>
           </w:p>
         </w:tc>
         <w:tc>
@@ -16092,6 +17261,12 @@
                 <w:bCs/>
               </w:rPr>
             </w:pPr>
+            <w:r>
+              <w:rPr>
+                <w:sz w:val="22"/>
+              </w:rPr>
+              <w:t>{{n_17_c}}</w:t>
+            </w:r>
           </w:p>
         </w:tc>
         <w:tc>
@@ -16106,6 +17281,12 @@
                 <w:bCs/>
               </w:rPr>
             </w:pPr>
+            <w:r>
+              <w:rPr>
+                <w:sz w:val="16"/>
+              </w:rPr>
+              <w:t>{{cm_17_c}}</w:t>
+            </w:r>
           </w:p>
         </w:tc>
       </w:tr>
@@ -16168,6 +17349,12 @@
                 <w:bCs/>
               </w:rPr>
             </w:pPr>
+            <w:r>
+              <w:rPr>
+                <w:sz w:val="22"/>
+              </w:rPr>
+              <w:t>{{c_17_d}}</w:t>
+            </w:r>
           </w:p>
         </w:tc>
         <w:tc>
@@ -16182,6 +17369,12 @@
                 <w:bCs/>
               </w:rPr>
             </w:pPr>
+            <w:r>
+              <w:rPr>
+                <w:sz w:val="22"/>
+              </w:rPr>
+              <w:t>{{n_17_d}}</w:t>
+            </w:r>
           </w:p>
         </w:tc>
         <w:tc>
@@ -16196,6 +17389,12 @@
                 <w:bCs/>
               </w:rPr>
             </w:pPr>
+            <w:r>
+              <w:rPr>
+                <w:sz w:val="16"/>
+              </w:rPr>
+              <w:t>{{cm_17_d}}</w:t>
+            </w:r>
           </w:p>
         </w:tc>
       </w:tr>
@@ -16529,6 +17728,12 @@
                 <w:u w:val="single"/>
               </w:rPr>
             </w:pPr>
+            <w:r>
+              <w:rPr>
+                <w:sz w:val="22"/>
+              </w:rPr>
+              <w:t>{{c_18_a}}</w:t>
+            </w:r>
           </w:p>
         </w:tc>
         <w:tc>
@@ -16548,6 +17753,12 @@
                 <w:u w:val="single"/>
               </w:rPr>
             </w:pPr>
+            <w:r>
+              <w:rPr>
+                <w:sz w:val="22"/>
+              </w:rPr>
+              <w:t>{{n_18_a}}</w:t>
+            </w:r>
           </w:p>
         </w:tc>
         <w:tc>
@@ -16564,6 +17775,12 @@
                 <w:bCs/>
               </w:rPr>
             </w:pPr>
+            <w:r>
+              <w:rPr>
+                <w:sz w:val="16"/>
+              </w:rPr>
+              <w:t>{{cm_18_a}}</w:t>
+            </w:r>
           </w:p>
         </w:tc>
       </w:tr>
@@ -16623,6 +17840,12 @@
                 <w:u w:val="single"/>
               </w:rPr>
             </w:pPr>
+            <w:r>
+              <w:rPr>
+                <w:sz w:val="22"/>
+              </w:rPr>
+              <w:t>{{c_18_b}}</w:t>
+            </w:r>
           </w:p>
         </w:tc>
         <w:tc>
@@ -16642,6 +17865,12 @@
                 <w:u w:val="single"/>
               </w:rPr>
             </w:pPr>
+            <w:r>
+              <w:rPr>
+                <w:sz w:val="22"/>
+              </w:rPr>
+              <w:t>{{n_18_b}}</w:t>
+            </w:r>
           </w:p>
         </w:tc>
         <w:tc>
@@ -16658,6 +17887,12 @@
                 <w:bCs/>
               </w:rPr>
             </w:pPr>
+            <w:r>
+              <w:rPr>
+                <w:sz w:val="16"/>
+              </w:rPr>
+              <w:t>{{cm_18_b}}</w:t>
+            </w:r>
           </w:p>
         </w:tc>
       </w:tr>
@@ -16710,6 +17945,12 @@
                 <w:u w:val="single"/>
               </w:rPr>
             </w:pPr>
+            <w:r>
+              <w:rPr>
+                <w:sz w:val="22"/>
+              </w:rPr>
+              <w:t>{{c_18_c}}</w:t>
+            </w:r>
           </w:p>
         </w:tc>
         <w:tc>
@@ -16729,6 +17970,12 @@
                 <w:u w:val="single"/>
               </w:rPr>
             </w:pPr>
+            <w:r>
+              <w:rPr>
+                <w:sz w:val="22"/>
+              </w:rPr>
+              <w:t>{{n_18_c}}</w:t>
+            </w:r>
           </w:p>
         </w:tc>
         <w:tc>
@@ -16745,6 +17992,12 @@
                 <w:bCs/>
               </w:rPr>
             </w:pPr>
+            <w:r>
+              <w:rPr>
+                <w:sz w:val="16"/>
+              </w:rPr>
+              <w:t>{{cm_18_c}}</w:t>
+            </w:r>
           </w:p>
         </w:tc>
       </w:tr>
@@ -16797,6 +18050,12 @@
                 <w:u w:val="single"/>
               </w:rPr>
             </w:pPr>
+            <w:r>
+              <w:rPr>
+                <w:sz w:val="22"/>
+              </w:rPr>
+              <w:t>{{c_18_d}}</w:t>
+            </w:r>
           </w:p>
         </w:tc>
         <w:tc>
@@ -16816,6 +18075,12 @@
                 <w:u w:val="single"/>
               </w:rPr>
             </w:pPr>
+            <w:r>
+              <w:rPr>
+                <w:sz w:val="22"/>
+              </w:rPr>
+              <w:t>{{n_18_d}}</w:t>
+            </w:r>
           </w:p>
         </w:tc>
         <w:tc>
@@ -16832,6 +18097,12 @@
                 <w:bCs/>
               </w:rPr>
             </w:pPr>
+            <w:r>
+              <w:rPr>
+                <w:sz w:val="16"/>
+              </w:rPr>
+              <w:t>{{cm_18_d}}</w:t>
+            </w:r>
           </w:p>
         </w:tc>
       </w:tr>
@@ -16884,6 +18155,12 @@
                 <w:u w:val="single"/>
               </w:rPr>
             </w:pPr>
+            <w:r>
+              <w:rPr>
+                <w:sz w:val="22"/>
+              </w:rPr>
+              <w:t>{{c_18_e}}</w:t>
+            </w:r>
           </w:p>
         </w:tc>
         <w:tc>
@@ -16903,6 +18180,12 @@
                 <w:u w:val="single"/>
               </w:rPr>
             </w:pPr>
+            <w:r>
+              <w:rPr>
+                <w:sz w:val="22"/>
+              </w:rPr>
+              <w:t>{{n_18_e}}</w:t>
+            </w:r>
           </w:p>
         </w:tc>
         <w:tc>
@@ -16919,6 +18202,12 @@
                 <w:bCs/>
               </w:rPr>
             </w:pPr>
+            <w:r>
+              <w:rPr>
+                <w:sz w:val="16"/>
+              </w:rPr>
+              <w:t>{{cm_18_e}}</w:t>
+            </w:r>
           </w:p>
         </w:tc>
       </w:tr>
@@ -17241,6 +18530,12 @@
                 <w:bCs/>
               </w:rPr>
             </w:pPr>
+            <w:r>
+              <w:rPr>
+                <w:sz w:val="22"/>
+              </w:rPr>
+              <w:t>{{c_19_a}}</w:t>
+            </w:r>
           </w:p>
         </w:tc>
         <w:tc>
@@ -17255,6 +18550,12 @@
                 <w:bCs/>
               </w:rPr>
             </w:pPr>
+            <w:r>
+              <w:rPr>
+                <w:sz w:val="22"/>
+              </w:rPr>
+              <w:t>{{n_19_a}}</w:t>
+            </w:r>
           </w:p>
         </w:tc>
         <w:tc>
@@ -17269,6 +18570,12 @@
                 <w:bCs/>
               </w:rPr>
             </w:pPr>
+            <w:r>
+              <w:rPr>
+                <w:sz w:val="16"/>
+              </w:rPr>
+              <w:t>{{cm_19_a}}</w:t>
+            </w:r>
           </w:p>
         </w:tc>
       </w:tr>
@@ -17330,6 +18637,12 @@
                 <w:bCs/>
               </w:rPr>
             </w:pPr>
+            <w:r>
+              <w:rPr>
+                <w:sz w:val="22"/>
+              </w:rPr>
+              <w:t>{{c_19_b}}</w:t>
+            </w:r>
           </w:p>
         </w:tc>
         <w:tc>
@@ -17344,6 +18657,12 @@
                 <w:bCs/>
               </w:rPr>
             </w:pPr>
+            <w:r>
+              <w:rPr>
+                <w:sz w:val="22"/>
+              </w:rPr>
+              <w:t>{{n_19_b}}</w:t>
+            </w:r>
           </w:p>
         </w:tc>
         <w:tc>
@@ -17358,6 +18677,12 @@
                 <w:bCs/>
               </w:rPr>
             </w:pPr>
+            <w:r>
+              <w:rPr>
+                <w:sz w:val="16"/>
+              </w:rPr>
+              <w:t>{{cm_19_b}}</w:t>
+            </w:r>
           </w:p>
         </w:tc>
       </w:tr>
@@ -17419,6 +18744,12 @@
                 <w:bCs/>
               </w:rPr>
             </w:pPr>
+            <w:r>
+              <w:rPr>
+                <w:sz w:val="22"/>
+              </w:rPr>
+              <w:t>{{c_19_c}}</w:t>
+            </w:r>
           </w:p>
         </w:tc>
         <w:tc>
@@ -17433,6 +18764,12 @@
                 <w:bCs/>
               </w:rPr>
             </w:pPr>
+            <w:r>
+              <w:rPr>
+                <w:sz w:val="22"/>
+              </w:rPr>
+              <w:t>{{n_19_c}}</w:t>
+            </w:r>
           </w:p>
         </w:tc>
         <w:tc>
@@ -17447,6 +18784,12 @@
                 <w:bCs/>
               </w:rPr>
             </w:pPr>
+            <w:r>
+              <w:rPr>
+                <w:sz w:val="16"/>
+              </w:rPr>
+              <w:t>{{cm_19_c}}</w:t>
+            </w:r>
           </w:p>
         </w:tc>
       </w:tr>
@@ -17507,6 +18850,12 @@
                 <w:bCs/>
               </w:rPr>
             </w:pPr>
+            <w:r>
+              <w:rPr>
+                <w:sz w:val="22"/>
+              </w:rPr>
+              <w:t>{{c_19_d}}</w:t>
+            </w:r>
           </w:p>
         </w:tc>
         <w:tc>
@@ -17521,6 +18870,12 @@
                 <w:bCs/>
               </w:rPr>
             </w:pPr>
+            <w:r>
+              <w:rPr>
+                <w:sz w:val="22"/>
+              </w:rPr>
+              <w:t>{{n_19_d}}</w:t>
+            </w:r>
           </w:p>
         </w:tc>
         <w:tc>
@@ -17535,6 +18890,12 @@
                 <w:bCs/>
               </w:rPr>
             </w:pPr>
+            <w:r>
+              <w:rPr>
+                <w:sz w:val="16"/>
+              </w:rPr>
+              <w:t>{{cm_19_d}}</w:t>
+            </w:r>
           </w:p>
         </w:tc>
       </w:tr>
@@ -17596,6 +18957,12 @@
                 <w:bCs/>
               </w:rPr>
             </w:pPr>
+            <w:r>
+              <w:rPr>
+                <w:sz w:val="22"/>
+              </w:rPr>
+              <w:t>{{c_19_e}}</w:t>
+            </w:r>
           </w:p>
         </w:tc>
         <w:tc>
@@ -17610,6 +18977,12 @@
                 <w:bCs/>
               </w:rPr>
             </w:pPr>
+            <w:r>
+              <w:rPr>
+                <w:sz w:val="22"/>
+              </w:rPr>
+              <w:t>{{n_19_e}}</w:t>
+            </w:r>
           </w:p>
         </w:tc>
         <w:tc>
@@ -17624,6 +18997,12 @@
                 <w:bCs/>
               </w:rPr>
             </w:pPr>
+            <w:r>
+              <w:rPr>
+                <w:sz w:val="16"/>
+              </w:rPr>
+              <w:t>{{cm_19_e}}</w:t>
+            </w:r>
           </w:p>
         </w:tc>
       </w:tr>
@@ -17685,6 +19064,12 @@
                 <w:bCs/>
               </w:rPr>
             </w:pPr>
+            <w:r>
+              <w:rPr>
+                <w:sz w:val="22"/>
+              </w:rPr>
+              <w:t>{{c_19_f}}</w:t>
+            </w:r>
           </w:p>
         </w:tc>
         <w:tc>
@@ -17699,6 +19084,12 @@
                 <w:bCs/>
               </w:rPr>
             </w:pPr>
+            <w:r>
+              <w:rPr>
+                <w:sz w:val="22"/>
+              </w:rPr>
+              <w:t>{{n_19_f}}</w:t>
+            </w:r>
           </w:p>
         </w:tc>
         <w:tc>
@@ -17713,6 +19104,12 @@
                 <w:bCs/>
               </w:rPr>
             </w:pPr>
+            <w:r>
+              <w:rPr>
+                <w:sz w:val="16"/>
+              </w:rPr>
+              <w:t>{{cm_19_f}}</w:t>
+            </w:r>
           </w:p>
         </w:tc>
       </w:tr>
@@ -17774,6 +19171,12 @@
                 <w:bCs/>
               </w:rPr>
             </w:pPr>
+            <w:r>
+              <w:rPr>
+                <w:sz w:val="22"/>
+              </w:rPr>
+              <w:t>{{c_19_g}}</w:t>
+            </w:r>
           </w:p>
         </w:tc>
         <w:tc>
@@ -17788,6 +19191,12 @@
                 <w:bCs/>
               </w:rPr>
             </w:pPr>
+            <w:r>
+              <w:rPr>
+                <w:sz w:val="22"/>
+              </w:rPr>
+              <w:t>{{n_19_g}}</w:t>
+            </w:r>
           </w:p>
         </w:tc>
         <w:tc>
@@ -17802,6 +19211,12 @@
                 <w:bCs/>
               </w:rPr>
             </w:pPr>
+            <w:r>
+              <w:rPr>
+                <w:sz w:val="16"/>
+              </w:rPr>
+              <w:t>{{cm_19_g}}</w:t>
+            </w:r>
           </w:p>
         </w:tc>
       </w:tr>
@@ -17883,6 +19298,12 @@
                 <w:bCs/>
               </w:rPr>
             </w:pPr>
+            <w:r>
+              <w:rPr>
+                <w:sz w:val="22"/>
+              </w:rPr>
+              <w:t>{{c_19_h}}</w:t>
+            </w:r>
           </w:p>
         </w:tc>
         <w:tc>
@@ -17897,6 +19318,12 @@
                 <w:bCs/>
               </w:rPr>
             </w:pPr>
+            <w:r>
+              <w:rPr>
+                <w:sz w:val="22"/>
+              </w:rPr>
+              <w:t>{{n_19_h}}</w:t>
+            </w:r>
           </w:p>
         </w:tc>
         <w:tc>
@@ -17911,6 +19338,12 @@
                 <w:bCs/>
               </w:rPr>
             </w:pPr>
+            <w:r>
+              <w:rPr>
+                <w:sz w:val="16"/>
+              </w:rPr>
+              <w:t>{{cm_19_h}}</w:t>
+            </w:r>
           </w:p>
         </w:tc>
       </w:tr>
@@ -18165,6 +19598,12 @@
                 <w:bCs/>
               </w:rPr>
             </w:pPr>
+            <w:r>
+              <w:rPr>
+                <w:sz w:val="22"/>
+              </w:rPr>
+              <w:t>{{c_20_a}}</w:t>
+            </w:r>
           </w:p>
         </w:tc>
         <w:tc>
@@ -18179,6 +19618,12 @@
                 <w:bCs/>
               </w:rPr>
             </w:pPr>
+            <w:r>
+              <w:rPr>
+                <w:sz w:val="22"/>
+              </w:rPr>
+              <w:t>{{n_20_a}}</w:t>
+            </w:r>
           </w:p>
         </w:tc>
         <w:tc>
@@ -18193,6 +19638,12 @@
                 <w:bCs/>
               </w:rPr>
             </w:pPr>
+            <w:r>
+              <w:rPr>
+                <w:sz w:val="16"/>
+              </w:rPr>
+              <w:t>{{cm_20_a}}</w:t>
+            </w:r>
           </w:p>
         </w:tc>
       </w:tr>
@@ -18254,6 +19705,12 @@
                 <w:bCs/>
               </w:rPr>
             </w:pPr>
+            <w:r>
+              <w:rPr>
+                <w:sz w:val="22"/>
+              </w:rPr>
+              <w:t>{{c_20_b}}</w:t>
+            </w:r>
           </w:p>
         </w:tc>
         <w:tc>
@@ -18268,6 +19725,12 @@
                 <w:bCs/>
               </w:rPr>
             </w:pPr>
+            <w:r>
+              <w:rPr>
+                <w:sz w:val="22"/>
+              </w:rPr>
+              <w:t>{{n_20_b}}</w:t>
+            </w:r>
           </w:p>
         </w:tc>
         <w:tc>
@@ -18282,6 +19745,12 @@
                 <w:bCs/>
               </w:rPr>
             </w:pPr>
+            <w:r>
+              <w:rPr>
+                <w:sz w:val="16"/>
+              </w:rPr>
+              <w:t>{{cm_20_b}}</w:t>
+            </w:r>
           </w:p>
         </w:tc>
       </w:tr>
@@ -18350,6 +19819,12 @@
                 <w:bCs/>
               </w:rPr>
             </w:pPr>
+            <w:r>
+              <w:rPr>
+                <w:sz w:val="22"/>
+              </w:rPr>
+              <w:t>{{c_20_c}}</w:t>
+            </w:r>
           </w:p>
         </w:tc>
         <w:tc>
@@ -18364,6 +19839,12 @@
                 <w:bCs/>
               </w:rPr>
             </w:pPr>
+            <w:r>
+              <w:rPr>
+                <w:sz w:val="22"/>
+              </w:rPr>
+              <w:t>{{n_20_c}}</w:t>
+            </w:r>
           </w:p>
         </w:tc>
         <w:tc>
@@ -18378,6 +19859,12 @@
                 <w:bCs/>
               </w:rPr>
             </w:pPr>
+            <w:r>
+              <w:rPr>
+                <w:sz w:val="16"/>
+              </w:rPr>
+              <w:t>{{cm_20_c}}</w:t>
+            </w:r>
           </w:p>
         </w:tc>
       </w:tr>
@@ -18439,6 +19926,12 @@
                 <w:bCs/>
               </w:rPr>
             </w:pPr>
+            <w:r>
+              <w:rPr>
+                <w:sz w:val="22"/>
+              </w:rPr>
+              <w:t>{{c_20_d}}</w:t>
+            </w:r>
           </w:p>
         </w:tc>
         <w:tc>
@@ -18453,6 +19946,12 @@
                 <w:bCs/>
               </w:rPr>
             </w:pPr>
+            <w:r>
+              <w:rPr>
+                <w:sz w:val="22"/>
+              </w:rPr>
+              <w:t>{{n_20_d}}</w:t>
+            </w:r>
           </w:p>
         </w:tc>
         <w:tc>
@@ -18467,6 +19966,12 @@
                 <w:bCs/>
               </w:rPr>
             </w:pPr>
+            <w:r>
+              <w:rPr>
+                <w:sz w:val="16"/>
+              </w:rPr>
+              <w:t>{{cm_20_d}}</w:t>
+            </w:r>
           </w:p>
         </w:tc>
       </w:tr>
@@ -18529,6 +20034,12 @@
                 <w:bCs/>
               </w:rPr>
             </w:pPr>
+            <w:r>
+              <w:rPr>
+                <w:sz w:val="22"/>
+              </w:rPr>
+              <w:t>{{c_20_e}}</w:t>
+            </w:r>
           </w:p>
         </w:tc>
         <w:tc>
@@ -18543,6 +20054,12 @@
                 <w:bCs/>
               </w:rPr>
             </w:pPr>
+            <w:r>
+              <w:rPr>
+                <w:sz w:val="22"/>
+              </w:rPr>
+              <w:t>{{n_20_e}}</w:t>
+            </w:r>
           </w:p>
         </w:tc>
         <w:tc>
@@ -18557,6 +20074,12 @@
                 <w:bCs/>
               </w:rPr>
             </w:pPr>
+            <w:r>
+              <w:rPr>
+                <w:sz w:val="16"/>
+              </w:rPr>
+              <w:t>{{cm_20_e}}</w:t>
+            </w:r>
           </w:p>
         </w:tc>
       </w:tr>
@@ -18882,6 +20405,12 @@
                 <w:bCs/>
               </w:rPr>
             </w:pPr>
+            <w:r>
+              <w:rPr>
+                <w:sz w:val="22"/>
+              </w:rPr>
+              <w:t>{{c_21_a}}</w:t>
+            </w:r>
           </w:p>
         </w:tc>
         <w:tc>
@@ -18896,6 +20425,12 @@
                 <w:bCs/>
               </w:rPr>
             </w:pPr>
+            <w:r>
+              <w:rPr>
+                <w:sz w:val="22"/>
+              </w:rPr>
+              <w:t>{{n_21_a}}</w:t>
+            </w:r>
           </w:p>
         </w:tc>
         <w:tc>
@@ -18910,6 +20445,12 @@
                 <w:bCs/>
               </w:rPr>
             </w:pPr>
+            <w:r>
+              <w:rPr>
+                <w:sz w:val="16"/>
+              </w:rPr>
+              <w:t>{{cm_21_a}}</w:t>
+            </w:r>
           </w:p>
         </w:tc>
       </w:tr>
@@ -18955,6 +20496,12 @@
                 <w:bCs/>
               </w:rPr>
             </w:pPr>
+            <w:r>
+              <w:rPr>
+                <w:sz w:val="22"/>
+              </w:rPr>
+              <w:t>{{c_21_b}}</w:t>
+            </w:r>
           </w:p>
         </w:tc>
         <w:tc>
@@ -18969,6 +20516,12 @@
                 <w:bCs/>
               </w:rPr>
             </w:pPr>
+            <w:r>
+              <w:rPr>
+                <w:sz w:val="22"/>
+              </w:rPr>
+              <w:t>{{n_21_b}}</w:t>
+            </w:r>
           </w:p>
         </w:tc>
         <w:tc>
@@ -18983,6 +20536,12 @@
                 <w:bCs/>
               </w:rPr>
             </w:pPr>
+            <w:r>
+              <w:rPr>
+                <w:sz w:val="16"/>
+              </w:rPr>
+              <w:t>{{cm_21_b}}</w:t>
+            </w:r>
           </w:p>
         </w:tc>
       </w:tr>
@@ -19029,6 +20588,12 @@
                 <w:bCs/>
               </w:rPr>
             </w:pPr>
+            <w:r>
+              <w:rPr>
+                <w:sz w:val="22"/>
+              </w:rPr>
+              <w:t>{{c_21_c}}</w:t>
+            </w:r>
           </w:p>
         </w:tc>
         <w:tc>
@@ -19043,6 +20608,12 @@
                 <w:bCs/>
               </w:rPr>
             </w:pPr>
+            <w:r>
+              <w:rPr>
+                <w:sz w:val="22"/>
+              </w:rPr>
+              <w:t>{{n_21_c}}</w:t>
+            </w:r>
           </w:p>
         </w:tc>
         <w:tc>
@@ -19057,6 +20628,12 @@
                 <w:bCs/>
               </w:rPr>
             </w:pPr>
+            <w:r>
+              <w:rPr>
+                <w:sz w:val="16"/>
+              </w:rPr>
+              <w:t>{{cm_21_c}}</w:t>
+            </w:r>
           </w:p>
         </w:tc>
       </w:tr>
@@ -19102,6 +20679,12 @@
                 <w:bCs/>
               </w:rPr>
             </w:pPr>
+            <w:r>
+              <w:rPr>
+                <w:sz w:val="22"/>
+              </w:rPr>
+              <w:t>{{c_21_d}}</w:t>
+            </w:r>
           </w:p>
         </w:tc>
         <w:tc>
@@ -19116,6 +20699,12 @@
                 <w:bCs/>
               </w:rPr>
             </w:pPr>
+            <w:r>
+              <w:rPr>
+                <w:sz w:val="22"/>
+              </w:rPr>
+              <w:t>{{n_21_d}}</w:t>
+            </w:r>
           </w:p>
         </w:tc>
         <w:tc>
@@ -19130,6 +20719,12 @@
                 <w:bCs/>
               </w:rPr>
             </w:pPr>
+            <w:r>
+              <w:rPr>
+                <w:sz w:val="16"/>
+              </w:rPr>
+              <w:t>{{cm_21_d}}</w:t>
+            </w:r>
           </w:p>
         </w:tc>
       </w:tr>
@@ -19173,6 +20768,12 @@
                 <w:b/>
               </w:rPr>
             </w:pPr>
+            <w:r>
+              <w:rPr>
+                <w:sz w:val="22"/>
+              </w:rPr>
+              <w:t>{{c_21_e}}</w:t>
+            </w:r>
           </w:p>
         </w:tc>
         <w:tc>
@@ -19187,6 +20788,12 @@
                 <w:b/>
               </w:rPr>
             </w:pPr>
+            <w:r>
+              <w:rPr>
+                <w:sz w:val="22"/>
+              </w:rPr>
+              <w:t>{{n_21_e}}</w:t>
+            </w:r>
           </w:p>
         </w:tc>
         <w:tc>
@@ -19201,6 +20808,12 @@
                 <w:b/>
               </w:rPr>
             </w:pPr>
+            <w:r>
+              <w:rPr>
+                <w:sz w:val="16"/>
+              </w:rPr>
+              <w:t>{{cm_21_e}}</w:t>
+            </w:r>
           </w:p>
         </w:tc>
       </w:tr>
@@ -19277,6 +20890,12 @@
                 <w:bCs/>
               </w:rPr>
             </w:pPr>
+            <w:r>
+              <w:rPr>
+                <w:sz w:val="22"/>
+              </w:rPr>
+              <w:t>{{c_21_f}}</w:t>
+            </w:r>
           </w:p>
         </w:tc>
         <w:tc>
@@ -19291,6 +20910,12 @@
                 <w:bCs/>
               </w:rPr>
             </w:pPr>
+            <w:r>
+              <w:rPr>
+                <w:sz w:val="22"/>
+              </w:rPr>
+              <w:t>{{n_21_f}}</w:t>
+            </w:r>
           </w:p>
         </w:tc>
         <w:tc>
@@ -19305,6 +20930,12 @@
                 <w:bCs/>
               </w:rPr>
             </w:pPr>
+            <w:r>
+              <w:rPr>
+                <w:sz w:val="16"/>
+              </w:rPr>
+              <w:t>{{cm_21_f}}</w:t>
+            </w:r>
           </w:p>
         </w:tc>
       </w:tr>
@@ -19371,6 +21002,12 @@
                 <w:rFonts w:ascii="Times New Roman" w:eastAsia="Times New Roman" w:hAnsi="Times New Roman" w:cs="Times New Roman"/>
               </w:rPr>
             </w:pPr>
+            <w:r>
+              <w:rPr>
+                <w:sz w:val="22"/>
+              </w:rPr>
+              <w:t>{{c_21_g}}</w:t>
+            </w:r>
           </w:p>
         </w:tc>
         <w:tc>
@@ -19384,6 +21021,12 @@
                 <w:rFonts w:ascii="Times New Roman" w:eastAsia="Times New Roman" w:hAnsi="Times New Roman" w:cs="Times New Roman"/>
               </w:rPr>
             </w:pPr>
+            <w:r>
+              <w:rPr>
+                <w:sz w:val="22"/>
+              </w:rPr>
+              <w:t>{{n_21_g}}</w:t>
+            </w:r>
           </w:p>
         </w:tc>
         <w:tc>
@@ -19397,6 +21040,12 @@
                 <w:rFonts w:ascii="Times New Roman" w:eastAsia="Times New Roman" w:hAnsi="Times New Roman" w:cs="Times New Roman"/>
               </w:rPr>
             </w:pPr>
+            <w:r>
+              <w:rPr>
+                <w:sz w:val="16"/>
+              </w:rPr>
+              <w:t>{{cm_21_g}}</w:t>
+            </w:r>
           </w:p>
         </w:tc>
       </w:tr>
@@ -19464,6 +21113,12 @@
                 <w:bCs/>
               </w:rPr>
             </w:pPr>
+            <w:r>
+              <w:rPr>
+                <w:sz w:val="22"/>
+              </w:rPr>
+              <w:t>{{c_21_h}}</w:t>
+            </w:r>
           </w:p>
         </w:tc>
         <w:tc>
@@ -19478,6 +21133,12 @@
                 <w:bCs/>
               </w:rPr>
             </w:pPr>
+            <w:r>
+              <w:rPr>
+                <w:sz w:val="22"/>
+              </w:rPr>
+              <w:t>{{n_21_h}}</w:t>
+            </w:r>
           </w:p>
         </w:tc>
         <w:tc>
@@ -19492,6 +21153,12 @@
                 <w:bCs/>
               </w:rPr>
             </w:pPr>
+            <w:r>
+              <w:rPr>
+                <w:sz w:val="16"/>
+              </w:rPr>
+              <w:t>{{cm_21_h}}</w:t>
+            </w:r>
           </w:p>
         </w:tc>
       </w:tr>
@@ -19760,6 +21427,12 @@
                 <w:bCs/>
               </w:rPr>
             </w:pPr>
+            <w:r>
+              <w:rPr>
+                <w:sz w:val="22"/>
+              </w:rPr>
+              <w:t>{{c_21_i}}</w:t>
+            </w:r>
           </w:p>
         </w:tc>
         <w:tc>
@@ -19774,6 +21447,12 @@
                 <w:bCs/>
               </w:rPr>
             </w:pPr>
+            <w:r>
+              <w:rPr>
+                <w:sz w:val="22"/>
+              </w:rPr>
+              <w:t>{{n_21_i}}</w:t>
+            </w:r>
           </w:p>
         </w:tc>
         <w:tc>
@@ -19788,6 +21467,12 @@
                 <w:bCs/>
               </w:rPr>
             </w:pPr>
+            <w:r>
+              <w:rPr>
+                <w:sz w:val="16"/>
+              </w:rPr>
+              <w:t>{{cm_21_i}}</w:t>
+            </w:r>
           </w:p>
         </w:tc>
       </w:tr>
@@ -19834,6 +21519,12 @@
                 <w:bCs/>
               </w:rPr>
             </w:pPr>
+            <w:r>
+              <w:rPr>
+                <w:sz w:val="22"/>
+              </w:rPr>
+              <w:t>{{c_21_j}}</w:t>
+            </w:r>
           </w:p>
         </w:tc>
         <w:tc>
@@ -19848,6 +21539,12 @@
                 <w:bCs/>
               </w:rPr>
             </w:pPr>
+            <w:r>
+              <w:rPr>
+                <w:sz w:val="22"/>
+              </w:rPr>
+              <w:t>{{n_21_j}}</w:t>
+            </w:r>
           </w:p>
         </w:tc>
         <w:tc>
@@ -19862,6 +21559,12 @@
                 <w:bCs/>
               </w:rPr>
             </w:pPr>
+            <w:r>
+              <w:rPr>
+                <w:sz w:val="16"/>
+              </w:rPr>
+              <w:t>{{cm_21_j}}</w:t>
+            </w:r>
           </w:p>
         </w:tc>
       </w:tr>
@@ -19907,6 +21610,18 @@
           <w:b/>
         </w:rPr>
         <w:t>Complete the section below.  Indicate your recommendation to the Council regarding accreditation of this program. Sign and date the document.</w:t>
+      </w:r>
+    </w:p>
+    <w:p>
+      <w:pPr>
+        <w:spacing w:before="480" w:after="120" w:line="240" w:lineRule="auto"/>
+        <w:rPr>
+          <w:rFonts w:ascii="Times New Roman" w:eastAsia="Times New Roman" w:hAnsi="Times New Roman" w:cs="Times New Roman"/>
+          <w:b/>
+        </w:rPr>
+      </w:pPr>
+      <w:r>
+        <w:t>{{reader_recommendation}}</w:t>
       </w:r>
     </w:p>
     <w:p>

--- a/CSHSE/server/src/assets/reader-report-templates/baccalaureate.docx
+++ b/CSHSE/server/src/assets/reader-report-templates/baccalaureate.docx
@@ -22267,7 +22267,7 @@
                 <w:sz w:val="16"/>
                 <w:szCs w:val="16"/>
               </w:rPr>
-              <w:t>Associate’s Degree</w:t>
+              <w:t>Baccalaureate Degree</w:t>
             </w:r>
             <w:proofErr w:type="gramEnd"/>
             <w:r>
@@ -22316,7 +22316,7 @@
                 <w:sz w:val="16"/>
                 <w:szCs w:val="16"/>
               </w:rPr>
-              <w:t>3</w:t>
+              <w:t>5</w:t>
             </w:r>
             <w:r>
               <w:rPr>

--- a/CSHSE/server/src/assets/reader-report-templates/baccalaureate.docx
+++ b/CSHSE/server/src/assets/reader-report-templates/baccalaureate.docx
@@ -284,15 +284,15 @@
             <w:vAlign w:val="center"/>
           </w:tcPr>
           <w:p>
+            <w:pPr>
+              <w:spacing w:after="0" w:line="240" w:lineRule="auto"/>
+              <w:rPr>
+                <w:rFonts w:ascii="Times New Roman" w:eastAsia="Times New Roman" w:hAnsi="Times New Roman" w:cs="Times New Roman"/>
+              </w:rPr>
+            </w:pPr>
             <w:r>
               <w:t xml:space="preserve">{{c_intro_a}} </w:t>
             </w:r>
-            <w:pPr>
-              <w:spacing w:after="0" w:line="240" w:lineRule="auto"/>
-              <w:rPr>
-                <w:rFonts w:ascii="Times New Roman" w:eastAsia="Times New Roman" w:hAnsi="Times New Roman" w:cs="Times New Roman"/>
-              </w:rPr>
-            </w:pPr>
             <w:r>
               <w:rPr>
                 <w:rFonts w:ascii="Times New Roman" w:eastAsia="Times New Roman" w:hAnsi="Times New Roman" w:cs="Times New Roman"/>
@@ -310,15 +310,15 @@
             <w:vAlign w:val="center"/>
           </w:tcPr>
           <w:p>
+            <w:pPr>
+              <w:spacing w:after="0" w:line="240" w:lineRule="auto"/>
+              <w:rPr>
+                <w:rFonts w:ascii="Times New Roman" w:eastAsia="Times New Roman" w:hAnsi="Times New Roman" w:cs="Times New Roman"/>
+              </w:rPr>
+            </w:pPr>
             <w:r>
               <w:t xml:space="preserve">{{n_intro_a}} </w:t>
             </w:r>
-            <w:pPr>
-              <w:spacing w:after="0" w:line="240" w:lineRule="auto"/>
-              <w:rPr>
-                <w:rFonts w:ascii="Times New Roman" w:eastAsia="Times New Roman" w:hAnsi="Times New Roman" w:cs="Times New Roman"/>
-              </w:rPr>
-            </w:pPr>
             <w:r>
               <w:rPr>
                 <w:rFonts w:ascii="Times New Roman" w:eastAsia="Times New Roman" w:hAnsi="Times New Roman" w:cs="Times New Roman"/>
@@ -922,15 +922,15 @@
             <w:vAlign w:val="center"/>
           </w:tcPr>
           <w:p>
+            <w:pPr>
+              <w:spacing w:after="0" w:line="240" w:lineRule="auto"/>
+              <w:rPr>
+                <w:rFonts w:ascii="Times New Roman" w:eastAsia="Times New Roman" w:hAnsi="Times New Roman" w:cs="Times New Roman"/>
+              </w:rPr>
+            </w:pPr>
             <w:r>
               <w:t xml:space="preserve">{{c_intro_b}} </w:t>
             </w:r>
-            <w:pPr>
-              <w:spacing w:after="0" w:line="240" w:lineRule="auto"/>
-              <w:rPr>
-                <w:rFonts w:ascii="Times New Roman" w:eastAsia="Times New Roman" w:hAnsi="Times New Roman" w:cs="Times New Roman"/>
-              </w:rPr>
-            </w:pPr>
             <w:r>
               <w:rPr>
                 <w:rFonts w:ascii="Times New Roman" w:eastAsia="Times New Roman" w:hAnsi="Times New Roman" w:cs="Times New Roman"/>
@@ -948,15 +948,15 @@
             <w:vAlign w:val="center"/>
           </w:tcPr>
           <w:p>
+            <w:pPr>
+              <w:spacing w:after="0" w:line="240" w:lineRule="auto"/>
+              <w:rPr>
+                <w:rFonts w:ascii="Times New Roman" w:eastAsia="Times New Roman" w:hAnsi="Times New Roman" w:cs="Times New Roman"/>
+              </w:rPr>
+            </w:pPr>
             <w:r>
               <w:t xml:space="preserve">{{n_intro_b}} </w:t>
             </w:r>
-            <w:pPr>
-              <w:spacing w:after="0" w:line="240" w:lineRule="auto"/>
-              <w:rPr>
-                <w:rFonts w:ascii="Times New Roman" w:eastAsia="Times New Roman" w:hAnsi="Times New Roman" w:cs="Times New Roman"/>
-              </w:rPr>
-            </w:pPr>
             <w:r>
               <w:rPr>
                 <w:rFonts w:ascii="Times New Roman" w:eastAsia="Times New Roman" w:hAnsi="Times New Roman" w:cs="Times New Roman"/>
@@ -1349,15 +1349,15 @@
             <w:vAlign w:val="center"/>
           </w:tcPr>
           <w:p>
+            <w:pPr>
+              <w:spacing w:after="0" w:line="240" w:lineRule="auto"/>
+              <w:rPr>
+                <w:rFonts w:ascii="Times New Roman" w:eastAsia="Times New Roman" w:hAnsi="Times New Roman" w:cs="Times New Roman"/>
+              </w:rPr>
+            </w:pPr>
             <w:r>
               <w:t xml:space="preserve">{{c_intro_c}} </w:t>
             </w:r>
-            <w:pPr>
-              <w:spacing w:after="0" w:line="240" w:lineRule="auto"/>
-              <w:rPr>
-                <w:rFonts w:ascii="Times New Roman" w:eastAsia="Times New Roman" w:hAnsi="Times New Roman" w:cs="Times New Roman"/>
-              </w:rPr>
-            </w:pPr>
             <w:r>
               <w:rPr>
                 <w:rFonts w:ascii="Times New Roman" w:eastAsia="Times New Roman" w:hAnsi="Times New Roman" w:cs="Times New Roman"/>
@@ -1375,15 +1375,15 @@
             <w:vAlign w:val="center"/>
           </w:tcPr>
           <w:p>
+            <w:pPr>
+              <w:spacing w:after="0" w:line="240" w:lineRule="auto"/>
+              <w:rPr>
+                <w:rFonts w:ascii="Times New Roman" w:eastAsia="Times New Roman" w:hAnsi="Times New Roman" w:cs="Times New Roman"/>
+              </w:rPr>
+            </w:pPr>
             <w:r>
               <w:t xml:space="preserve">{{n_intro_c}} </w:t>
             </w:r>
-            <w:pPr>
-              <w:spacing w:after="0" w:line="240" w:lineRule="auto"/>
-              <w:rPr>
-                <w:rFonts w:ascii="Times New Roman" w:eastAsia="Times New Roman" w:hAnsi="Times New Roman" w:cs="Times New Roman"/>
-              </w:rPr>
-            </w:pPr>
             <w:r>
               <w:rPr>
                 <w:rFonts w:ascii="Times New Roman" w:eastAsia="Times New Roman" w:hAnsi="Times New Roman" w:cs="Times New Roman"/>
@@ -1670,15 +1670,15 @@
             <w:vAlign w:val="center"/>
           </w:tcPr>
           <w:p>
+            <w:pPr>
+              <w:spacing w:after="0" w:line="240" w:lineRule="auto"/>
+              <w:rPr>
+                <w:rFonts w:ascii="Times New Roman" w:eastAsia="Times New Roman" w:hAnsi="Times New Roman" w:cs="Times New Roman"/>
+              </w:rPr>
+            </w:pPr>
             <w:r>
               <w:t xml:space="preserve">{{c_intro_d}} </w:t>
             </w:r>
-            <w:pPr>
-              <w:spacing w:after="0" w:line="240" w:lineRule="auto"/>
-              <w:rPr>
-                <w:rFonts w:ascii="Times New Roman" w:eastAsia="Times New Roman" w:hAnsi="Times New Roman" w:cs="Times New Roman"/>
-              </w:rPr>
-            </w:pPr>
             <w:r>
               <w:rPr>
                 <w:rFonts w:ascii="Times New Roman" w:eastAsia="Times New Roman" w:hAnsi="Times New Roman" w:cs="Times New Roman"/>
@@ -1696,15 +1696,15 @@
             <w:vAlign w:val="center"/>
           </w:tcPr>
           <w:p>
+            <w:pPr>
+              <w:spacing w:after="0" w:line="240" w:lineRule="auto"/>
+              <w:rPr>
+                <w:rFonts w:ascii="Times New Roman" w:eastAsia="Times New Roman" w:hAnsi="Times New Roman" w:cs="Times New Roman"/>
+              </w:rPr>
+            </w:pPr>
             <w:r>
               <w:t xml:space="preserve">{{n_intro_d}} </w:t>
             </w:r>
-            <w:pPr>
-              <w:spacing w:after="0" w:line="240" w:lineRule="auto"/>
-              <w:rPr>
-                <w:rFonts w:ascii="Times New Roman" w:eastAsia="Times New Roman" w:hAnsi="Times New Roman" w:cs="Times New Roman"/>
-              </w:rPr>
-            </w:pPr>
             <w:r>
               <w:rPr>
                 <w:rFonts w:ascii="Times New Roman" w:eastAsia="Times New Roman" w:hAnsi="Times New Roman" w:cs="Times New Roman"/>
@@ -2014,16 +2014,16 @@
             <w:vAlign w:val="center"/>
           </w:tcPr>
           <w:p>
+            <w:pPr>
+              <w:spacing w:after="0" w:line="240" w:lineRule="auto"/>
+              <w:rPr>
+                <w:rFonts w:ascii="Times New Roman" w:eastAsia="Times New Roman" w:hAnsi="Times New Roman" w:cs="Times New Roman"/>
+                <w:highlight w:val="lightGray"/>
+              </w:rPr>
+            </w:pPr>
             <w:r>
               <w:t xml:space="preserve">{{c_intro_e}} </w:t>
             </w:r>
-            <w:pPr>
-              <w:spacing w:after="0" w:line="240" w:lineRule="auto"/>
-              <w:rPr>
-                <w:rFonts w:ascii="Times New Roman" w:eastAsia="Times New Roman" w:hAnsi="Times New Roman" w:cs="Times New Roman"/>
-                <w:highlight w:val="lightGray"/>
-              </w:rPr>
-            </w:pPr>
             <w:r>
               <w:rPr>
                 <w:rFonts w:ascii="Times New Roman" w:eastAsia="Times New Roman" w:hAnsi="Times New Roman" w:cs="Times New Roman"/>
@@ -2041,16 +2041,16 @@
             <w:vAlign w:val="center"/>
           </w:tcPr>
           <w:p>
+            <w:pPr>
+              <w:spacing w:after="0" w:line="240" w:lineRule="auto"/>
+              <w:rPr>
+                <w:rFonts w:ascii="Times New Roman" w:eastAsia="Times New Roman" w:hAnsi="Times New Roman" w:cs="Times New Roman"/>
+                <w:highlight w:val="lightGray"/>
+              </w:rPr>
+            </w:pPr>
             <w:r>
               <w:t xml:space="preserve">{{n_intro_e}} </w:t>
             </w:r>
-            <w:pPr>
-              <w:spacing w:after="0" w:line="240" w:lineRule="auto"/>
-              <w:rPr>
-                <w:rFonts w:ascii="Times New Roman" w:eastAsia="Times New Roman" w:hAnsi="Times New Roman" w:cs="Times New Roman"/>
-                <w:highlight w:val="lightGray"/>
-              </w:rPr>
-            </w:pPr>
             <w:r>
               <w:rPr>
                 <w:rFonts w:ascii="Times New Roman" w:eastAsia="Times New Roman" w:hAnsi="Times New Roman" w:cs="Times New Roman"/>
@@ -2563,16 +2563,16 @@
             <w:vAlign w:val="center"/>
           </w:tcPr>
           <w:p>
+            <w:pPr>
+              <w:spacing w:after="0" w:line="240" w:lineRule="auto"/>
+              <w:rPr>
+                <w:rFonts w:ascii="Times New Roman" w:eastAsia="Times New Roman" w:hAnsi="Times New Roman" w:cs="Times New Roman"/>
+                <w:b/>
+              </w:rPr>
+            </w:pPr>
             <w:r>
               <w:t xml:space="preserve">{{c_intro_f}} </w:t>
             </w:r>
-            <w:pPr>
-              <w:spacing w:after="0" w:line="240" w:lineRule="auto"/>
-              <w:rPr>
-                <w:rFonts w:ascii="Times New Roman" w:eastAsia="Times New Roman" w:hAnsi="Times New Roman" w:cs="Times New Roman"/>
-                <w:b/>
-              </w:rPr>
-            </w:pPr>
             <w:r>
               <w:rPr>
                 <w:rFonts w:ascii="Times New Roman" w:eastAsia="Times New Roman" w:hAnsi="Times New Roman" w:cs="Times New Roman"/>
@@ -2590,16 +2590,16 @@
             <w:vAlign w:val="center"/>
           </w:tcPr>
           <w:p>
+            <w:pPr>
+              <w:spacing w:after="0" w:line="240" w:lineRule="auto"/>
+              <w:rPr>
+                <w:rFonts w:ascii="Times New Roman" w:eastAsia="Times New Roman" w:hAnsi="Times New Roman" w:cs="Times New Roman"/>
+                <w:b/>
+              </w:rPr>
+            </w:pPr>
             <w:r>
               <w:t xml:space="preserve">{{n_intro_f}} </w:t>
             </w:r>
-            <w:pPr>
-              <w:spacing w:after="0" w:line="240" w:lineRule="auto"/>
-              <w:rPr>
-                <w:rFonts w:ascii="Times New Roman" w:eastAsia="Times New Roman" w:hAnsi="Times New Roman" w:cs="Times New Roman"/>
-                <w:b/>
-              </w:rPr>
-            </w:pPr>
             <w:r>
               <w:rPr>
                 <w:rFonts w:ascii="Times New Roman" w:eastAsia="Times New Roman" w:hAnsi="Times New Roman" w:cs="Times New Roman"/>
@@ -3194,9 +3194,6 @@
             <w:vAlign w:val="center"/>
           </w:tcPr>
           <w:p>
-            <w:r>
-              <w:t xml:space="preserve">{{c_1}} </w:t>
-            </w:r>
             <w:pPr>
               <w:spacing w:after="0" w:line="240" w:lineRule="auto"/>
               <w:ind w:left="113" w:right="113"/>
@@ -3205,6 +3202,9 @@
                 <w:rFonts w:ascii="Times New Roman" w:eastAsia="Times New Roman" w:hAnsi="Times New Roman" w:cs="Times New Roman"/>
               </w:rPr>
             </w:pPr>
+            <w:r>
+              <w:t xml:space="preserve">{{c_1}} </w:t>
+            </w:r>
             <w:r>
               <w:rPr>
                 <w:rFonts w:ascii="Times New Roman" w:eastAsia="Times New Roman" w:hAnsi="Times New Roman" w:cs="Times New Roman"/>
@@ -3222,9 +3222,6 @@
             <w:vAlign w:val="center"/>
           </w:tcPr>
           <w:p>
-            <w:r>
-              <w:t xml:space="preserve">{{n_1}} </w:t>
-            </w:r>
             <w:pPr>
               <w:spacing w:after="0" w:line="240" w:lineRule="auto"/>
               <w:ind w:left="113" w:right="113"/>
@@ -3233,6 +3230,9 @@
                 <w:rFonts w:ascii="Times New Roman" w:eastAsia="Times New Roman" w:hAnsi="Times New Roman" w:cs="Times New Roman"/>
               </w:rPr>
             </w:pPr>
+            <w:r>
+              <w:t xml:space="preserve">{{n_1}} </w:t>
+            </w:r>
             <w:r>
               <w:rPr>
                 <w:rFonts w:ascii="Times New Roman" w:eastAsia="Times New Roman" w:hAnsi="Times New Roman" w:cs="Times New Roman"/>
@@ -4036,9 +4036,6 @@
             <w:vAlign w:val="center"/>
           </w:tcPr>
           <w:p>
-            <w:r>
-              <w:t xml:space="preserve">{{c_2}} </w:t>
-            </w:r>
             <w:pPr>
               <w:spacing w:after="0" w:line="240" w:lineRule="auto"/>
               <w:ind w:left="113" w:right="113"/>
@@ -4048,6 +4045,9 @@
                 <w:b/>
               </w:rPr>
             </w:pPr>
+            <w:r>
+              <w:t xml:space="preserve">{{c_2}} </w:t>
+            </w:r>
             <w:r>
               <w:rPr>
                 <w:rFonts w:ascii="Times New Roman" w:eastAsia="Times New Roman" w:hAnsi="Times New Roman" w:cs="Times New Roman"/>
@@ -4065,9 +4065,6 @@
             <w:vAlign w:val="center"/>
           </w:tcPr>
           <w:p>
-            <w:r>
-              <w:t xml:space="preserve">{{n_2}} </w:t>
-            </w:r>
             <w:pPr>
               <w:spacing w:after="0" w:line="240" w:lineRule="auto"/>
               <w:ind w:left="113" w:right="113"/>
@@ -4077,6 +4074,9 @@
                 <w:b/>
               </w:rPr>
             </w:pPr>
+            <w:r>
+              <w:t xml:space="preserve">{{n_2}} </w:t>
+            </w:r>
             <w:r>
               <w:rPr>
                 <w:rFonts w:ascii="Times New Roman" w:eastAsia="Times New Roman" w:hAnsi="Times New Roman" w:cs="Times New Roman"/>
@@ -4800,9 +4800,6 @@
             <w:vAlign w:val="center"/>
           </w:tcPr>
           <w:p>
-            <w:r>
-              <w:t xml:space="preserve">{{c_3}} </w:t>
-            </w:r>
             <w:pPr>
               <w:spacing w:after="0" w:line="240" w:lineRule="auto"/>
               <w:ind w:left="360" w:right="113"/>
@@ -4812,6 +4809,9 @@
                 <w:b/>
               </w:rPr>
             </w:pPr>
+            <w:r>
+              <w:t xml:space="preserve">{{c_3}} </w:t>
+            </w:r>
             <w:r>
               <w:rPr>
                 <w:rFonts w:ascii="Times New Roman" w:eastAsia="Times New Roman" w:hAnsi="Times New Roman" w:cs="Times New Roman"/>
@@ -4829,9 +4829,6 @@
             <w:vAlign w:val="center"/>
           </w:tcPr>
           <w:p>
-            <w:r>
-              <w:t xml:space="preserve">{{n_3}} </w:t>
-            </w:r>
             <w:pPr>
               <w:spacing w:after="0" w:line="240" w:lineRule="auto"/>
               <w:ind w:left="113" w:right="113"/>
@@ -4841,6 +4838,9 @@
                 <w:b/>
               </w:rPr>
             </w:pPr>
+            <w:r>
+              <w:t xml:space="preserve">{{n_3}} </w:t>
+            </w:r>
             <w:r>
               <w:rPr>
                 <w:rFonts w:ascii="Times New Roman" w:eastAsia="Times New Roman" w:hAnsi="Times New Roman" w:cs="Times New Roman"/>
@@ -5442,9 +5442,6 @@
             <w:vAlign w:val="center"/>
           </w:tcPr>
           <w:p>
-            <w:r>
-              <w:t xml:space="preserve">{{c_4}} </w:t>
-            </w:r>
             <w:pPr>
               <w:spacing w:after="0" w:line="240" w:lineRule="auto"/>
               <w:ind w:left="113" w:right="113"/>
@@ -5455,6 +5452,9 @@
                 <w:bCs/>
               </w:rPr>
             </w:pPr>
+            <w:r>
+              <w:t xml:space="preserve">{{c_4}} </w:t>
+            </w:r>
             <w:r>
               <w:rPr>
                 <w:rFonts w:ascii="Times New Roman" w:eastAsia="Times New Roman" w:hAnsi="Times New Roman" w:cs="Times New Roman"/>
@@ -5473,9 +5473,6 @@
             <w:vAlign w:val="center"/>
           </w:tcPr>
           <w:p>
-            <w:r>
-              <w:t xml:space="preserve">{{n_4}} </w:t>
-            </w:r>
             <w:pPr>
               <w:spacing w:after="0" w:line="240" w:lineRule="auto"/>
               <w:ind w:left="113" w:right="113"/>
@@ -5486,6 +5483,9 @@
                 <w:bCs/>
               </w:rPr>
             </w:pPr>
+            <w:r>
+              <w:t xml:space="preserve">{{n_4}} </w:t>
+            </w:r>
             <w:r>
               <w:rPr>
                 <w:rFonts w:ascii="Times New Roman" w:eastAsia="Times New Roman" w:hAnsi="Times New Roman" w:cs="Times New Roman"/>
@@ -7183,9 +7183,6 @@
             <w:vAlign w:val="center"/>
           </w:tcPr>
           <w:p>
-            <w:r>
-              <w:t xml:space="preserve">{{c_5}} </w:t>
-            </w:r>
             <w:pPr>
               <w:spacing w:after="0" w:line="240" w:lineRule="auto"/>
               <w:ind w:left="113" w:right="113"/>
@@ -7196,6 +7193,9 @@
                 <w:bCs/>
               </w:rPr>
             </w:pPr>
+            <w:r>
+              <w:t xml:space="preserve">{{c_5}} </w:t>
+            </w:r>
             <w:r>
               <w:rPr>
                 <w:rFonts w:ascii="Times New Roman" w:eastAsia="Times New Roman" w:hAnsi="Times New Roman" w:cs="Times New Roman"/>
@@ -7214,9 +7214,6 @@
             <w:vAlign w:val="center"/>
           </w:tcPr>
           <w:p>
-            <w:r>
-              <w:t xml:space="preserve">{{n_5}} </w:t>
-            </w:r>
             <w:pPr>
               <w:spacing w:after="0" w:line="240" w:lineRule="auto"/>
               <w:ind w:left="113" w:right="113"/>
@@ -7227,6 +7224,9 @@
                 <w:bCs/>
               </w:rPr>
             </w:pPr>
+            <w:r>
+              <w:t xml:space="preserve">{{n_5}} </w:t>
+            </w:r>
             <w:r>
               <w:rPr>
                 <w:rFonts w:ascii="Times New Roman" w:eastAsia="Times New Roman" w:hAnsi="Times New Roman" w:cs="Times New Roman"/>
@@ -7783,9 +7783,6 @@
             <w:vAlign w:val="center"/>
           </w:tcPr>
           <w:p>
-            <w:r>
-              <w:t xml:space="preserve">{{c_6}} </w:t>
-            </w:r>
             <w:pPr>
               <w:spacing w:after="0" w:line="240" w:lineRule="auto"/>
               <w:ind w:left="113" w:right="113"/>
@@ -7796,6 +7793,9 @@
                 <w:bCs/>
               </w:rPr>
             </w:pPr>
+            <w:r>
+              <w:t xml:space="preserve">{{c_6}} </w:t>
+            </w:r>
             <w:r>
               <w:rPr>
                 <w:rFonts w:ascii="Times New Roman" w:eastAsia="Times New Roman" w:hAnsi="Times New Roman" w:cs="Times New Roman"/>
@@ -7814,9 +7814,6 @@
             <w:vAlign w:val="center"/>
           </w:tcPr>
           <w:p>
-            <w:r>
-              <w:t xml:space="preserve">{{n_6}} </w:t>
-            </w:r>
             <w:pPr>
               <w:spacing w:after="0" w:line="240" w:lineRule="auto"/>
               <w:ind w:left="113" w:right="113"/>
@@ -7827,6 +7824,9 @@
                 <w:bCs/>
               </w:rPr>
             </w:pPr>
+            <w:r>
+              <w:t xml:space="preserve">{{n_6}} </w:t>
+            </w:r>
             <w:r>
               <w:rPr>
                 <w:rFonts w:ascii="Times New Roman" w:eastAsia="Times New Roman" w:hAnsi="Times New Roman" w:cs="Times New Roman"/>
@@ -8204,9 +8204,6 @@
             <w:vAlign w:val="center"/>
           </w:tcPr>
           <w:p>
-            <w:r>
-              <w:t xml:space="preserve">{{c_7}} </w:t>
-            </w:r>
             <w:pPr>
               <w:spacing w:after="0" w:line="240" w:lineRule="auto"/>
               <w:ind w:left="113" w:right="113"/>
@@ -8217,6 +8214,9 @@
                 <w:bCs/>
               </w:rPr>
             </w:pPr>
+            <w:r>
+              <w:t xml:space="preserve">{{c_7}} </w:t>
+            </w:r>
             <w:r>
               <w:rPr>
                 <w:rFonts w:ascii="Times New Roman" w:eastAsia="Times New Roman" w:hAnsi="Times New Roman" w:cs="Times New Roman"/>
@@ -8235,9 +8235,6 @@
             <w:vAlign w:val="center"/>
           </w:tcPr>
           <w:p>
-            <w:r>
-              <w:t xml:space="preserve">{{n_7}} </w:t>
-            </w:r>
             <w:pPr>
               <w:spacing w:after="0" w:line="240" w:lineRule="auto"/>
               <w:ind w:left="113" w:right="113"/>
@@ -8248,6 +8245,9 @@
                 <w:bCs/>
               </w:rPr>
             </w:pPr>
+            <w:r>
+              <w:t xml:space="preserve">{{n_7}} </w:t>
+            </w:r>
             <w:r>
               <w:rPr>
                 <w:rFonts w:ascii="Times New Roman" w:eastAsia="Times New Roman" w:hAnsi="Times New Roman" w:cs="Times New Roman"/>
@@ -9416,9 +9416,6 @@
             <w:vAlign w:val="center"/>
           </w:tcPr>
           <w:p>
-            <w:r>
-              <w:t xml:space="preserve">{{c_8}} </w:t>
-            </w:r>
             <w:pPr>
               <w:spacing w:after="0" w:line="240" w:lineRule="auto"/>
               <w:ind w:left="113" w:right="113"/>
@@ -9429,6 +9426,9 @@
                 <w:bCs/>
               </w:rPr>
             </w:pPr>
+            <w:r>
+              <w:t xml:space="preserve">{{c_8}} </w:t>
+            </w:r>
             <w:r>
               <w:rPr>
                 <w:rFonts w:ascii="Times New Roman" w:eastAsia="Times New Roman" w:hAnsi="Times New Roman" w:cs="Times New Roman"/>
@@ -9447,9 +9447,6 @@
             <w:vAlign w:val="center"/>
           </w:tcPr>
           <w:p>
-            <w:r>
-              <w:t xml:space="preserve">{{n_8}} </w:t>
-            </w:r>
             <w:pPr>
               <w:spacing w:after="0" w:line="240" w:lineRule="auto"/>
               <w:ind w:left="113" w:right="113"/>
@@ -9460,6 +9457,9 @@
                 <w:bCs/>
               </w:rPr>
             </w:pPr>
+            <w:r>
+              <w:t xml:space="preserve">{{n_8}} </w:t>
+            </w:r>
             <w:r>
               <w:rPr>
                 <w:rFonts w:ascii="Times New Roman" w:eastAsia="Times New Roman" w:hAnsi="Times New Roman" w:cs="Times New Roman"/>
@@ -10033,9 +10033,6 @@
             <w:vAlign w:val="center"/>
           </w:tcPr>
           <w:p>
-            <w:r>
-              <w:t xml:space="preserve">{{c_9}} </w:t>
-            </w:r>
             <w:pPr>
               <w:spacing w:after="0" w:line="240" w:lineRule="auto"/>
               <w:ind w:left="113" w:right="113"/>
@@ -10046,6 +10043,9 @@
                 <w:bCs/>
               </w:rPr>
             </w:pPr>
+            <w:r>
+              <w:t xml:space="preserve">{{c_9}} </w:t>
+            </w:r>
             <w:r>
               <w:rPr>
                 <w:rFonts w:ascii="Times New Roman" w:eastAsia="Times New Roman" w:hAnsi="Times New Roman" w:cs="Times New Roman"/>
@@ -10064,9 +10064,6 @@
             <w:vAlign w:val="center"/>
           </w:tcPr>
           <w:p>
-            <w:r>
-              <w:t xml:space="preserve">{{n_9}} </w:t>
-            </w:r>
             <w:pPr>
               <w:spacing w:after="0" w:line="240" w:lineRule="auto"/>
               <w:ind w:left="113" w:right="113"/>
@@ -10077,6 +10074,9 @@
                 <w:bCs/>
               </w:rPr>
             </w:pPr>
+            <w:r>
+              <w:t xml:space="preserve">{{n_9}} </w:t>
+            </w:r>
             <w:r>
               <w:rPr>
                 <w:rFonts w:ascii="Times New Roman" w:eastAsia="Times New Roman" w:hAnsi="Times New Roman" w:cs="Times New Roman"/>
@@ -10758,9 +10758,6 @@
             <w:vAlign w:val="center"/>
           </w:tcPr>
           <w:p>
-            <w:r>
-              <w:t xml:space="preserve">{{c_10}} </w:t>
-            </w:r>
             <w:pPr>
               <w:spacing w:after="0" w:line="240" w:lineRule="auto"/>
               <w:ind w:left="113" w:right="113"/>
@@ -10770,6 +10767,9 @@
                 <w:b/>
               </w:rPr>
             </w:pPr>
+            <w:r>
+              <w:t xml:space="preserve">{{c_10}} </w:t>
+            </w:r>
             <w:r>
               <w:rPr>
                 <w:rFonts w:ascii="Times New Roman" w:eastAsia="Times New Roman" w:hAnsi="Times New Roman" w:cs="Times New Roman"/>
@@ -10787,9 +10787,6 @@
             <w:vAlign w:val="center"/>
           </w:tcPr>
           <w:p>
-            <w:r>
-              <w:t xml:space="preserve">{{n_10}} </w:t>
-            </w:r>
             <w:pPr>
               <w:spacing w:after="0" w:line="240" w:lineRule="auto"/>
               <w:ind w:left="113" w:right="113"/>
@@ -10799,6 +10796,9 @@
                 <w:b/>
               </w:rPr>
             </w:pPr>
+            <w:r>
+              <w:t xml:space="preserve">{{n_10}} </w:t>
+            </w:r>
             <w:r>
               <w:rPr>
                 <w:rFonts w:ascii="Times New Roman" w:eastAsia="Times New Roman" w:hAnsi="Times New Roman" w:cs="Times New Roman"/>
@@ -11283,9 +11283,6 @@
             <w:vAlign w:val="center"/>
           </w:tcPr>
           <w:p>
-            <w:r>
-              <w:t xml:space="preserve">{{c_11}} </w:t>
-            </w:r>
             <w:pPr>
               <w:spacing w:after="0" w:line="240" w:lineRule="auto"/>
               <w:ind w:left="113" w:right="113"/>
@@ -11296,6 +11293,9 @@
                 <w:bCs/>
               </w:rPr>
             </w:pPr>
+            <w:r>
+              <w:t xml:space="preserve">{{c_11}} </w:t>
+            </w:r>
             <w:r>
               <w:rPr>
                 <w:rFonts w:ascii="Times New Roman" w:eastAsia="Times New Roman" w:hAnsi="Times New Roman" w:cs="Times New Roman"/>
@@ -11313,9 +11313,6 @@
             <w:vAlign w:val="center"/>
           </w:tcPr>
           <w:p>
-            <w:r>
-              <w:t xml:space="preserve">{{n_11}} </w:t>
-            </w:r>
             <w:pPr>
               <w:spacing w:after="0" w:line="240" w:lineRule="auto"/>
               <w:ind w:left="113" w:right="113"/>
@@ -11326,6 +11323,9 @@
                 <w:bCs/>
               </w:rPr>
             </w:pPr>
+            <w:r>
+              <w:t xml:space="preserve">{{n_11}} </w:t>
+            </w:r>
             <w:proofErr w:type="spellStart"/>
             <w:proofErr w:type="gramStart"/>
             <w:r>
@@ -12019,9 +12019,6 @@
             <w:vAlign w:val="center"/>
           </w:tcPr>
           <w:p>
-            <w:r>
-              <w:t xml:space="preserve">{{c_12}} </w:t>
-            </w:r>
             <w:pPr>
               <w:spacing w:after="0" w:line="240" w:lineRule="auto"/>
               <w:ind w:left="113" w:right="113"/>
@@ -12034,6 +12031,9 @@
                 <w:szCs w:val="18"/>
               </w:rPr>
             </w:pPr>
+            <w:r>
+              <w:t xml:space="preserve">{{c_12}} </w:t>
+            </w:r>
             <w:r>
               <w:rPr>
                 <w:rFonts w:ascii="Times New Roman" w:eastAsia="Times New Roman" w:hAnsi="Times New Roman" w:cs="Times New Roman"/>
@@ -12053,9 +12053,6 @@
             <w:vAlign w:val="center"/>
           </w:tcPr>
           <w:p>
-            <w:r>
-              <w:t xml:space="preserve">{{n_12}} </w:t>
-            </w:r>
             <w:pPr>
               <w:spacing w:after="0" w:line="240" w:lineRule="auto"/>
               <w:ind w:left="113" w:right="113"/>
@@ -12067,6 +12064,9 @@
                 <w:szCs w:val="18"/>
               </w:rPr>
             </w:pPr>
+            <w:r>
+              <w:t xml:space="preserve">{{n_12}} </w:t>
+            </w:r>
             <w:r>
               <w:rPr>
                 <w:rFonts w:ascii="Times New Roman" w:eastAsia="Times New Roman" w:hAnsi="Times New Roman" w:cs="Times New Roman"/>
@@ -13397,9 +13397,6 @@
             <w:vAlign w:val="center"/>
           </w:tcPr>
           <w:p>
-            <w:r>
-              <w:t xml:space="preserve">{{c_13}} </w:t>
-            </w:r>
             <w:pPr>
               <w:spacing w:after="0" w:line="240" w:lineRule="auto"/>
               <w:ind w:left="113" w:right="113"/>
@@ -13410,6 +13407,9 @@
                 <w:bCs/>
               </w:rPr>
             </w:pPr>
+            <w:r>
+              <w:t xml:space="preserve">{{c_13}} </w:t>
+            </w:r>
             <w:r>
               <w:rPr>
                 <w:rFonts w:ascii="Times New Roman" w:eastAsia="Times New Roman" w:hAnsi="Times New Roman" w:cs="Times New Roman"/>
@@ -13429,9 +13429,6 @@
             <w:vAlign w:val="center"/>
           </w:tcPr>
           <w:p>
-            <w:r>
-              <w:t xml:space="preserve">{{n_13}} </w:t>
-            </w:r>
             <w:pPr>
               <w:spacing w:after="0" w:line="240" w:lineRule="auto"/>
               <w:ind w:left="113" w:right="113"/>
@@ -13443,6 +13440,9 @@
                 <w:szCs w:val="18"/>
               </w:rPr>
             </w:pPr>
+            <w:r>
+              <w:t xml:space="preserve">{{n_13}} </w:t>
+            </w:r>
             <w:r>
               <w:rPr>
                 <w:rFonts w:ascii="Times New Roman" w:eastAsia="Times New Roman" w:hAnsi="Times New Roman" w:cs="Times New Roman"/>
@@ -14323,9 +14323,6 @@
             <w:vAlign w:val="center"/>
           </w:tcPr>
           <w:p>
-            <w:r>
-              <w:t xml:space="preserve">{{c_14}} </w:t>
-            </w:r>
             <w:pPr>
               <w:spacing w:after="0" w:line="240" w:lineRule="auto"/>
               <w:ind w:left="113" w:right="113"/>
@@ -14338,6 +14335,9 @@
                 <w:szCs w:val="18"/>
               </w:rPr>
             </w:pPr>
+            <w:r>
+              <w:t xml:space="preserve">{{c_14}} </w:t>
+            </w:r>
             <w:r>
               <w:rPr>
                 <w:rFonts w:ascii="Times New Roman" w:eastAsia="Times New Roman" w:hAnsi="Times New Roman" w:cs="Times New Roman"/>
@@ -14357,9 +14357,6 @@
             <w:vAlign w:val="center"/>
           </w:tcPr>
           <w:p>
-            <w:r>
-              <w:t xml:space="preserve">{{n_14}} </w:t>
-            </w:r>
             <w:pPr>
               <w:spacing w:after="0" w:line="240" w:lineRule="auto"/>
               <w:ind w:left="113" w:right="113"/>
@@ -14371,6 +14368,9 @@
                 <w:szCs w:val="18"/>
               </w:rPr>
             </w:pPr>
+            <w:r>
+              <w:t xml:space="preserve">{{n_14}} </w:t>
+            </w:r>
             <w:r>
               <w:rPr>
                 <w:rFonts w:ascii="Times New Roman" w:eastAsia="Times New Roman" w:hAnsi="Times New Roman" w:cs="Times New Roman"/>
@@ -15077,9 +15077,6 @@
             <w:vAlign w:val="center"/>
           </w:tcPr>
           <w:p>
-            <w:r>
-              <w:t xml:space="preserve">{{c_15}} </w:t>
-            </w:r>
             <w:pPr>
               <w:spacing w:after="0" w:line="240" w:lineRule="auto"/>
               <w:ind w:left="113" w:right="113"/>
@@ -15090,6 +15087,9 @@
                 <w:bCs/>
               </w:rPr>
             </w:pPr>
+            <w:r>
+              <w:t xml:space="preserve">{{c_15}} </w:t>
+            </w:r>
             <w:r>
               <w:rPr>
                 <w:rFonts w:ascii="Times New Roman" w:eastAsia="Times New Roman" w:hAnsi="Times New Roman" w:cs="Times New Roman"/>
@@ -15107,9 +15107,6 @@
             <w:vAlign w:val="center"/>
           </w:tcPr>
           <w:p>
-            <w:r>
-              <w:t xml:space="preserve">{{n_15}} </w:t>
-            </w:r>
             <w:pPr>
               <w:spacing w:after="0" w:line="240" w:lineRule="auto"/>
               <w:ind w:left="113" w:right="113"/>
@@ -15120,6 +15117,9 @@
                 <w:bCs/>
               </w:rPr>
             </w:pPr>
+            <w:r>
+              <w:t xml:space="preserve">{{n_15}} </w:t>
+            </w:r>
             <w:r>
               <w:rPr>
                 <w:rFonts w:ascii="Times New Roman" w:eastAsia="Times New Roman" w:hAnsi="Times New Roman" w:cs="Times New Roman"/>
@@ -15674,9 +15674,6 @@
             <w:vAlign w:val="center"/>
           </w:tcPr>
           <w:p>
-            <w:r>
-              <w:t xml:space="preserve">{{c_16}} </w:t>
-            </w:r>
             <w:pPr>
               <w:spacing w:after="0" w:line="240" w:lineRule="auto"/>
               <w:ind w:left="113" w:right="113"/>
@@ -15687,6 +15684,9 @@
                 <w:bCs/>
               </w:rPr>
             </w:pPr>
+            <w:r>
+              <w:t xml:space="preserve">{{c_16}} </w:t>
+            </w:r>
             <w:r>
               <w:rPr>
                 <w:rFonts w:ascii="Times New Roman" w:eastAsia="Times New Roman" w:hAnsi="Times New Roman" w:cs="Times New Roman"/>
@@ -15704,9 +15704,6 @@
             <w:vAlign w:val="center"/>
           </w:tcPr>
           <w:p>
-            <w:r>
-              <w:t xml:space="preserve">{{n_16}} </w:t>
-            </w:r>
             <w:pPr>
               <w:spacing w:after="0" w:line="240" w:lineRule="auto"/>
               <w:ind w:left="113" w:right="113"/>
@@ -15716,6 +15713,9 @@
                 <w:b/>
               </w:rPr>
             </w:pPr>
+            <w:r>
+              <w:t xml:space="preserve">{{n_16}} </w:t>
+            </w:r>
             <w:r>
               <w:rPr>
                 <w:rFonts w:ascii="Times New Roman" w:eastAsia="Times New Roman" w:hAnsi="Times New Roman" w:cs="Times New Roman"/>
@@ -16863,9 +16863,6 @@
             <w:vAlign w:val="center"/>
           </w:tcPr>
           <w:p>
-            <w:r>
-              <w:t xml:space="preserve">{{c_17}} </w:t>
-            </w:r>
             <w:pPr>
               <w:spacing w:after="0" w:line="240" w:lineRule="auto"/>
               <w:ind w:left="113" w:right="113"/>
@@ -16876,6 +16873,9 @@
                 <w:bCs/>
               </w:rPr>
             </w:pPr>
+            <w:r>
+              <w:t xml:space="preserve">{{c_17}} </w:t>
+            </w:r>
             <w:r>
               <w:rPr>
                 <w:rFonts w:ascii="Times New Roman" w:eastAsia="Times New Roman" w:hAnsi="Times New Roman" w:cs="Times New Roman"/>
@@ -16893,9 +16893,6 @@
             <w:vAlign w:val="center"/>
           </w:tcPr>
           <w:p>
-            <w:r>
-              <w:t xml:space="preserve">{{n_17}} </w:t>
-            </w:r>
             <w:pPr>
               <w:spacing w:after="0" w:line="240" w:lineRule="auto"/>
               <w:ind w:left="113" w:right="113"/>
@@ -16905,6 +16902,9 @@
                 <w:b/>
               </w:rPr>
             </w:pPr>
+            <w:r>
+              <w:t xml:space="preserve">{{n_17}} </w:t>
+            </w:r>
             <w:r>
               <w:rPr>
                 <w:rFonts w:ascii="Times New Roman" w:eastAsia="Times New Roman" w:hAnsi="Times New Roman" w:cs="Times New Roman"/>
@@ -17555,9 +17555,6 @@
             <w:vAlign w:val="center"/>
           </w:tcPr>
           <w:p>
-            <w:r>
-              <w:t xml:space="preserve">{{c_18}} </w:t>
-            </w:r>
             <w:pPr>
               <w:pStyle w:val="ListParagraph"/>
               <w:spacing w:after="120" w:line="240" w:lineRule="auto"/>
@@ -17573,6 +17570,9 @@
               </w:rPr>
             </w:pPr>
             <w:r>
+              <w:t xml:space="preserve">{{c_18}} </w:t>
+            </w:r>
+            <w:r>
               <w:rPr>
                 <w:rFonts w:ascii="Times New Roman" w:eastAsia="Times New Roman" w:hAnsi="Times New Roman" w:cs="Times New Roman"/>
                 <w:b/>
@@ -17591,9 +17591,6 @@
             <w:vAlign w:val="center"/>
           </w:tcPr>
           <w:p>
-            <w:r>
-              <w:t xml:space="preserve">{{n_18}} </w:t>
-            </w:r>
             <w:pPr>
               <w:spacing w:after="0" w:line="240" w:lineRule="auto"/>
               <w:ind w:left="113" w:right="113"/>
@@ -17605,6 +17602,9 @@
                 <w:szCs w:val="20"/>
               </w:rPr>
             </w:pPr>
+            <w:r>
+              <w:t xml:space="preserve">{{n_18}} </w:t>
+            </w:r>
             <w:r>
               <w:rPr>
                 <w:rFonts w:ascii="Times New Roman" w:eastAsia="Times New Roman" w:hAnsi="Times New Roman" w:cs="Times New Roman"/>
@@ -18377,9 +18377,6 @@
             <w:vAlign w:val="center"/>
           </w:tcPr>
           <w:p>
-            <w:r>
-              <w:t xml:space="preserve">{{c_19}} </w:t>
-            </w:r>
             <w:pPr>
               <w:spacing w:after="0" w:line="240" w:lineRule="auto"/>
               <w:ind w:left="113" w:right="113"/>
@@ -18390,6 +18387,9 @@
                 <w:bCs/>
               </w:rPr>
             </w:pPr>
+            <w:r>
+              <w:t xml:space="preserve">{{c_19}} </w:t>
+            </w:r>
             <w:r>
               <w:rPr>
                 <w:rFonts w:ascii="Times New Roman" w:eastAsia="Times New Roman" w:hAnsi="Times New Roman" w:cs="Times New Roman"/>
@@ -18407,9 +18407,6 @@
             <w:vAlign w:val="center"/>
           </w:tcPr>
           <w:p>
-            <w:r>
-              <w:t xml:space="preserve">{{n_19}} </w:t>
-            </w:r>
             <w:pPr>
               <w:spacing w:after="0" w:line="240" w:lineRule="auto"/>
               <w:ind w:left="113" w:right="113"/>
@@ -18420,6 +18417,9 @@
                 <w:bCs/>
               </w:rPr>
             </w:pPr>
+            <w:r>
+              <w:t xml:space="preserve">{{n_19}} </w:t>
+            </w:r>
             <w:r>
               <w:rPr>
                 <w:rFonts w:ascii="Times New Roman" w:eastAsia="Times New Roman" w:hAnsi="Times New Roman" w:cs="Times New Roman"/>
@@ -19445,9 +19445,6 @@
             <w:vAlign w:val="center"/>
           </w:tcPr>
           <w:p>
-            <w:r>
-              <w:t xml:space="preserve">{{c_20}} </w:t>
-            </w:r>
             <w:pPr>
               <w:spacing w:after="0" w:line="240" w:lineRule="auto"/>
               <w:ind w:left="113" w:right="113"/>
@@ -19458,6 +19455,9 @@
                 <w:bCs/>
               </w:rPr>
             </w:pPr>
+            <w:r>
+              <w:t xml:space="preserve">{{c_20}} </w:t>
+            </w:r>
             <w:r>
               <w:rPr>
                 <w:rFonts w:ascii="Times New Roman" w:eastAsia="Times New Roman" w:hAnsi="Times New Roman" w:cs="Times New Roman"/>
@@ -19475,9 +19475,6 @@
             <w:vAlign w:val="center"/>
           </w:tcPr>
           <w:p>
-            <w:r>
-              <w:t xml:space="preserve">{{n_20}} </w:t>
-            </w:r>
             <w:pPr>
               <w:spacing w:after="0" w:line="240" w:lineRule="auto"/>
               <w:ind w:left="113" w:right="113"/>
@@ -19488,6 +19485,9 @@
                 <w:bCs/>
               </w:rPr>
             </w:pPr>
+            <w:r>
+              <w:t xml:space="preserve">{{n_20}} </w:t>
+            </w:r>
             <w:r>
               <w:rPr>
                 <w:rFonts w:ascii="Times New Roman" w:eastAsia="Times New Roman" w:hAnsi="Times New Roman" w:cs="Times New Roman"/>
@@ -20203,16 +20203,16 @@
             <w:vAlign w:val="center"/>
           </w:tcPr>
           <w:p>
+            <w:pPr>
+              <w:spacing w:after="0" w:line="240" w:lineRule="auto"/>
+              <w:rPr>
+                <w:rFonts w:ascii="Times New Roman" w:eastAsia="Times New Roman" w:hAnsi="Times New Roman" w:cs="Times New Roman"/>
+                <w:b/>
+              </w:rPr>
+            </w:pPr>
             <w:r>
               <w:t xml:space="preserve">{{c_22}} </w:t>
             </w:r>
-            <w:pPr>
-              <w:spacing w:after="0" w:line="240" w:lineRule="auto"/>
-              <w:rPr>
-                <w:rFonts w:ascii="Times New Roman" w:eastAsia="Times New Roman" w:hAnsi="Times New Roman" w:cs="Times New Roman"/>
-                <w:b/>
-              </w:rPr>
-            </w:pPr>
             <w:r>
               <w:rPr>
                 <w:rFonts w:ascii="Times New Roman" w:eastAsia="Times New Roman" w:hAnsi="Times New Roman" w:cs="Times New Roman"/>
@@ -20230,16 +20230,16 @@
             <w:vAlign w:val="center"/>
           </w:tcPr>
           <w:p>
+            <w:pPr>
+              <w:spacing w:after="0" w:line="240" w:lineRule="auto"/>
+              <w:rPr>
+                <w:rFonts w:ascii="Times New Roman" w:eastAsia="Times New Roman" w:hAnsi="Times New Roman" w:cs="Times New Roman"/>
+                <w:b/>
+              </w:rPr>
+            </w:pPr>
             <w:r>
               <w:t xml:space="preserve">{{n_22}} </w:t>
             </w:r>
-            <w:pPr>
-              <w:spacing w:after="0" w:line="240" w:lineRule="auto"/>
-              <w:rPr>
-                <w:rFonts w:ascii="Times New Roman" w:eastAsia="Times New Roman" w:hAnsi="Times New Roman" w:cs="Times New Roman"/>
-                <w:b/>
-              </w:rPr>
-            </w:pPr>
             <w:r>
               <w:rPr>
                 <w:rFonts w:ascii="Times New Roman" w:eastAsia="Times New Roman" w:hAnsi="Times New Roman" w:cs="Times New Roman"/>

--- a/CSHSE/server/src/assets/reader-report-templates/baccalaureate.docx
+++ b/CSHSE/server/src/assets/reader-report-templates/baccalaureate.docx
@@ -474,6 +474,12 @@
                 <w:rFonts w:ascii="Times New Roman" w:eastAsia="Times New Roman" w:hAnsi="Times New Roman" w:cs="Times New Roman"/>
               </w:rPr>
             </w:pPr>
+            <w:r>
+              <w:rPr>
+                <w:sz w:val="22"/>
+              </w:rPr>
+              <w:t>{{c_intro_a_p1}}</w:t>
+            </w:r>
           </w:p>
         </w:tc>
         <w:tc>
@@ -487,6 +493,12 @@
                 <w:rFonts w:ascii="Times New Roman" w:eastAsia="Times New Roman" w:hAnsi="Times New Roman" w:cs="Times New Roman"/>
               </w:rPr>
             </w:pPr>
+            <w:r>
+              <w:rPr>
+                <w:sz w:val="22"/>
+              </w:rPr>
+              <w:t>{{n_intro_a_p1}}</w:t>
+            </w:r>
           </w:p>
         </w:tc>
         <w:tc>
@@ -542,6 +554,12 @@
                 <w:rFonts w:ascii="Times New Roman" w:eastAsia="Times New Roman" w:hAnsi="Times New Roman" w:cs="Times New Roman"/>
               </w:rPr>
             </w:pPr>
+            <w:r>
+              <w:rPr>
+                <w:sz w:val="22"/>
+              </w:rPr>
+              <w:t>{{c_intro_a_p2}}</w:t>
+            </w:r>
           </w:p>
         </w:tc>
         <w:tc>
@@ -555,6 +573,12 @@
                 <w:rFonts w:ascii="Times New Roman" w:eastAsia="Times New Roman" w:hAnsi="Times New Roman" w:cs="Times New Roman"/>
               </w:rPr>
             </w:pPr>
+            <w:r>
+              <w:rPr>
+                <w:sz w:val="22"/>
+              </w:rPr>
+              <w:t>{{n_intro_a_p2}}</w:t>
+            </w:r>
           </w:p>
         </w:tc>
         <w:tc>
@@ -610,6 +634,12 @@
                 <w:rFonts w:ascii="Times New Roman" w:eastAsia="Times New Roman" w:hAnsi="Times New Roman" w:cs="Times New Roman"/>
               </w:rPr>
             </w:pPr>
+            <w:r>
+              <w:rPr>
+                <w:sz w:val="22"/>
+              </w:rPr>
+              <w:t>{{c_intro_a_p3}}</w:t>
+            </w:r>
           </w:p>
         </w:tc>
         <w:tc>
@@ -623,6 +653,12 @@
                 <w:rFonts w:ascii="Times New Roman" w:eastAsia="Times New Roman" w:hAnsi="Times New Roman" w:cs="Times New Roman"/>
               </w:rPr>
             </w:pPr>
+            <w:r>
+              <w:rPr>
+                <w:sz w:val="22"/>
+              </w:rPr>
+              <w:t>{{n_intro_a_p3}}</w:t>
+            </w:r>
           </w:p>
         </w:tc>
         <w:tc>
@@ -704,6 +740,12 @@
                 <w:rFonts w:ascii="Times New Roman" w:eastAsia="Times New Roman" w:hAnsi="Times New Roman" w:cs="Times New Roman"/>
               </w:rPr>
             </w:pPr>
+            <w:r>
+              <w:rPr>
+                <w:sz w:val="22"/>
+              </w:rPr>
+              <w:t>{{c_introduction_a}}</w:t>
+            </w:r>
           </w:p>
         </w:tc>
         <w:tc>
@@ -717,6 +759,12 @@
                 <w:rFonts w:ascii="Times New Roman" w:eastAsia="Times New Roman" w:hAnsi="Times New Roman" w:cs="Times New Roman"/>
               </w:rPr>
             </w:pPr>
+            <w:r>
+              <w:rPr>
+                <w:sz w:val="22"/>
+              </w:rPr>
+              <w:t>{{n_introduction_a}}</w:t>
+            </w:r>
           </w:p>
         </w:tc>
         <w:tc>
@@ -730,6 +778,12 @@
                 <w:rFonts w:ascii="Times New Roman" w:eastAsia="Times New Roman" w:hAnsi="Times New Roman" w:cs="Times New Roman"/>
               </w:rPr>
             </w:pPr>
+            <w:r>
+              <w:rPr>
+                <w:sz w:val="16"/>
+              </w:rPr>
+              <w:t>{{cm_introduction_a}}</w:t>
+            </w:r>
           </w:p>
         </w:tc>
       </w:tr>
@@ -772,6 +826,12 @@
                 <w:rFonts w:ascii="Times New Roman" w:eastAsia="Times New Roman" w:hAnsi="Times New Roman" w:cs="Times New Roman"/>
               </w:rPr>
             </w:pPr>
+            <w:r>
+              <w:rPr>
+                <w:sz w:val="22"/>
+              </w:rPr>
+              <w:t>{{c_intro_a_p4}}</w:t>
+            </w:r>
           </w:p>
         </w:tc>
         <w:tc>
@@ -785,6 +845,12 @@
                 <w:rFonts w:ascii="Times New Roman" w:eastAsia="Times New Roman" w:hAnsi="Times New Roman" w:cs="Times New Roman"/>
               </w:rPr>
             </w:pPr>
+            <w:r>
+              <w:rPr>
+                <w:sz w:val="22"/>
+              </w:rPr>
+              <w:t>{{n_intro_a_p4}}</w:t>
+            </w:r>
           </w:p>
         </w:tc>
         <w:tc>
@@ -835,6 +901,12 @@
                 <w:rFonts w:ascii="Times New Roman" w:eastAsia="Times New Roman" w:hAnsi="Times New Roman" w:cs="Times New Roman"/>
               </w:rPr>
             </w:pPr>
+            <w:r>
+              <w:rPr>
+                <w:sz w:val="22"/>
+              </w:rPr>
+              <w:t>{{c_intro_a_p5}}</w:t>
+            </w:r>
           </w:p>
         </w:tc>
         <w:tc>
@@ -848,6 +920,12 @@
                 <w:rFonts w:ascii="Times New Roman" w:eastAsia="Times New Roman" w:hAnsi="Times New Roman" w:cs="Times New Roman"/>
               </w:rPr>
             </w:pPr>
+            <w:r>
+              <w:rPr>
+                <w:sz w:val="22"/>
+              </w:rPr>
+              <w:t>{{n_intro_a_p5}}</w:t>
+            </w:r>
           </w:p>
         </w:tc>
         <w:tc>
@@ -1040,6 +1118,12 @@
                 <w:rFonts w:ascii="Times New Roman" w:eastAsia="Times New Roman" w:hAnsi="Times New Roman" w:cs="Times New Roman"/>
               </w:rPr>
             </w:pPr>
+            <w:r>
+              <w:rPr>
+                <w:sz w:val="22"/>
+              </w:rPr>
+              <w:t>{{c_introduction_a}}</w:t>
+            </w:r>
           </w:p>
         </w:tc>
         <w:tc>
@@ -1053,6 +1137,12 @@
                 <w:rFonts w:ascii="Times New Roman" w:eastAsia="Times New Roman" w:hAnsi="Times New Roman" w:cs="Times New Roman"/>
               </w:rPr>
             </w:pPr>
+            <w:r>
+              <w:rPr>
+                <w:sz w:val="22"/>
+              </w:rPr>
+              <w:t>{{n_introduction_a}}</w:t>
+            </w:r>
           </w:p>
         </w:tc>
         <w:tc>
@@ -1115,6 +1205,12 @@
                 <w:rFonts w:ascii="Times New Roman" w:eastAsia="Times New Roman" w:hAnsi="Times New Roman" w:cs="Times New Roman"/>
               </w:rPr>
             </w:pPr>
+            <w:r>
+              <w:rPr>
+                <w:sz w:val="22"/>
+              </w:rPr>
+              <w:t>{{c_introduction_b}}</w:t>
+            </w:r>
           </w:p>
         </w:tc>
         <w:tc>
@@ -1128,6 +1224,12 @@
                 <w:rFonts w:ascii="Times New Roman" w:eastAsia="Times New Roman" w:hAnsi="Times New Roman" w:cs="Times New Roman"/>
               </w:rPr>
             </w:pPr>
+            <w:r>
+              <w:rPr>
+                <w:sz w:val="22"/>
+              </w:rPr>
+              <w:t>{{n_introduction_b}}</w:t>
+            </w:r>
           </w:p>
         </w:tc>
         <w:tc>
@@ -1141,6 +1243,12 @@
                 <w:rFonts w:ascii="Times New Roman" w:eastAsia="Times New Roman" w:hAnsi="Times New Roman" w:cs="Times New Roman"/>
               </w:rPr>
             </w:pPr>
+            <w:r>
+              <w:rPr>
+                <w:sz w:val="16"/>
+              </w:rPr>
+              <w:t>{{cm_introduction_b}}</w:t>
+            </w:r>
           </w:p>
         </w:tc>
       </w:tr>
@@ -1193,6 +1301,12 @@
                 <w:rFonts w:ascii="Times New Roman" w:eastAsia="Times New Roman" w:hAnsi="Times New Roman" w:cs="Times New Roman"/>
               </w:rPr>
             </w:pPr>
+            <w:r>
+              <w:rPr>
+                <w:sz w:val="22"/>
+              </w:rPr>
+              <w:t>{{c_introduction_b}}</w:t>
+            </w:r>
           </w:p>
         </w:tc>
         <w:tc>
@@ -1206,6 +1320,12 @@
                 <w:rFonts w:ascii="Times New Roman" w:eastAsia="Times New Roman" w:hAnsi="Times New Roman" w:cs="Times New Roman"/>
               </w:rPr>
             </w:pPr>
+            <w:r>
+              <w:rPr>
+                <w:sz w:val="22"/>
+              </w:rPr>
+              <w:t>{{n_introduction_b}}</w:t>
+            </w:r>
           </w:p>
         </w:tc>
         <w:tc>
@@ -1281,6 +1401,12 @@
                 <w:rFonts w:ascii="Times New Roman" w:eastAsia="Times New Roman" w:hAnsi="Times New Roman" w:cs="Times New Roman"/>
               </w:rPr>
             </w:pPr>
+            <w:r>
+              <w:rPr>
+                <w:sz w:val="22"/>
+              </w:rPr>
+              <w:t>{{c_introduction_c}}</w:t>
+            </w:r>
           </w:p>
         </w:tc>
         <w:tc>
@@ -1294,6 +1420,12 @@
                 <w:rFonts w:ascii="Times New Roman" w:eastAsia="Times New Roman" w:hAnsi="Times New Roman" w:cs="Times New Roman"/>
               </w:rPr>
             </w:pPr>
+            <w:r>
+              <w:rPr>
+                <w:sz w:val="22"/>
+              </w:rPr>
+              <w:t>{{n_introduction_c}}</w:t>
+            </w:r>
           </w:p>
         </w:tc>
         <w:tc>
@@ -1307,6 +1439,12 @@
                 <w:rFonts w:ascii="Times New Roman" w:eastAsia="Times New Roman" w:hAnsi="Times New Roman" w:cs="Times New Roman"/>
               </w:rPr>
             </w:pPr>
+            <w:r>
+              <w:rPr>
+                <w:sz w:val="16"/>
+              </w:rPr>
+              <w:t>{{cm_introduction_c}}</w:t>
+            </w:r>
           </w:p>
         </w:tc>
       </w:tr>
@@ -1459,6 +1597,12 @@
                 <w:rFonts w:ascii="Times New Roman" w:eastAsia="Times New Roman" w:hAnsi="Times New Roman" w:cs="Times New Roman"/>
               </w:rPr>
             </w:pPr>
+            <w:r>
+              <w:rPr>
+                <w:sz w:val="22"/>
+              </w:rPr>
+              <w:t>{{c_introduction_d}}</w:t>
+            </w:r>
           </w:p>
         </w:tc>
         <w:tc>
@@ -1472,6 +1616,12 @@
                 <w:rFonts w:ascii="Times New Roman" w:eastAsia="Times New Roman" w:hAnsi="Times New Roman" w:cs="Times New Roman"/>
               </w:rPr>
             </w:pPr>
+            <w:r>
+              <w:rPr>
+                <w:sz w:val="22"/>
+              </w:rPr>
+              <w:t>{{n_introduction_d}}</w:t>
+            </w:r>
           </w:p>
         </w:tc>
         <w:tc>
@@ -1485,6 +1635,12 @@
                 <w:rFonts w:ascii="Times New Roman" w:eastAsia="Times New Roman" w:hAnsi="Times New Roman" w:cs="Times New Roman"/>
               </w:rPr>
             </w:pPr>
+            <w:r>
+              <w:rPr>
+                <w:sz w:val="16"/>
+              </w:rPr>
+              <w:t>{{cm_introduction_d}}</w:t>
+            </w:r>
           </w:p>
         </w:tc>
       </w:tr>
@@ -1526,6 +1682,12 @@
                 <w:rFonts w:ascii="Times New Roman" w:eastAsia="Times New Roman" w:hAnsi="Times New Roman" w:cs="Times New Roman"/>
               </w:rPr>
             </w:pPr>
+            <w:r>
+              <w:rPr>
+                <w:sz w:val="22"/>
+              </w:rPr>
+              <w:t>{{c_introduction_e}}</w:t>
+            </w:r>
           </w:p>
         </w:tc>
         <w:tc>
@@ -1539,6 +1701,12 @@
                 <w:rFonts w:ascii="Times New Roman" w:eastAsia="Times New Roman" w:hAnsi="Times New Roman" w:cs="Times New Roman"/>
               </w:rPr>
             </w:pPr>
+            <w:r>
+              <w:rPr>
+                <w:sz w:val="22"/>
+              </w:rPr>
+              <w:t>{{n_introduction_e}}</w:t>
+            </w:r>
           </w:p>
         </w:tc>
         <w:tc>
@@ -1552,6 +1720,12 @@
                 <w:rFonts w:ascii="Times New Roman" w:eastAsia="Times New Roman" w:hAnsi="Times New Roman" w:cs="Times New Roman"/>
               </w:rPr>
             </w:pPr>
+            <w:r>
+              <w:rPr>
+                <w:sz w:val="16"/>
+              </w:rPr>
+              <w:t>{{cm_introduction_e}}</w:t>
+            </w:r>
           </w:p>
         </w:tc>
       </w:tr>
@@ -1600,6 +1774,12 @@
                 <w:rFonts w:ascii="Times New Roman" w:eastAsia="Times New Roman" w:hAnsi="Times New Roman" w:cs="Times New Roman"/>
               </w:rPr>
             </w:pPr>
+            <w:r>
+              <w:rPr>
+                <w:sz w:val="22"/>
+              </w:rPr>
+              <w:t>{{c_introduction_f}}</w:t>
+            </w:r>
           </w:p>
         </w:tc>
         <w:tc>
@@ -1613,6 +1793,12 @@
                 <w:rFonts w:ascii="Times New Roman" w:eastAsia="Times New Roman" w:hAnsi="Times New Roman" w:cs="Times New Roman"/>
               </w:rPr>
             </w:pPr>
+            <w:r>
+              <w:rPr>
+                <w:sz w:val="22"/>
+              </w:rPr>
+              <w:t>{{n_introduction_f}}</w:t>
+            </w:r>
           </w:p>
         </w:tc>
         <w:tc>
@@ -1626,6 +1812,12 @@
                 <w:rFonts w:ascii="Times New Roman" w:eastAsia="Times New Roman" w:hAnsi="Times New Roman" w:cs="Times New Roman"/>
               </w:rPr>
             </w:pPr>
+            <w:r>
+              <w:rPr>
+                <w:sz w:val="16"/>
+              </w:rPr>
+              <w:t>{{cm_introduction_f}}</w:t>
+            </w:r>
           </w:p>
         </w:tc>
       </w:tr>
@@ -1779,6 +1971,12 @@
                 <w:rFonts w:ascii="Times New Roman" w:eastAsia="Times New Roman" w:hAnsi="Times New Roman" w:cs="Times New Roman"/>
               </w:rPr>
             </w:pPr>
+            <w:r>
+              <w:rPr>
+                <w:sz w:val="22"/>
+              </w:rPr>
+              <w:t>{{c_introduction_g}}</w:t>
+            </w:r>
           </w:p>
         </w:tc>
         <w:tc>
@@ -1792,6 +1990,12 @@
                 <w:rFonts w:ascii="Times New Roman" w:eastAsia="Times New Roman" w:hAnsi="Times New Roman" w:cs="Times New Roman"/>
               </w:rPr>
             </w:pPr>
+            <w:r>
+              <w:rPr>
+                <w:sz w:val="22"/>
+              </w:rPr>
+              <w:t>{{n_introduction_g}}</w:t>
+            </w:r>
           </w:p>
         </w:tc>
         <w:tc>
@@ -1805,6 +2009,12 @@
                 <w:rFonts w:ascii="Times New Roman" w:eastAsia="Times New Roman" w:hAnsi="Times New Roman" w:cs="Times New Roman"/>
               </w:rPr>
             </w:pPr>
+            <w:r>
+              <w:rPr>
+                <w:sz w:val="16"/>
+              </w:rPr>
+              <w:t>{{cm_introduction_g}}</w:t>
+            </w:r>
           </w:p>
         </w:tc>
       </w:tr>
@@ -1859,6 +2069,12 @@
                 <w:rFonts w:ascii="Times New Roman" w:eastAsia="Times New Roman" w:hAnsi="Times New Roman" w:cs="Times New Roman"/>
               </w:rPr>
             </w:pPr>
+            <w:r>
+              <w:rPr>
+                <w:sz w:val="22"/>
+              </w:rPr>
+              <w:t>{{c_introduction_i}}</w:t>
+            </w:r>
           </w:p>
         </w:tc>
         <w:tc>
@@ -1872,6 +2088,12 @@
                 <w:rFonts w:ascii="Times New Roman" w:eastAsia="Times New Roman" w:hAnsi="Times New Roman" w:cs="Times New Roman"/>
               </w:rPr>
             </w:pPr>
+            <w:r>
+              <w:rPr>
+                <w:sz w:val="22"/>
+              </w:rPr>
+              <w:t>{{n_introduction_i}}</w:t>
+            </w:r>
           </w:p>
         </w:tc>
         <w:tc>
@@ -1885,6 +2107,12 @@
                 <w:rFonts w:ascii="Times New Roman" w:eastAsia="Times New Roman" w:hAnsi="Times New Roman" w:cs="Times New Roman"/>
               </w:rPr>
             </w:pPr>
+            <w:r>
+              <w:rPr>
+                <w:sz w:val="16"/>
+              </w:rPr>
+              <w:t>{{cm_introduction_i}}</w:t>
+            </w:r>
           </w:p>
         </w:tc>
       </w:tr>
@@ -1938,6 +2166,12 @@
                 <w:rFonts w:ascii="Times New Roman" w:eastAsia="Times New Roman" w:hAnsi="Times New Roman" w:cs="Times New Roman"/>
               </w:rPr>
             </w:pPr>
+            <w:r>
+              <w:rPr>
+                <w:sz w:val="22"/>
+              </w:rPr>
+              <w:t>{{c_introduction_j}}</w:t>
+            </w:r>
           </w:p>
         </w:tc>
         <w:tc>
@@ -1951,6 +2185,12 @@
                 <w:rFonts w:ascii="Times New Roman" w:eastAsia="Times New Roman" w:hAnsi="Times New Roman" w:cs="Times New Roman"/>
               </w:rPr>
             </w:pPr>
+            <w:r>
+              <w:rPr>
+                <w:sz w:val="22"/>
+              </w:rPr>
+              <w:t>{{n_introduction_j}}</w:t>
+            </w:r>
           </w:p>
         </w:tc>
         <w:tc>
@@ -1964,6 +2204,12 @@
                 <w:rFonts w:ascii="Times New Roman" w:eastAsia="Times New Roman" w:hAnsi="Times New Roman" w:cs="Times New Roman"/>
               </w:rPr>
             </w:pPr>
+            <w:r>
+              <w:rPr>
+                <w:sz w:val="16"/>
+              </w:rPr>
+              <w:t>{{cm_introduction_j}}</w:t>
+            </w:r>
           </w:p>
         </w:tc>
       </w:tr>
@@ -2140,6 +2386,12 @@
                 <w:rFonts w:ascii="Times New Roman" w:eastAsia="Times New Roman" w:hAnsi="Times New Roman" w:cs="Times New Roman"/>
               </w:rPr>
             </w:pPr>
+            <w:r>
+              <w:rPr>
+                <w:sz w:val="22"/>
+              </w:rPr>
+              <w:t>{{c_introduction_k}}</w:t>
+            </w:r>
           </w:p>
         </w:tc>
         <w:tc>
@@ -2153,6 +2405,12 @@
                 <w:rFonts w:ascii="Times New Roman" w:eastAsia="Times New Roman" w:hAnsi="Times New Roman" w:cs="Times New Roman"/>
               </w:rPr>
             </w:pPr>
+            <w:r>
+              <w:rPr>
+                <w:sz w:val="22"/>
+              </w:rPr>
+              <w:t>{{n_introduction_k}}</w:t>
+            </w:r>
           </w:p>
         </w:tc>
         <w:tc>
@@ -2166,6 +2424,12 @@
                 <w:rFonts w:ascii="Times New Roman" w:eastAsia="Times New Roman" w:hAnsi="Times New Roman" w:cs="Times New Roman"/>
               </w:rPr>
             </w:pPr>
+            <w:r>
+              <w:rPr>
+                <w:sz w:val="16"/>
+              </w:rPr>
+              <w:t>{{cm_introduction_k}}</w:t>
+            </w:r>
           </w:p>
         </w:tc>
       </w:tr>
@@ -2222,6 +2486,12 @@
                 <w:rFonts w:ascii="Times New Roman" w:eastAsia="Times New Roman" w:hAnsi="Times New Roman" w:cs="Times New Roman"/>
               </w:rPr>
             </w:pPr>
+            <w:r>
+              <w:rPr>
+                <w:sz w:val="22"/>
+              </w:rPr>
+              <w:t>{{c_introduction_k}}</w:t>
+            </w:r>
           </w:p>
         </w:tc>
         <w:tc>
@@ -2235,6 +2505,12 @@
                 <w:rFonts w:ascii="Times New Roman" w:eastAsia="Times New Roman" w:hAnsi="Times New Roman" w:cs="Times New Roman"/>
               </w:rPr>
             </w:pPr>
+            <w:r>
+              <w:rPr>
+                <w:sz w:val="22"/>
+              </w:rPr>
+              <w:t>{{n_introduction_k}}</w:t>
+            </w:r>
           </w:p>
         </w:tc>
         <w:tc>
@@ -2302,6 +2578,12 @@
                 <w:rFonts w:ascii="Times New Roman" w:eastAsia="Times New Roman" w:hAnsi="Times New Roman" w:cs="Times New Roman"/>
               </w:rPr>
             </w:pPr>
+            <w:r>
+              <w:rPr>
+                <w:sz w:val="22"/>
+              </w:rPr>
+              <w:t>{{c_introduction_l}}</w:t>
+            </w:r>
           </w:p>
         </w:tc>
         <w:tc>
@@ -2315,6 +2597,12 @@
                 <w:rFonts w:ascii="Times New Roman" w:eastAsia="Times New Roman" w:hAnsi="Times New Roman" w:cs="Times New Roman"/>
               </w:rPr>
             </w:pPr>
+            <w:r>
+              <w:rPr>
+                <w:sz w:val="22"/>
+              </w:rPr>
+              <w:t>{{n_introduction_l}}</w:t>
+            </w:r>
           </w:p>
         </w:tc>
         <w:tc>
@@ -2328,6 +2616,12 @@
                 <w:rFonts w:ascii="Times New Roman" w:eastAsia="Times New Roman" w:hAnsi="Times New Roman" w:cs="Times New Roman"/>
               </w:rPr>
             </w:pPr>
+            <w:r>
+              <w:rPr>
+                <w:sz w:val="16"/>
+              </w:rPr>
+              <w:t>{{cm_introduction_l}}</w:t>
+            </w:r>
           </w:p>
         </w:tc>
       </w:tr>
@@ -2381,6 +2675,12 @@
                 <w:rFonts w:ascii="Times New Roman" w:eastAsia="Times New Roman" w:hAnsi="Times New Roman" w:cs="Times New Roman"/>
               </w:rPr>
             </w:pPr>
+            <w:r>
+              <w:rPr>
+                <w:sz w:val="22"/>
+              </w:rPr>
+              <w:t>{{c_introduction_m}}</w:t>
+            </w:r>
           </w:p>
         </w:tc>
         <w:tc>
@@ -2394,6 +2694,12 @@
                 <w:rFonts w:ascii="Times New Roman" w:eastAsia="Times New Roman" w:hAnsi="Times New Roman" w:cs="Times New Roman"/>
               </w:rPr>
             </w:pPr>
+            <w:r>
+              <w:rPr>
+                <w:sz w:val="22"/>
+              </w:rPr>
+              <w:t>{{n_introduction_m}}</w:t>
+            </w:r>
           </w:p>
         </w:tc>
         <w:tc>
@@ -2407,6 +2713,12 @@
                 <w:rFonts w:ascii="Times New Roman" w:eastAsia="Times New Roman" w:hAnsi="Times New Roman" w:cs="Times New Roman"/>
               </w:rPr>
             </w:pPr>
+            <w:r>
+              <w:rPr>
+                <w:sz w:val="16"/>
+              </w:rPr>
+              <w:t>{{cm_introduction_m}}</w:t>
+            </w:r>
           </w:p>
         </w:tc>
       </w:tr>
@@ -2467,6 +2779,12 @@
                 <w:rFonts w:ascii="Times New Roman" w:eastAsia="Times New Roman" w:hAnsi="Times New Roman" w:cs="Times New Roman"/>
               </w:rPr>
             </w:pPr>
+            <w:r>
+              <w:rPr>
+                <w:sz w:val="22"/>
+              </w:rPr>
+              <w:t>{{c_introduction_n}}</w:t>
+            </w:r>
           </w:p>
         </w:tc>
         <w:tc>
@@ -2480,6 +2798,12 @@
                 <w:rFonts w:ascii="Times New Roman" w:eastAsia="Times New Roman" w:hAnsi="Times New Roman" w:cs="Times New Roman"/>
               </w:rPr>
             </w:pPr>
+            <w:r>
+              <w:rPr>
+                <w:sz w:val="22"/>
+              </w:rPr>
+              <w:t>{{n_introduction_n}}</w:t>
+            </w:r>
           </w:p>
         </w:tc>
         <w:tc>
@@ -2493,6 +2817,12 @@
                 <w:rFonts w:ascii="Times New Roman" w:eastAsia="Times New Roman" w:hAnsi="Times New Roman" w:cs="Times New Roman"/>
               </w:rPr>
             </w:pPr>
+            <w:r>
+              <w:rPr>
+                <w:sz w:val="16"/>
+              </w:rPr>
+              <w:t>{{cm_introduction_n}}</w:t>
+            </w:r>
           </w:p>
         </w:tc>
       </w:tr>
@@ -2711,6 +3041,12 @@
                 <w:b/>
               </w:rPr>
             </w:pPr>
+            <w:r>
+              <w:rPr>
+                <w:sz w:val="22"/>
+              </w:rPr>
+              <w:t>{{c_introduction_q}}</w:t>
+            </w:r>
           </w:p>
         </w:tc>
         <w:tc>
@@ -2725,6 +3061,12 @@
                 <w:b/>
               </w:rPr>
             </w:pPr>
+            <w:r>
+              <w:rPr>
+                <w:sz w:val="22"/>
+              </w:rPr>
+              <w:t>{{n_introduction_q}}</w:t>
+            </w:r>
           </w:p>
         </w:tc>
         <w:tc>
@@ -2739,6 +3081,12 @@
                 <w:b/>
               </w:rPr>
             </w:pPr>
+            <w:r>
+              <w:rPr>
+                <w:sz w:val="16"/>
+              </w:rPr>
+              <w:t>{{cm_introduction_q}}</w:t>
+            </w:r>
           </w:p>
         </w:tc>
       </w:tr>
@@ -2840,6 +3188,12 @@
                 <w:b/>
               </w:rPr>
             </w:pPr>
+            <w:r>
+              <w:rPr>
+                <w:sz w:val="22"/>
+              </w:rPr>
+              <w:t>{{c_introduction_r}}</w:t>
+            </w:r>
           </w:p>
         </w:tc>
         <w:tc>
@@ -2854,6 +3208,12 @@
                 <w:b/>
               </w:rPr>
             </w:pPr>
+            <w:r>
+              <w:rPr>
+                <w:sz w:val="22"/>
+              </w:rPr>
+              <w:t>{{n_introduction_r}}</w:t>
+            </w:r>
           </w:p>
         </w:tc>
         <w:tc>
@@ -2868,6 +3228,12 @@
                 <w:b/>
               </w:rPr>
             </w:pPr>
+            <w:r>
+              <w:rPr>
+                <w:sz w:val="16"/>
+              </w:rPr>
+              <w:t>{{cm_introduction_r}}</w:t>
+            </w:r>
           </w:p>
         </w:tc>
       </w:tr>
@@ -5122,6 +5488,12 @@
                 <w:rFonts w:ascii="Times New Roman" w:eastAsia="Times New Roman" w:hAnsi="Times New Roman" w:cs="Times New Roman"/>
               </w:rPr>
             </w:pPr>
+            <w:r>
+              <w:rPr>
+                <w:sz w:val="22"/>
+              </w:rPr>
+              <w:t>{{c_3_b_p1}}</w:t>
+            </w:r>
           </w:p>
         </w:tc>
         <w:tc>
@@ -5135,6 +5507,12 @@
                 <w:rFonts w:ascii="Times New Roman" w:eastAsia="Times New Roman" w:hAnsi="Times New Roman" w:cs="Times New Roman"/>
               </w:rPr>
             </w:pPr>
+            <w:r>
+              <w:rPr>
+                <w:sz w:val="22"/>
+              </w:rPr>
+              <w:t>{{n_3_b_p1}}</w:t>
+            </w:r>
           </w:p>
         </w:tc>
         <w:tc>
@@ -5194,6 +5572,12 @@
                 <w:rFonts w:ascii="Times New Roman" w:eastAsia="Times New Roman" w:hAnsi="Times New Roman" w:cs="Times New Roman"/>
               </w:rPr>
             </w:pPr>
+            <w:r>
+              <w:rPr>
+                <w:sz w:val="22"/>
+              </w:rPr>
+              <w:t>{{c_3_b_p2}}</w:t>
+            </w:r>
           </w:p>
         </w:tc>
         <w:tc>
@@ -5207,6 +5591,12 @@
                 <w:rFonts w:ascii="Times New Roman" w:eastAsia="Times New Roman" w:hAnsi="Times New Roman" w:cs="Times New Roman"/>
               </w:rPr>
             </w:pPr>
+            <w:r>
+              <w:rPr>
+                <w:sz w:val="22"/>
+              </w:rPr>
+              <w:t>{{n_3_b_p2}}</w:t>
+            </w:r>
           </w:p>
         </w:tc>
         <w:tc>
@@ -5266,6 +5656,12 @@
                 <w:rFonts w:ascii="Times New Roman" w:eastAsia="Times New Roman" w:hAnsi="Times New Roman" w:cs="Times New Roman"/>
               </w:rPr>
             </w:pPr>
+            <w:r>
+              <w:rPr>
+                <w:sz w:val="22"/>
+              </w:rPr>
+              <w:t>{{c_3_b_p3}}</w:t>
+            </w:r>
           </w:p>
         </w:tc>
         <w:tc>
@@ -5279,6 +5675,12 @@
                 <w:rFonts w:ascii="Times New Roman" w:eastAsia="Times New Roman" w:hAnsi="Times New Roman" w:cs="Times New Roman"/>
               </w:rPr>
             </w:pPr>
+            <w:r>
+              <w:rPr>
+                <w:sz w:val="22"/>
+              </w:rPr>
+              <w:t>{{n_3_b_p3}}</w:t>
+            </w:r>
           </w:p>
         </w:tc>
         <w:tc>
@@ -5797,6 +6199,12 @@
                 <w:rFonts w:ascii="Times New Roman" w:eastAsia="Times New Roman" w:hAnsi="Times New Roman" w:cs="Times New Roman"/>
               </w:rPr>
             </w:pPr>
+            <w:r>
+              <w:rPr>
+                <w:sz w:val="22"/>
+              </w:rPr>
+              <w:t>{{c_4_a_p1}}</w:t>
+            </w:r>
           </w:p>
         </w:tc>
         <w:tc>
@@ -5810,6 +6218,12 @@
                 <w:rFonts w:ascii="Times New Roman" w:eastAsia="Times New Roman" w:hAnsi="Times New Roman" w:cs="Times New Roman"/>
               </w:rPr>
             </w:pPr>
+            <w:r>
+              <w:rPr>
+                <w:sz w:val="22"/>
+              </w:rPr>
+              <w:t>{{n_4_a_p1}}</w:t>
+            </w:r>
           </w:p>
         </w:tc>
         <w:tc>
@@ -5868,6 +6282,12 @@
                 <w:rFonts w:ascii="Times New Roman" w:eastAsia="Times New Roman" w:hAnsi="Times New Roman" w:cs="Times New Roman"/>
               </w:rPr>
             </w:pPr>
+            <w:r>
+              <w:rPr>
+                <w:sz w:val="22"/>
+              </w:rPr>
+              <w:t>{{c_4_a_p2}}</w:t>
+            </w:r>
           </w:p>
         </w:tc>
         <w:tc>
@@ -5881,6 +6301,12 @@
                 <w:rFonts w:ascii="Times New Roman" w:eastAsia="Times New Roman" w:hAnsi="Times New Roman" w:cs="Times New Roman"/>
               </w:rPr>
             </w:pPr>
+            <w:r>
+              <w:rPr>
+                <w:sz w:val="22"/>
+              </w:rPr>
+              <w:t>{{n_4_a_p2}}</w:t>
+            </w:r>
           </w:p>
         </w:tc>
         <w:tc>
@@ -5939,6 +6365,12 @@
                 <w:rFonts w:ascii="Times New Roman" w:eastAsia="Times New Roman" w:hAnsi="Times New Roman" w:cs="Times New Roman"/>
               </w:rPr>
             </w:pPr>
+            <w:r>
+              <w:rPr>
+                <w:sz w:val="22"/>
+              </w:rPr>
+              <w:t>{{c_4_a_p3}}</w:t>
+            </w:r>
           </w:p>
         </w:tc>
         <w:tc>
@@ -5952,6 +6384,12 @@
                 <w:rFonts w:ascii="Times New Roman" w:eastAsia="Times New Roman" w:hAnsi="Times New Roman" w:cs="Times New Roman"/>
               </w:rPr>
             </w:pPr>
+            <w:r>
+              <w:rPr>
+                <w:sz w:val="22"/>
+              </w:rPr>
+              <w:t>{{n_4_a_p3}}</w:t>
+            </w:r>
           </w:p>
         </w:tc>
         <w:tc>
@@ -6140,6 +6578,12 @@
                 <w:rFonts w:ascii="Times New Roman" w:eastAsia="Times New Roman" w:hAnsi="Times New Roman" w:cs="Times New Roman"/>
               </w:rPr>
             </w:pPr>
+            <w:r>
+              <w:rPr>
+                <w:sz w:val="22"/>
+              </w:rPr>
+              <w:t>{{c_4_a_p4}}</w:t>
+            </w:r>
           </w:p>
         </w:tc>
         <w:tc>
@@ -6153,6 +6597,12 @@
                 <w:rFonts w:ascii="Times New Roman" w:eastAsia="Times New Roman" w:hAnsi="Times New Roman" w:cs="Times New Roman"/>
               </w:rPr>
             </w:pPr>
+            <w:r>
+              <w:rPr>
+                <w:sz w:val="22"/>
+              </w:rPr>
+              <w:t>{{n_4_a_p4}}</w:t>
+            </w:r>
           </w:p>
         </w:tc>
         <w:tc>
@@ -6524,6 +6974,12 @@
                 <w:rFonts w:ascii="Times New Roman" w:eastAsia="Times New Roman" w:hAnsi="Times New Roman" w:cs="Times New Roman"/>
               </w:rPr>
             </w:pPr>
+            <w:r>
+              <w:rPr>
+                <w:sz w:val="22"/>
+              </w:rPr>
+              <w:t>{{c_4_b_p1}}</w:t>
+            </w:r>
           </w:p>
         </w:tc>
         <w:tc>
@@ -6537,6 +6993,12 @@
                 <w:rFonts w:ascii="Times New Roman" w:eastAsia="Times New Roman" w:hAnsi="Times New Roman" w:cs="Times New Roman"/>
               </w:rPr>
             </w:pPr>
+            <w:r>
+              <w:rPr>
+                <w:sz w:val="22"/>
+              </w:rPr>
+              <w:t>{{n_4_b_p1}}</w:t>
+            </w:r>
           </w:p>
         </w:tc>
         <w:tc>
@@ -6595,6 +7057,12 @@
                 <w:rFonts w:ascii="Times New Roman" w:eastAsia="Times New Roman" w:hAnsi="Times New Roman" w:cs="Times New Roman"/>
               </w:rPr>
             </w:pPr>
+            <w:r>
+              <w:rPr>
+                <w:sz w:val="22"/>
+              </w:rPr>
+              <w:t>{{c_4_b_p2}}</w:t>
+            </w:r>
           </w:p>
         </w:tc>
         <w:tc>
@@ -6608,6 +7076,12 @@
                 <w:rFonts w:ascii="Times New Roman" w:eastAsia="Times New Roman" w:hAnsi="Times New Roman" w:cs="Times New Roman"/>
               </w:rPr>
             </w:pPr>
+            <w:r>
+              <w:rPr>
+                <w:sz w:val="22"/>
+              </w:rPr>
+              <w:t>{{n_4_b_p2}}</w:t>
+            </w:r>
           </w:p>
         </w:tc>
         <w:tc>
@@ -6666,6 +7140,12 @@
                 <w:rFonts w:ascii="Times New Roman" w:eastAsia="Times New Roman" w:hAnsi="Times New Roman" w:cs="Times New Roman"/>
               </w:rPr>
             </w:pPr>
+            <w:r>
+              <w:rPr>
+                <w:sz w:val="22"/>
+              </w:rPr>
+              <w:t>{{c_4_b_p3}}</w:t>
+            </w:r>
           </w:p>
         </w:tc>
         <w:tc>
@@ -6679,6 +7159,12 @@
                 <w:rFonts w:ascii="Times New Roman" w:eastAsia="Times New Roman" w:hAnsi="Times New Roman" w:cs="Times New Roman"/>
               </w:rPr>
             </w:pPr>
+            <w:r>
+              <w:rPr>
+                <w:sz w:val="22"/>
+              </w:rPr>
+              <w:t>{{n_4_b_p3}}</w:t>
+            </w:r>
           </w:p>
         </w:tc>
         <w:tc>
@@ -6737,6 +7223,12 @@
                 <w:rFonts w:ascii="Times New Roman" w:eastAsia="Times New Roman" w:hAnsi="Times New Roman" w:cs="Times New Roman"/>
               </w:rPr>
             </w:pPr>
+            <w:r>
+              <w:rPr>
+                <w:sz w:val="22"/>
+              </w:rPr>
+              <w:t>{{c_4_b_p4}}</w:t>
+            </w:r>
           </w:p>
         </w:tc>
         <w:tc>
@@ -6750,6 +7242,12 @@
                 <w:rFonts w:ascii="Times New Roman" w:eastAsia="Times New Roman" w:hAnsi="Times New Roman" w:cs="Times New Roman"/>
               </w:rPr>
             </w:pPr>
+            <w:r>
+              <w:rPr>
+                <w:sz w:val="22"/>
+              </w:rPr>
+              <w:t>{{n_4_b_p4}}</w:t>
+            </w:r>
           </w:p>
         </w:tc>
         <w:tc>
@@ -6944,6 +7442,12 @@
                 <w:rFonts w:ascii="Times New Roman" w:eastAsia="Times New Roman" w:hAnsi="Times New Roman" w:cs="Times New Roman"/>
               </w:rPr>
             </w:pPr>
+            <w:r>
+              <w:rPr>
+                <w:sz w:val="22"/>
+              </w:rPr>
+              <w:t>{{c_4_c_p1}}</w:t>
+            </w:r>
           </w:p>
         </w:tc>
         <w:tc>
@@ -6957,6 +7461,12 @@
                 <w:rFonts w:ascii="Times New Roman" w:eastAsia="Times New Roman" w:hAnsi="Times New Roman" w:cs="Times New Roman"/>
               </w:rPr>
             </w:pPr>
+            <w:r>
+              <w:rPr>
+                <w:sz w:val="22"/>
+              </w:rPr>
+              <w:t>{{n_4_c_p1}}</w:t>
+            </w:r>
           </w:p>
         </w:tc>
         <w:tc>
@@ -7026,6 +7536,12 @@
                 <w:rFonts w:ascii="Times New Roman" w:eastAsia="Times New Roman" w:hAnsi="Times New Roman" w:cs="Times New Roman"/>
               </w:rPr>
             </w:pPr>
+            <w:r>
+              <w:rPr>
+                <w:sz w:val="22"/>
+              </w:rPr>
+              <w:t>{{c_4_c_p2}}</w:t>
+            </w:r>
           </w:p>
         </w:tc>
         <w:tc>
@@ -7039,6 +7555,12 @@
                 <w:rFonts w:ascii="Times New Roman" w:eastAsia="Times New Roman" w:hAnsi="Times New Roman" w:cs="Times New Roman"/>
               </w:rPr>
             </w:pPr>
+            <w:r>
+              <w:rPr>
+                <w:sz w:val="22"/>
+              </w:rPr>
+              <w:t>{{n_4_c_p2}}</w:t>
+            </w:r>
           </w:p>
         </w:tc>
         <w:tc>
@@ -8027,6 +8549,12 @@
                 <w:rFonts w:ascii="Times New Roman" w:eastAsia="Times New Roman" w:hAnsi="Times New Roman" w:cs="Times New Roman"/>
               </w:rPr>
             </w:pPr>
+            <w:r>
+              <w:rPr>
+                <w:sz w:val="22"/>
+              </w:rPr>
+              <w:t>{{c_6_a_p1}}</w:t>
+            </w:r>
           </w:p>
         </w:tc>
         <w:tc>
@@ -8040,6 +8568,12 @@
                 <w:rFonts w:ascii="Times New Roman" w:eastAsia="Times New Roman" w:hAnsi="Times New Roman" w:cs="Times New Roman"/>
               </w:rPr>
             </w:pPr>
+            <w:r>
+              <w:rPr>
+                <w:sz w:val="22"/>
+              </w:rPr>
+              <w:t>{{n_6_a_p1}}</w:t>
+            </w:r>
           </w:p>
         </w:tc>
         <w:tc>
@@ -8527,6 +9061,12 @@
                 <w:rFonts w:ascii="Times New Roman" w:eastAsia="Times New Roman" w:hAnsi="Times New Roman" w:cs="Times New Roman"/>
               </w:rPr>
             </w:pPr>
+            <w:r>
+              <w:rPr>
+                <w:sz w:val="22"/>
+              </w:rPr>
+              <w:t>{{c_7_b_p1}}</w:t>
+            </w:r>
           </w:p>
         </w:tc>
         <w:tc>
@@ -8540,6 +9080,12 @@
                 <w:rFonts w:ascii="Times New Roman" w:eastAsia="Times New Roman" w:hAnsi="Times New Roman" w:cs="Times New Roman"/>
               </w:rPr>
             </w:pPr>
+            <w:r>
+              <w:rPr>
+                <w:sz w:val="22"/>
+              </w:rPr>
+              <w:t>{{n_7_b_p1}}</w:t>
+            </w:r>
           </w:p>
         </w:tc>
         <w:tc>
@@ -8595,6 +9141,12 @@
                 <w:rFonts w:ascii="Times New Roman" w:eastAsia="Times New Roman" w:hAnsi="Times New Roman" w:cs="Times New Roman"/>
               </w:rPr>
             </w:pPr>
+            <w:r>
+              <w:rPr>
+                <w:sz w:val="22"/>
+              </w:rPr>
+              <w:t>{{c_7_b_p2}}</w:t>
+            </w:r>
           </w:p>
         </w:tc>
         <w:tc>
@@ -8608,6 +9160,12 @@
                 <w:rFonts w:ascii="Times New Roman" w:eastAsia="Times New Roman" w:hAnsi="Times New Roman" w:cs="Times New Roman"/>
               </w:rPr>
             </w:pPr>
+            <w:r>
+              <w:rPr>
+                <w:sz w:val="22"/>
+              </w:rPr>
+              <w:t>{{n_7_b_p2}}</w:t>
+            </w:r>
           </w:p>
         </w:tc>
         <w:tc>
@@ -9680,6 +10238,12 @@
                 <w:rFonts w:ascii="Times New Roman" w:eastAsia="Times New Roman" w:hAnsi="Times New Roman" w:cs="Times New Roman"/>
               </w:rPr>
             </w:pPr>
+            <w:r>
+              <w:rPr>
+                <w:sz w:val="22"/>
+              </w:rPr>
+              <w:t>{{c_8_a_p1}}</w:t>
+            </w:r>
           </w:p>
         </w:tc>
         <w:tc>
@@ -9693,6 +10257,12 @@
                 <w:rFonts w:ascii="Times New Roman" w:eastAsia="Times New Roman" w:hAnsi="Times New Roman" w:cs="Times New Roman"/>
               </w:rPr>
             </w:pPr>
+            <w:r>
+              <w:rPr>
+                <w:sz w:val="22"/>
+              </w:rPr>
+              <w:t>{{n_8_a_p1}}</w:t>
+            </w:r>
           </w:p>
         </w:tc>
         <w:tc>
@@ -9860,6 +10430,12 @@
                 <w:rFonts w:ascii="Times New Roman" w:eastAsia="Times New Roman" w:hAnsi="Times New Roman" w:cs="Times New Roman"/>
               </w:rPr>
             </w:pPr>
+            <w:r>
+              <w:rPr>
+                <w:sz w:val="22"/>
+              </w:rPr>
+              <w:t>{{c_8_b_p1}}</w:t>
+            </w:r>
           </w:p>
         </w:tc>
         <w:tc>
@@ -9873,6 +10449,12 @@
                 <w:rFonts w:ascii="Times New Roman" w:eastAsia="Times New Roman" w:hAnsi="Times New Roman" w:cs="Times New Roman"/>
               </w:rPr>
             </w:pPr>
+            <w:r>
+              <w:rPr>
+                <w:sz w:val="22"/>
+              </w:rPr>
+              <w:t>{{n_8_b_p1}}</w:t>
+            </w:r>
           </w:p>
         </w:tc>
         <w:tc>
@@ -12435,6 +13017,12 @@
                 <w:bCs/>
               </w:rPr>
             </w:pPr>
+            <w:r>
+              <w:rPr>
+                <w:sz w:val="22"/>
+              </w:rPr>
+              <w:t>{{c_12_b_p1}}</w:t>
+            </w:r>
           </w:p>
         </w:tc>
         <w:tc>
@@ -12449,6 +13037,12 @@
                 <w:bCs/>
               </w:rPr>
             </w:pPr>
+            <w:r>
+              <w:rPr>
+                <w:sz w:val="22"/>
+              </w:rPr>
+              <w:t>{{n_12_b_p1}}</w:t>
+            </w:r>
           </w:p>
         </w:tc>
         <w:tc>
@@ -12525,6 +13119,12 @@
                 <w:bCs/>
               </w:rPr>
             </w:pPr>
+            <w:r>
+              <w:rPr>
+                <w:sz w:val="22"/>
+              </w:rPr>
+              <w:t>{{c_12_b_p2}}</w:t>
+            </w:r>
           </w:p>
         </w:tc>
         <w:tc>
@@ -12539,6 +13139,12 @@
                 <w:bCs/>
               </w:rPr>
             </w:pPr>
+            <w:r>
+              <w:rPr>
+                <w:sz w:val="22"/>
+              </w:rPr>
+              <w:t>{{n_12_b_p2}}</w:t>
+            </w:r>
           </w:p>
         </w:tc>
         <w:tc>
@@ -16168,6 +16774,12 @@
                 <w:bCs/>
               </w:rPr>
             </w:pPr>
+            <w:r>
+              <w:rPr>
+                <w:sz w:val="22"/>
+              </w:rPr>
+              <w:t>{{c_16_c_p1}}</w:t>
+            </w:r>
           </w:p>
         </w:tc>
         <w:tc>
@@ -16182,6 +16794,12 @@
                 <w:bCs/>
               </w:rPr>
             </w:pPr>
+            <w:r>
+              <w:rPr>
+                <w:sz w:val="22"/>
+              </w:rPr>
+              <w:t>{{n_16_c_p1}}</w:t>
+            </w:r>
           </w:p>
         </w:tc>
         <w:tc>
@@ -16592,6 +17210,12 @@
                 <w:bCs/>
               </w:rPr>
             </w:pPr>
+            <w:r>
+              <w:rPr>
+                <w:sz w:val="22"/>
+              </w:rPr>
+              <w:t>{{c_16_f_p1}}</w:t>
+            </w:r>
           </w:p>
         </w:tc>
         <w:tc>
@@ -16606,6 +17230,12 @@
                 <w:bCs/>
               </w:rPr>
             </w:pPr>
+            <w:r>
+              <w:rPr>
+                <w:sz w:val="22"/>
+              </w:rPr>
+              <w:t>{{n_16_f_p1}}</w:t>
+            </w:r>
           </w:p>
         </w:tc>
         <w:tc>
@@ -16684,6 +17314,12 @@
                 <w:bCs/>
               </w:rPr>
             </w:pPr>
+            <w:r>
+              <w:rPr>
+                <w:sz w:val="22"/>
+              </w:rPr>
+              <w:t>{{c_16_f_p2}}</w:t>
+            </w:r>
           </w:p>
         </w:tc>
         <w:tc>
@@ -16698,6 +17334,12 @@
                 <w:bCs/>
               </w:rPr>
             </w:pPr>
+            <w:r>
+              <w:rPr>
+                <w:sz w:val="22"/>
+              </w:rPr>
+              <w:t>{{n_16_f_p2}}</w:t>
+            </w:r>
           </w:p>
         </w:tc>
         <w:tc>
@@ -21205,6 +21847,12 @@
                 <w:bCs/>
               </w:rPr>
             </w:pPr>
+            <w:r>
+              <w:rPr>
+                <w:sz w:val="22"/>
+              </w:rPr>
+              <w:t>{{c_21_h_p1}}</w:t>
+            </w:r>
           </w:p>
         </w:tc>
         <w:tc>
@@ -21219,6 +21867,12 @@
                 <w:bCs/>
               </w:rPr>
             </w:pPr>
+            <w:r>
+              <w:rPr>
+                <w:sz w:val="22"/>
+              </w:rPr>
+              <w:t>{{n_21_h_p1}}</w:t>
+            </w:r>
           </w:p>
         </w:tc>
         <w:tc>
@@ -21279,6 +21933,12 @@
                 <w:bCs/>
               </w:rPr>
             </w:pPr>
+            <w:r>
+              <w:rPr>
+                <w:sz w:val="22"/>
+              </w:rPr>
+              <w:t>{{c_21_h_p2}}</w:t>
+            </w:r>
           </w:p>
         </w:tc>
         <w:tc>
@@ -21293,6 +21953,12 @@
                 <w:bCs/>
               </w:rPr>
             </w:pPr>
+            <w:r>
+              <w:rPr>
+                <w:sz w:val="22"/>
+              </w:rPr>
+              <w:t>{{n_21_h_p2}}</w:t>
+            </w:r>
           </w:p>
         </w:tc>
         <w:tc>
@@ -21353,6 +22019,12 @@
                 <w:bCs/>
               </w:rPr>
             </w:pPr>
+            <w:r>
+              <w:rPr>
+                <w:sz w:val="22"/>
+              </w:rPr>
+              <w:t>{{c_21_h_p3}}</w:t>
+            </w:r>
           </w:p>
         </w:tc>
         <w:tc>
@@ -21367,6 +22039,12 @@
                 <w:bCs/>
               </w:rPr>
             </w:pPr>
+            <w:r>
+              <w:rPr>
+                <w:sz w:val="22"/>
+              </w:rPr>
+              <w:t>{{n_21_h_p3}}</w:t>
+            </w:r>
           </w:p>
         </w:tc>
         <w:tc>

--- a/CSHSE/server/src/assets/reader-report-templates/baccalaureate.docx
+++ b/CSHSE/server/src/assets/reader-report-templates/baccalaureate.docx
@@ -744,7 +744,7 @@
               <w:rPr>
                 <w:sz w:val="22"/>
               </w:rPr>
-              <w:t>{{c_introduction_a}}</w:t>
+              <w:t>{{c_intro_a_p4}}</w:t>
             </w:r>
           </w:p>
         </w:tc>
@@ -763,7 +763,7 @@
               <w:rPr>
                 <w:sz w:val="22"/>
               </w:rPr>
-              <w:t>{{n_introduction_a}}</w:t>
+              <w:t>{{n_intro_a_p4}}</w:t>
             </w:r>
           </w:p>
         </w:tc>
@@ -778,12 +778,6 @@
                 <w:rFonts w:ascii="Times New Roman" w:eastAsia="Times New Roman" w:hAnsi="Times New Roman" w:cs="Times New Roman"/>
               </w:rPr>
             </w:pPr>
-            <w:r>
-              <w:rPr>
-                <w:sz w:val="16"/>
-              </w:rPr>
-              <w:t>{{cm_introduction_a}}</w:t>
-            </w:r>
           </w:p>
         </w:tc>
       </w:tr>
@@ -830,7 +824,7 @@
               <w:rPr>
                 <w:sz w:val="22"/>
               </w:rPr>
-              <w:t>{{c_intro_a_p4}}</w:t>
+              <w:t>{{c_intro_a_p5}}</w:t>
             </w:r>
           </w:p>
         </w:tc>
@@ -849,7 +843,7 @@
               <w:rPr>
                 <w:sz w:val="22"/>
               </w:rPr>
-              <w:t>{{n_intro_a_p4}}</w:t>
+              <w:t>{{n_intro_a_p5}}</w:t>
             </w:r>
           </w:p>
         </w:tc>
@@ -905,7 +899,7 @@
               <w:rPr>
                 <w:sz w:val="22"/>
               </w:rPr>
-              <w:t>{{c_intro_a_p5}}</w:t>
+              <w:t>{{c_intro_a_p6}}</w:t>
             </w:r>
           </w:p>
         </w:tc>
@@ -924,7 +918,7 @@
               <w:rPr>
                 <w:sz w:val="22"/>
               </w:rPr>
-              <w:t>{{n_intro_a_p5}}</w:t>
+              <w:t>{{n_intro_a_p6}}</w:t>
             </w:r>
           </w:p>
         </w:tc>
@@ -1156,6 +1150,12 @@
                 <w:rFonts w:ascii="Times New Roman" w:eastAsia="Times New Roman" w:hAnsi="Times New Roman" w:cs="Times New Roman"/>
               </w:rPr>
             </w:pPr>
+            <w:r>
+              <w:rPr>
+                <w:sz w:val="16"/>
+              </w:rPr>
+              <w:t>{{cm_introduction_a}}</w:t>
+            </w:r>
           </w:p>
         </w:tc>
       </w:tr>
